--- a/doc/Báo cáo thực hành_Tuần_6_202516919.docx
+++ b/doc/Báo cáo thực hành_Tuần_6_202516919.docx
@@ -9213,7 +9213,2043 @@
         </w:drawing>
       </w:r>
     </w:p>
+    <w:p>
+      <w:pPr>
+        <w:spacing w:before="100" w:beforeAutospacing="1" w:after="100" w:afterAutospacing="1" w:line="240" w:lineRule="auto"/>
+        <w:outlineLvl w:val="1"/>
+        <w:rPr>
+          <w:rFonts w:ascii="Times New Roman" w:eastAsia="Times New Roman" w:hAnsi="Times New Roman" w:cs="Times New Roman"/>
+          <w:b/>
+          <w:bCs/>
+          <w:kern w:val="0"/>
+          <w:sz w:val="36"/>
+          <w:szCs w:val="36"/>
+          <w14:ligatures w14:val="none"/>
+        </w:rPr>
+      </w:pPr>
+      <w:r>
+        <w:rPr>
+          <w:rFonts w:ascii="Times New Roman" w:eastAsia="Times New Roman" w:hAnsi="Times New Roman" w:cs="Times New Roman"/>
+          <w:b/>
+          <w:bCs/>
+          <w:kern w:val="0"/>
+          <w:sz w:val="36"/>
+          <w:szCs w:val="36"/>
+          <w14:ligatures w14:val="none"/>
+        </w:rPr>
+        <w:lastRenderedPageBreak/>
+        <w:t>BÁO CÁO BÀI THỰC HÀNH 14</w:t>
+      </w:r>
+    </w:p>
+    <w:p>
+      <w:pPr>
+        <w:spacing w:before="100" w:beforeAutospacing="1" w:after="100" w:afterAutospacing="1" w:line="240" w:lineRule="auto"/>
+        <w:rPr>
+          <w:rFonts w:ascii="Times New Roman" w:eastAsia="Times New Roman" w:hAnsi="Times New Roman" w:cs="Times New Roman"/>
+          <w:kern w:val="0"/>
+          <w14:ligatures w14:val="none"/>
+        </w:rPr>
+      </w:pPr>
+      <w:r>
+        <w:rPr>
+          <w:rFonts w:ascii="Times New Roman" w:eastAsia="Times New Roman" w:hAnsi="Times New Roman" w:cs="Times New Roman"/>
+          <w:b/>
+          <w:bCs/>
+          <w:kern w:val="0"/>
+          <w14:ligatures w14:val="none"/>
+        </w:rPr>
+        <w:t>Ngày thực hành:</w:t>
+      </w:r>
+      <w:r>
+        <w:rPr>
+          <w:rFonts w:ascii="Times New Roman" w:eastAsia="Times New Roman" w:hAnsi="Times New Roman" w:cs="Times New Roman"/>
+          <w:kern w:val="0"/>
+          <w14:ligatures w14:val="none"/>
+        </w:rPr>
+        <w:t xml:space="preserve"> 21/4/2026</w:t>
+      </w:r>
+    </w:p>
+    <w:p>
+      <w:pPr>
+        <w:spacing w:before="100" w:beforeAutospacing="1" w:after="100" w:afterAutospacing="1" w:line="240" w:lineRule="auto"/>
+        <w:outlineLvl w:val="2"/>
+        <w:rPr>
+          <w:rFonts w:ascii="Times New Roman" w:eastAsia="Times New Roman" w:hAnsi="Times New Roman" w:cs="Times New Roman"/>
+          <w:b/>
+          <w:bCs/>
+          <w:kern w:val="0"/>
+          <w:sz w:val="27"/>
+          <w:szCs w:val="27"/>
+          <w14:ligatures w14:val="none"/>
+        </w:rPr>
+      </w:pPr>
+      <w:r>
+        <w:rPr>
+          <w:rFonts w:ascii="Times New Roman" w:eastAsia="Times New Roman" w:hAnsi="Times New Roman" w:cs="Times New Roman"/>
+          <w:b/>
+          <w:bCs/>
+          <w:kern w:val="0"/>
+          <w:sz w:val="27"/>
+          <w:szCs w:val="27"/>
+          <w14:ligatures w14:val="none"/>
+        </w:rPr>
+        <w:t>1. Yêu cầu đề bài</w:t>
+      </w:r>
+    </w:p>
+    <w:p>
+      <w:pPr>
+        <w:numPr>
+          <w:ilvl w:val="0"/>
+          <w:numId w:val="48"/>
+        </w:numPr>
+        <w:spacing w:before="100" w:beforeAutospacing="1" w:after="100" w:afterAutospacing="1" w:line="240" w:lineRule="auto"/>
+        <w:rPr>
+          <w:rFonts w:ascii="Times New Roman" w:eastAsia="Times New Roman" w:hAnsi="Times New Roman" w:cs="Times New Roman"/>
+          <w:kern w:val="0"/>
+          <w14:ligatures w14:val="none"/>
+        </w:rPr>
+      </w:pPr>
+      <w:r>
+        <w:rPr>
+          <w:rFonts w:ascii="Times New Roman" w:eastAsia="Times New Roman" w:hAnsi="Times New Roman" w:cs="Times New Roman"/>
+          <w:kern w:val="0"/>
+          <w14:ligatures w14:val="none"/>
+        </w:rPr>
+        <w:t>Nhập số mét khối nước sạch, tính tổng tiền cần thanh toán.</w:t>
+      </w:r>
+    </w:p>
+    <w:p>
+      <w:pPr>
+        <w:numPr>
+          <w:ilvl w:val="0"/>
+          <w:numId w:val="48"/>
+        </w:numPr>
+        <w:spacing w:before="100" w:beforeAutospacing="1" w:after="100" w:afterAutospacing="1" w:line="240" w:lineRule="auto"/>
+        <w:rPr>
+          <w:rFonts w:ascii="Times New Roman" w:eastAsia="Times New Roman" w:hAnsi="Times New Roman" w:cs="Times New Roman"/>
+          <w:kern w:val="0"/>
+          <w14:ligatures w14:val="none"/>
+        </w:rPr>
+      </w:pPr>
+      <w:r>
+        <w:rPr>
+          <w:rFonts w:ascii="Times New Roman" w:eastAsia="Times New Roman" w:hAnsi="Times New Roman" w:cs="Times New Roman"/>
+          <w:kern w:val="0"/>
+          <w14:ligatures w14:val="none"/>
+        </w:rPr>
+        <w:t>Áp dụng biểu giá 4 bậc thang, thuế VAT 5% và phí bảo vệ môi trường 10% tính trên giá gốc.</w:t>
+      </w:r>
+    </w:p>
+    <w:p>
+      <w:pPr>
+        <w:spacing w:before="100" w:beforeAutospacing="1" w:after="100" w:afterAutospacing="1" w:line="240" w:lineRule="auto"/>
+        <w:outlineLvl w:val="2"/>
+        <w:rPr>
+          <w:rFonts w:ascii="Times New Roman" w:eastAsia="Times New Roman" w:hAnsi="Times New Roman" w:cs="Times New Roman"/>
+          <w:b/>
+          <w:bCs/>
+          <w:kern w:val="0"/>
+          <w:sz w:val="27"/>
+          <w:szCs w:val="27"/>
+          <w14:ligatures w14:val="none"/>
+        </w:rPr>
+      </w:pPr>
+      <w:r>
+        <w:rPr>
+          <w:rFonts w:ascii="Times New Roman" w:eastAsia="Times New Roman" w:hAnsi="Times New Roman" w:cs="Times New Roman"/>
+          <w:b/>
+          <w:bCs/>
+          <w:kern w:val="0"/>
+          <w:sz w:val="27"/>
+          <w:szCs w:val="27"/>
+          <w14:ligatures w14:val="none"/>
+        </w:rPr>
+        <w:t>2. Dữ liệu vào/ra</w:t>
+      </w:r>
+    </w:p>
+    <w:p>
+      <w:pPr>
+        <w:spacing w:before="100" w:beforeAutospacing="1" w:after="100" w:afterAutospacing="1" w:line="240" w:lineRule="auto"/>
+        <w:rPr>
+          <w:rFonts w:ascii="Times New Roman" w:eastAsia="Times New Roman" w:hAnsi="Times New Roman" w:cs="Times New Roman"/>
+          <w:kern w:val="0"/>
+          <w14:ligatures w14:val="none"/>
+        </w:rPr>
+      </w:pPr>
+      <w:r>
+        <w:rPr>
+          <w:rFonts w:ascii="Times New Roman" w:eastAsia="Times New Roman" w:hAnsi="Times New Roman" w:cs="Times New Roman"/>
+          <w:b/>
+          <w:bCs/>
+          <w:kern w:val="0"/>
+          <w14:ligatures w14:val="none"/>
+        </w:rPr>
+        <w:t>Dữ liệu vào:</w:t>
+      </w:r>
+      <w:r>
+        <w:rPr>
+          <w:rFonts w:ascii="Times New Roman" w:eastAsia="Times New Roman" w:hAnsi="Times New Roman" w:cs="Times New Roman"/>
+          <w:kern w:val="0"/>
+          <w14:ligatures w14:val="none"/>
+        </w:rPr>
+        <w:t xml:space="preserve"> Một số nguyên biểu diễn số m³ nước tiêu thụ.</w:t>
+      </w:r>
+    </w:p>
+    <w:p>
+      <w:pPr>
+        <w:spacing w:before="100" w:beforeAutospacing="1" w:after="100" w:afterAutospacing="1" w:line="240" w:lineRule="auto"/>
+        <w:rPr>
+          <w:rFonts w:ascii="Times New Roman" w:eastAsia="Times New Roman" w:hAnsi="Times New Roman" w:cs="Times New Roman"/>
+          <w:kern w:val="0"/>
+          <w14:ligatures w14:val="none"/>
+        </w:rPr>
+      </w:pPr>
+      <w:r>
+        <w:rPr>
+          <w:rFonts w:ascii="Times New Roman" w:eastAsia="Times New Roman" w:hAnsi="Times New Roman" w:cs="Times New Roman"/>
+          <w:b/>
+          <w:bCs/>
+          <w:kern w:val="0"/>
+          <w14:ligatures w14:val="none"/>
+        </w:rPr>
+        <w:t>Dữ liệu ra:</w:t>
+      </w:r>
+      <w:r>
+        <w:rPr>
+          <w:rFonts w:ascii="Times New Roman" w:eastAsia="Times New Roman" w:hAnsi="Times New Roman" w:cs="Times New Roman"/>
+          <w:kern w:val="0"/>
+          <w14:ligatures w14:val="none"/>
+        </w:rPr>
+        <w:t xml:space="preserve"> Một số nguyên biểu diễn tổng tiền cần thanh toán.</w:t>
+      </w:r>
+    </w:p>
+    <w:p>
+      <w:pPr>
+        <w:spacing w:before="100" w:beforeAutospacing="1" w:after="100" w:afterAutospacing="1" w:line="240" w:lineRule="auto"/>
+        <w:outlineLvl w:val="2"/>
+        <w:rPr>
+          <w:rFonts w:ascii="Times New Roman" w:eastAsia="Times New Roman" w:hAnsi="Times New Roman" w:cs="Times New Roman"/>
+          <w:b/>
+          <w:bCs/>
+          <w:kern w:val="0"/>
+          <w:sz w:val="27"/>
+          <w:szCs w:val="27"/>
+          <w14:ligatures w14:val="none"/>
+        </w:rPr>
+      </w:pPr>
+      <w:r>
+        <w:rPr>
+          <w:rFonts w:ascii="Times New Roman" w:eastAsia="Times New Roman" w:hAnsi="Times New Roman" w:cs="Times New Roman"/>
+          <w:b/>
+          <w:bCs/>
+          <w:kern w:val="0"/>
+          <w:sz w:val="27"/>
+          <w:szCs w:val="27"/>
+          <w14:ligatures w14:val="none"/>
+        </w:rPr>
+        <w:t>3. Các bước thực hiện</w:t>
+      </w:r>
+    </w:p>
+    <w:p>
+      <w:pPr>
+        <w:spacing w:before="100" w:beforeAutospacing="1" w:after="100" w:afterAutospacing="1" w:line="240" w:lineRule="auto"/>
+        <w:rPr>
+          <w:rFonts w:ascii="Times New Roman" w:eastAsia="Times New Roman" w:hAnsi="Times New Roman" w:cs="Times New Roman"/>
+          <w:kern w:val="0"/>
+          <w14:ligatures w14:val="none"/>
+        </w:rPr>
+      </w:pPr>
+      <w:r>
+        <w:rPr>
+          <w:rFonts w:ascii="Times New Roman" w:eastAsia="Times New Roman" w:hAnsi="Times New Roman" w:cs="Times New Roman"/>
+          <w:kern w:val="0"/>
+          <w14:ligatures w14:val="none"/>
+        </w:rPr>
+        <w:t>Tính tiền nước theo từng bậc lũy tiến:</w:t>
+      </w:r>
+    </w:p>
+    <w:p>
+      <w:pPr>
+        <w:numPr>
+          <w:ilvl w:val="0"/>
+          <w:numId w:val="49"/>
+        </w:numPr>
+        <w:spacing w:before="100" w:beforeAutospacing="1" w:after="100" w:afterAutospacing="1" w:line="240" w:lineRule="auto"/>
+        <w:rPr>
+          <w:rFonts w:ascii="Times New Roman" w:eastAsia="Times New Roman" w:hAnsi="Times New Roman" w:cs="Times New Roman"/>
+          <w:kern w:val="0"/>
+          <w14:ligatures w14:val="none"/>
+        </w:rPr>
+      </w:pPr>
+      <w:r>
+        <w:rPr>
+          <w:rFonts w:ascii="Times New Roman" w:eastAsia="Times New Roman" w:hAnsi="Times New Roman" w:cs="Times New Roman"/>
+          <w:kern w:val="0"/>
+          <w14:ligatures w14:val="none"/>
+        </w:rPr>
+        <w:t>Bậc 1: 10m³ đầu tiên × 5.973 đ/m³</w:t>
+      </w:r>
+    </w:p>
+    <w:p>
+      <w:pPr>
+        <w:numPr>
+          <w:ilvl w:val="0"/>
+          <w:numId w:val="49"/>
+        </w:numPr>
+        <w:spacing w:before="100" w:beforeAutospacing="1" w:after="100" w:afterAutospacing="1" w:line="240" w:lineRule="auto"/>
+        <w:rPr>
+          <w:rFonts w:ascii="Times New Roman" w:eastAsia="Times New Roman" w:hAnsi="Times New Roman" w:cs="Times New Roman"/>
+          <w:kern w:val="0"/>
+          <w14:ligatures w14:val="none"/>
+        </w:rPr>
+      </w:pPr>
+      <w:r>
+        <w:rPr>
+          <w:rFonts w:ascii="Times New Roman" w:eastAsia="Times New Roman" w:hAnsi="Times New Roman" w:cs="Times New Roman"/>
+          <w:kern w:val="0"/>
+          <w14:ligatures w14:val="none"/>
+        </w:rPr>
+        <w:t>Bậc 2: từ 10m³ đến 20m³ × 7.052 đ/m³</w:t>
+      </w:r>
+    </w:p>
+    <w:p>
+      <w:pPr>
+        <w:numPr>
+          <w:ilvl w:val="0"/>
+          <w:numId w:val="49"/>
+        </w:numPr>
+        <w:spacing w:before="100" w:beforeAutospacing="1" w:after="100" w:afterAutospacing="1" w:line="240" w:lineRule="auto"/>
+        <w:rPr>
+          <w:rFonts w:ascii="Times New Roman" w:eastAsia="Times New Roman" w:hAnsi="Times New Roman" w:cs="Times New Roman"/>
+          <w:kern w:val="0"/>
+          <w14:ligatures w14:val="none"/>
+        </w:rPr>
+      </w:pPr>
+      <w:r>
+        <w:rPr>
+          <w:rFonts w:ascii="Times New Roman" w:eastAsia="Times New Roman" w:hAnsi="Times New Roman" w:cs="Times New Roman"/>
+          <w:kern w:val="0"/>
+          <w14:ligatures w14:val="none"/>
+        </w:rPr>
+        <w:t>Bậc 3: từ 20m³ đến 30m³ × 8.669 đ/m³</w:t>
+      </w:r>
+    </w:p>
+    <w:p>
+      <w:pPr>
+        <w:numPr>
+          <w:ilvl w:val="0"/>
+          <w:numId w:val="49"/>
+        </w:numPr>
+        <w:spacing w:before="100" w:beforeAutospacing="1" w:after="100" w:afterAutospacing="1" w:line="240" w:lineRule="auto"/>
+        <w:rPr>
+          <w:rFonts w:ascii="Times New Roman" w:eastAsia="Times New Roman" w:hAnsi="Times New Roman" w:cs="Times New Roman"/>
+          <w:kern w:val="0"/>
+          <w14:ligatures w14:val="none"/>
+        </w:rPr>
+      </w:pPr>
+      <w:r>
+        <w:rPr>
+          <w:rFonts w:ascii="Times New Roman" w:eastAsia="Times New Roman" w:hAnsi="Times New Roman" w:cs="Times New Roman"/>
+          <w:kern w:val="0"/>
+          <w14:ligatures w14:val="none"/>
+        </w:rPr>
+        <w:t>Bậc 4: từ 30m³ trở lên × 15.929 đ/m³</w:t>
+      </w:r>
+    </w:p>
+    <w:p>
+      <w:pPr>
+        <w:spacing w:before="100" w:beforeAutospacing="1" w:after="100" w:afterAutospacing="1" w:line="240" w:lineRule="auto"/>
+        <w:rPr>
+          <w:rFonts w:ascii="Times New Roman" w:eastAsia="Times New Roman" w:hAnsi="Times New Roman" w:cs="Times New Roman"/>
+          <w:kern w:val="0"/>
+          <w14:ligatures w14:val="none"/>
+        </w:rPr>
+      </w:pPr>
+      <w:r>
+        <w:rPr>
+          <w:rFonts w:ascii="Times New Roman" w:eastAsia="Times New Roman" w:hAnsi="Times New Roman" w:cs="Times New Roman"/>
+          <w:kern w:val="0"/>
+          <w14:ligatures w14:val="none"/>
+        </w:rPr>
+        <w:t>Tính tổng: tiền gốc × 1.05 (VAT 5%) + tiền gốc × 0.10 (phí BVMT tính trên giá gốc) = tiền gốc × 1.15</w:t>
+      </w:r>
+    </w:p>
+    <w:p>
+      <w:pPr>
+        <w:spacing w:before="100" w:beforeAutospacing="1" w:after="100" w:afterAutospacing="1" w:line="240" w:lineRule="auto"/>
+        <w:outlineLvl w:val="2"/>
+        <w:rPr>
+          <w:rFonts w:ascii="Times New Roman" w:eastAsia="Times New Roman" w:hAnsi="Times New Roman" w:cs="Times New Roman"/>
+          <w:b/>
+          <w:bCs/>
+          <w:kern w:val="0"/>
+          <w:sz w:val="27"/>
+          <w:szCs w:val="27"/>
+          <w14:ligatures w14:val="none"/>
+        </w:rPr>
+      </w:pPr>
+      <w:r>
+        <w:rPr>
+          <w:rFonts w:ascii="Times New Roman" w:eastAsia="Times New Roman" w:hAnsi="Times New Roman" w:cs="Times New Roman"/>
+          <w:b/>
+          <w:bCs/>
+          <w:kern w:val="0"/>
+          <w:sz w:val="27"/>
+          <w:szCs w:val="27"/>
+          <w14:ligatures w14:val="none"/>
+        </w:rPr>
+        <w:t>4. Các kết quả thu được</w:t>
+      </w:r>
+    </w:p>
+    <w:p>
+      <w:r>
+        <w:drawing>
+          <wp:inline distT="0" distB="0" distL="0" distR="0" wp14:anchorId="4A4AD73A" wp14:editId="508B8138">
+            <wp:extent cx="4496937" cy="2393315"/>
+            <wp:effectExtent l="0" t="0" r="0" b="6985"/>
+            <wp:docPr id="184122728" name="Picture 1"/>
+            <wp:cNvGraphicFramePr>
+              <a:graphicFrameLocks xmlns:a="http://schemas.openxmlformats.org/drawingml/2006/main" noChangeAspect="1"/>
+            </wp:cNvGraphicFramePr>
+            <a:graphic xmlns:a="http://schemas.openxmlformats.org/drawingml/2006/main">
+              <a:graphicData uri="http://schemas.openxmlformats.org/drawingml/2006/picture">
+                <pic:pic xmlns:pic="http://schemas.openxmlformats.org/drawingml/2006/picture">
+                  <pic:nvPicPr>
+                    <pic:cNvPr id="184122728" name=""/>
+                    <pic:cNvPicPr/>
+                  </pic:nvPicPr>
+                  <pic:blipFill>
+                    <a:blip r:embed="rId21"/>
+                    <a:stretch>
+                      <a:fillRect/>
+                    </a:stretch>
+                  </pic:blipFill>
+                  <pic:spPr>
+                    <a:xfrm>
+                      <a:off x="0" y="0"/>
+                      <a:ext cx="4515771" cy="2403339"/>
+                    </a:xfrm>
+                    <a:prstGeom prst="rect">
+                      <a:avLst/>
+                    </a:prstGeom>
+                  </pic:spPr>
+                </pic:pic>
+              </a:graphicData>
+            </a:graphic>
+          </wp:inline>
+        </w:drawing>
+      </w:r>
+    </w:p>
     <w:p/>
+    <w:p>
+      <w:pPr>
+        <w:spacing w:before="100" w:beforeAutospacing="1" w:after="100" w:afterAutospacing="1" w:line="240" w:lineRule="auto"/>
+        <w:outlineLvl w:val="1"/>
+        <w:rPr>
+          <w:rFonts w:ascii="Times New Roman" w:eastAsia="Times New Roman" w:hAnsi="Times New Roman" w:cs="Times New Roman"/>
+          <w:b/>
+          <w:bCs/>
+          <w:kern w:val="0"/>
+          <w:sz w:val="36"/>
+          <w:szCs w:val="36"/>
+          <w14:ligatures w14:val="none"/>
+        </w:rPr>
+      </w:pPr>
+      <w:r>
+        <w:rPr>
+          <w:rFonts w:ascii="Times New Roman" w:eastAsia="Times New Roman" w:hAnsi="Times New Roman" w:cs="Times New Roman"/>
+          <w:b/>
+          <w:bCs/>
+          <w:kern w:val="0"/>
+          <w:sz w:val="36"/>
+          <w:szCs w:val="36"/>
+          <w14:ligatures w14:val="none"/>
+        </w:rPr>
+        <w:lastRenderedPageBreak/>
+        <w:t>BÁO CÁO BÀI THỰC HÀNH 15</w:t>
+      </w:r>
+    </w:p>
+    <w:p>
+      <w:pPr>
+        <w:spacing w:before="100" w:beforeAutospacing="1" w:after="100" w:afterAutospacing="1" w:line="240" w:lineRule="auto"/>
+        <w:rPr>
+          <w:rFonts w:ascii="Times New Roman" w:eastAsia="Times New Roman" w:hAnsi="Times New Roman" w:cs="Times New Roman"/>
+          <w:kern w:val="0"/>
+          <w14:ligatures w14:val="none"/>
+        </w:rPr>
+      </w:pPr>
+      <w:r>
+        <w:rPr>
+          <w:rFonts w:ascii="Times New Roman" w:eastAsia="Times New Roman" w:hAnsi="Times New Roman" w:cs="Times New Roman"/>
+          <w:b/>
+          <w:bCs/>
+          <w:kern w:val="0"/>
+          <w14:ligatures w14:val="none"/>
+        </w:rPr>
+        <w:t>Ngày thực hành:</w:t>
+      </w:r>
+      <w:r>
+        <w:rPr>
+          <w:rFonts w:ascii="Times New Roman" w:eastAsia="Times New Roman" w:hAnsi="Times New Roman" w:cs="Times New Roman"/>
+          <w:kern w:val="0"/>
+          <w14:ligatures w14:val="none"/>
+        </w:rPr>
+        <w:t xml:space="preserve"> 21/4/2026</w:t>
+      </w:r>
+    </w:p>
+    <w:p>
+      <w:pPr>
+        <w:spacing w:before="100" w:beforeAutospacing="1" w:after="100" w:afterAutospacing="1" w:line="240" w:lineRule="auto"/>
+        <w:outlineLvl w:val="2"/>
+        <w:rPr>
+          <w:rFonts w:ascii="Times New Roman" w:eastAsia="Times New Roman" w:hAnsi="Times New Roman" w:cs="Times New Roman"/>
+          <w:b/>
+          <w:bCs/>
+          <w:kern w:val="0"/>
+          <w:sz w:val="27"/>
+          <w:szCs w:val="27"/>
+          <w14:ligatures w14:val="none"/>
+        </w:rPr>
+      </w:pPr>
+      <w:r>
+        <w:rPr>
+          <w:rFonts w:ascii="Times New Roman" w:eastAsia="Times New Roman" w:hAnsi="Times New Roman" w:cs="Times New Roman"/>
+          <w:b/>
+          <w:bCs/>
+          <w:kern w:val="0"/>
+          <w:sz w:val="27"/>
+          <w:szCs w:val="27"/>
+          <w14:ligatures w14:val="none"/>
+        </w:rPr>
+        <w:t>1. Yêu cầu đề bài</w:t>
+      </w:r>
+    </w:p>
+    <w:p>
+      <w:pPr>
+        <w:spacing w:before="100" w:beforeAutospacing="1" w:after="100" w:afterAutospacing="1" w:line="240" w:lineRule="auto"/>
+        <w:rPr>
+          <w:rFonts w:ascii="Times New Roman" w:eastAsia="Times New Roman" w:hAnsi="Times New Roman" w:cs="Times New Roman"/>
+          <w:kern w:val="0"/>
+          <w14:ligatures w14:val="none"/>
+        </w:rPr>
+      </w:pPr>
+      <w:r>
+        <w:rPr>
+          <w:rFonts w:ascii="Times New Roman" w:eastAsia="Times New Roman" w:hAnsi="Times New Roman" w:cs="Times New Roman"/>
+          <w:kern w:val="0"/>
+          <w14:ligatures w14:val="none"/>
+        </w:rPr>
+        <w:t>Tính tiền thuê phòng khách sạn. Chương trình nhận vào loại phòng và số đêm ở, sau đó tính tổng tiền cần thanh toán. Các loại phòng gồm:</w:t>
+      </w:r>
+    </w:p>
+    <w:p>
+      <w:pPr>
+        <w:numPr>
+          <w:ilvl w:val="0"/>
+          <w:numId w:val="53"/>
+        </w:numPr>
+        <w:spacing w:before="100" w:beforeAutospacing="1" w:after="100" w:afterAutospacing="1" w:line="240" w:lineRule="auto"/>
+        <w:rPr>
+          <w:rFonts w:ascii="Times New Roman" w:eastAsia="Times New Roman" w:hAnsi="Times New Roman" w:cs="Times New Roman"/>
+          <w:kern w:val="0"/>
+          <w14:ligatures w14:val="none"/>
+        </w:rPr>
+      </w:pPr>
+      <w:r>
+        <w:rPr>
+          <w:rFonts w:ascii="Times New Roman" w:eastAsia="Times New Roman" w:hAnsi="Times New Roman" w:cs="Times New Roman"/>
+          <w:kern w:val="0"/>
+          <w14:ligatures w14:val="none"/>
+        </w:rPr>
+        <w:t>Loại 1 – Phòng Standard: 500.000 đồng/đêm</w:t>
+      </w:r>
+    </w:p>
+    <w:p>
+      <w:pPr>
+        <w:numPr>
+          <w:ilvl w:val="0"/>
+          <w:numId w:val="53"/>
+        </w:numPr>
+        <w:spacing w:before="100" w:beforeAutospacing="1" w:after="100" w:afterAutospacing="1" w:line="240" w:lineRule="auto"/>
+        <w:rPr>
+          <w:rFonts w:ascii="Times New Roman" w:eastAsia="Times New Roman" w:hAnsi="Times New Roman" w:cs="Times New Roman"/>
+          <w:kern w:val="0"/>
+          <w14:ligatures w14:val="none"/>
+        </w:rPr>
+      </w:pPr>
+      <w:r>
+        <w:rPr>
+          <w:rFonts w:ascii="Times New Roman" w:eastAsia="Times New Roman" w:hAnsi="Times New Roman" w:cs="Times New Roman"/>
+          <w:kern w:val="0"/>
+          <w14:ligatures w14:val="none"/>
+        </w:rPr>
+        <w:t>Loại 2 – Phòng Deluxe: 900.000 đồng/đêm</w:t>
+      </w:r>
+    </w:p>
+    <w:p>
+      <w:pPr>
+        <w:numPr>
+          <w:ilvl w:val="0"/>
+          <w:numId w:val="53"/>
+        </w:numPr>
+        <w:spacing w:before="100" w:beforeAutospacing="1" w:after="100" w:afterAutospacing="1" w:line="240" w:lineRule="auto"/>
+        <w:rPr>
+          <w:rFonts w:ascii="Times New Roman" w:eastAsia="Times New Roman" w:hAnsi="Times New Roman" w:cs="Times New Roman"/>
+          <w:kern w:val="0"/>
+          <w14:ligatures w14:val="none"/>
+        </w:rPr>
+      </w:pPr>
+      <w:r>
+        <w:rPr>
+          <w:rFonts w:ascii="Times New Roman" w:eastAsia="Times New Roman" w:hAnsi="Times New Roman" w:cs="Times New Roman"/>
+          <w:kern w:val="0"/>
+          <w14:ligatures w14:val="none"/>
+        </w:rPr>
+        <w:t>Loại 3 – Phòng Suite: 1.500.000 đồng/đêm</w:t>
+      </w:r>
+    </w:p>
+    <w:p>
+      <w:pPr>
+        <w:spacing w:before="100" w:beforeAutospacing="1" w:after="100" w:afterAutospacing="1" w:line="240" w:lineRule="auto"/>
+        <w:rPr>
+          <w:rFonts w:ascii="Times New Roman" w:eastAsia="Times New Roman" w:hAnsi="Times New Roman" w:cs="Times New Roman"/>
+          <w:kern w:val="0"/>
+          <w14:ligatures w14:val="none"/>
+        </w:rPr>
+      </w:pPr>
+      <w:r>
+        <w:rPr>
+          <w:rFonts w:ascii="Times New Roman" w:eastAsia="Times New Roman" w:hAnsi="Times New Roman" w:cs="Times New Roman"/>
+          <w:kern w:val="0"/>
+          <w14:ligatures w14:val="none"/>
+        </w:rPr>
+        <w:t>Phụ thu ngày nghỉ/lễ/Tết: +20%. Giảm 15% nếu ở từ 5 đêm trở lên.</w:t>
+      </w:r>
+    </w:p>
+    <w:p>
+      <w:pPr>
+        <w:spacing w:before="100" w:beforeAutospacing="1" w:after="100" w:afterAutospacing="1" w:line="240" w:lineRule="auto"/>
+        <w:outlineLvl w:val="2"/>
+        <w:rPr>
+          <w:rFonts w:ascii="Times New Roman" w:eastAsia="Times New Roman" w:hAnsi="Times New Roman" w:cs="Times New Roman"/>
+          <w:b/>
+          <w:bCs/>
+          <w:kern w:val="0"/>
+          <w:sz w:val="27"/>
+          <w:szCs w:val="27"/>
+          <w14:ligatures w14:val="none"/>
+        </w:rPr>
+      </w:pPr>
+      <w:r>
+        <w:rPr>
+          <w:rFonts w:ascii="Times New Roman" w:eastAsia="Times New Roman" w:hAnsi="Times New Roman" w:cs="Times New Roman"/>
+          <w:b/>
+          <w:bCs/>
+          <w:kern w:val="0"/>
+          <w:sz w:val="27"/>
+          <w:szCs w:val="27"/>
+          <w14:ligatures w14:val="none"/>
+        </w:rPr>
+        <w:t>2. Dữ liệu vào/ra</w:t>
+      </w:r>
+    </w:p>
+    <w:p>
+      <w:pPr>
+        <w:spacing w:before="100" w:beforeAutospacing="1" w:after="100" w:afterAutospacing="1" w:line="240" w:lineRule="auto"/>
+        <w:rPr>
+          <w:rFonts w:ascii="Times New Roman" w:eastAsia="Times New Roman" w:hAnsi="Times New Roman" w:cs="Times New Roman"/>
+          <w:kern w:val="0"/>
+          <w14:ligatures w14:val="none"/>
+        </w:rPr>
+      </w:pPr>
+      <w:r>
+        <w:rPr>
+          <w:rFonts w:ascii="Times New Roman" w:eastAsia="Times New Roman" w:hAnsi="Times New Roman" w:cs="Times New Roman"/>
+          <w:b/>
+          <w:bCs/>
+          <w:kern w:val="0"/>
+          <w14:ligatures w14:val="none"/>
+        </w:rPr>
+        <w:t>Dữ liệu vào:</w:t>
+      </w:r>
+      <w:r>
+        <w:rPr>
+          <w:rFonts w:ascii="Times New Roman" w:eastAsia="Times New Roman" w:hAnsi="Times New Roman" w:cs="Times New Roman"/>
+          <w:kern w:val="0"/>
+          <w14:ligatures w14:val="none"/>
+        </w:rPr>
+        <w:t xml:space="preserve"> 3 dòng:</w:t>
+      </w:r>
+    </w:p>
+    <w:p>
+      <w:pPr>
+        <w:numPr>
+          <w:ilvl w:val="0"/>
+          <w:numId w:val="54"/>
+        </w:numPr>
+        <w:spacing w:before="100" w:beforeAutospacing="1" w:after="100" w:afterAutospacing="1" w:line="240" w:lineRule="auto"/>
+        <w:rPr>
+          <w:rFonts w:ascii="Times New Roman" w:eastAsia="Times New Roman" w:hAnsi="Times New Roman" w:cs="Times New Roman"/>
+          <w:kern w:val="0"/>
+          <w14:ligatures w14:val="none"/>
+        </w:rPr>
+      </w:pPr>
+      <w:r>
+        <w:rPr>
+          <w:rFonts w:ascii="Times New Roman" w:eastAsia="Times New Roman" w:hAnsi="Times New Roman" w:cs="Times New Roman"/>
+          <w:kern w:val="0"/>
+          <w14:ligatures w14:val="none"/>
+        </w:rPr>
+        <w:t>Dòng 1: số nguyên biểu diễn loại phòng (1, 2 hoặc 3)</w:t>
+      </w:r>
+    </w:p>
+    <w:p>
+      <w:pPr>
+        <w:numPr>
+          <w:ilvl w:val="0"/>
+          <w:numId w:val="54"/>
+        </w:numPr>
+        <w:spacing w:before="100" w:beforeAutospacing="1" w:after="100" w:afterAutospacing="1" w:line="240" w:lineRule="auto"/>
+        <w:rPr>
+          <w:rFonts w:ascii="Times New Roman" w:eastAsia="Times New Roman" w:hAnsi="Times New Roman" w:cs="Times New Roman"/>
+          <w:kern w:val="0"/>
+          <w14:ligatures w14:val="none"/>
+        </w:rPr>
+      </w:pPr>
+      <w:r>
+        <w:rPr>
+          <w:rFonts w:ascii="Times New Roman" w:eastAsia="Times New Roman" w:hAnsi="Times New Roman" w:cs="Times New Roman"/>
+          <w:kern w:val="0"/>
+          <w14:ligatures w14:val="none"/>
+        </w:rPr>
+        <w:t>Dòng 2: số nguyên biểu diễn số đêm ở</w:t>
+      </w:r>
+    </w:p>
+    <w:p>
+      <w:pPr>
+        <w:numPr>
+          <w:ilvl w:val="0"/>
+          <w:numId w:val="54"/>
+        </w:numPr>
+        <w:spacing w:before="100" w:beforeAutospacing="1" w:after="100" w:afterAutospacing="1" w:line="240" w:lineRule="auto"/>
+        <w:rPr>
+          <w:rFonts w:ascii="Times New Roman" w:eastAsia="Times New Roman" w:hAnsi="Times New Roman" w:cs="Times New Roman"/>
+          <w:kern w:val="0"/>
+          <w14:ligatures w14:val="none"/>
+        </w:rPr>
+      </w:pPr>
+      <w:r>
+        <w:rPr>
+          <w:rFonts w:ascii="Times New Roman" w:eastAsia="Times New Roman" w:hAnsi="Times New Roman" w:cs="Times New Roman"/>
+          <w:kern w:val="0"/>
+          <w14:ligatures w14:val="none"/>
+        </w:rPr>
+        <w:t>Dòng 3: 1 nếu ngày nghỉ/lễ/Tết, 0 nếu ngày thường</w:t>
+      </w:r>
+    </w:p>
+    <w:p>
+      <w:pPr>
+        <w:spacing w:before="100" w:beforeAutospacing="1" w:after="100" w:afterAutospacing="1" w:line="240" w:lineRule="auto"/>
+        <w:rPr>
+          <w:rFonts w:ascii="Times New Roman" w:eastAsia="Times New Roman" w:hAnsi="Times New Roman" w:cs="Times New Roman"/>
+          <w:kern w:val="0"/>
+          <w14:ligatures w14:val="none"/>
+        </w:rPr>
+      </w:pPr>
+      <w:r>
+        <w:rPr>
+          <w:rFonts w:ascii="Times New Roman" w:eastAsia="Times New Roman" w:hAnsi="Times New Roman" w:cs="Times New Roman"/>
+          <w:b/>
+          <w:bCs/>
+          <w:kern w:val="0"/>
+          <w14:ligatures w14:val="none"/>
+        </w:rPr>
+        <w:t>Dữ liệu ra:</w:t>
+      </w:r>
+      <w:r>
+        <w:rPr>
+          <w:rFonts w:ascii="Times New Roman" w:eastAsia="Times New Roman" w:hAnsi="Times New Roman" w:cs="Times New Roman"/>
+          <w:kern w:val="0"/>
+          <w14:ligatures w14:val="none"/>
+        </w:rPr>
+        <w:t xml:space="preserve"> Một số nguyên biểu diễn tổng tiền cần thanh toán.</w:t>
+      </w:r>
+    </w:p>
+    <w:p>
+      <w:pPr>
+        <w:spacing w:before="100" w:beforeAutospacing="1" w:after="100" w:afterAutospacing="1" w:line="240" w:lineRule="auto"/>
+        <w:outlineLvl w:val="2"/>
+        <w:rPr>
+          <w:rFonts w:ascii="Times New Roman" w:eastAsia="Times New Roman" w:hAnsi="Times New Roman" w:cs="Times New Roman"/>
+          <w:b/>
+          <w:bCs/>
+          <w:kern w:val="0"/>
+          <w:sz w:val="27"/>
+          <w:szCs w:val="27"/>
+          <w14:ligatures w14:val="none"/>
+        </w:rPr>
+      </w:pPr>
+      <w:r>
+        <w:rPr>
+          <w:rFonts w:ascii="Times New Roman" w:eastAsia="Times New Roman" w:hAnsi="Times New Roman" w:cs="Times New Roman"/>
+          <w:b/>
+          <w:bCs/>
+          <w:kern w:val="0"/>
+          <w:sz w:val="27"/>
+          <w:szCs w:val="27"/>
+          <w14:ligatures w14:val="none"/>
+        </w:rPr>
+        <w:t>3. Các bước thực hiện</w:t>
+      </w:r>
+    </w:p>
+    <w:p>
+      <w:pPr>
+        <w:numPr>
+          <w:ilvl w:val="0"/>
+          <w:numId w:val="55"/>
+        </w:numPr>
+        <w:spacing w:before="100" w:beforeAutospacing="1" w:after="100" w:afterAutospacing="1" w:line="240" w:lineRule="auto"/>
+        <w:rPr>
+          <w:rFonts w:ascii="Times New Roman" w:eastAsia="Times New Roman" w:hAnsi="Times New Roman" w:cs="Times New Roman"/>
+          <w:kern w:val="0"/>
+          <w14:ligatures w14:val="none"/>
+        </w:rPr>
+      </w:pPr>
+      <w:r>
+        <w:rPr>
+          <w:rFonts w:ascii="Times New Roman" w:eastAsia="Times New Roman" w:hAnsi="Times New Roman" w:cs="Times New Roman"/>
+          <w:kern w:val="0"/>
+          <w14:ligatures w14:val="none"/>
+        </w:rPr>
+        <w:t>Xác định đơn giá theo loại phòng bằng lệnh switch.</w:t>
+      </w:r>
+    </w:p>
+    <w:p>
+      <w:pPr>
+        <w:numPr>
+          <w:ilvl w:val="0"/>
+          <w:numId w:val="55"/>
+        </w:numPr>
+        <w:spacing w:before="100" w:beforeAutospacing="1" w:after="100" w:afterAutospacing="1" w:line="240" w:lineRule="auto"/>
+        <w:rPr>
+          <w:rFonts w:ascii="Times New Roman" w:eastAsia="Times New Roman" w:hAnsi="Times New Roman" w:cs="Times New Roman"/>
+          <w:kern w:val="0"/>
+          <w14:ligatures w14:val="none"/>
+        </w:rPr>
+      </w:pPr>
+      <w:r>
+        <w:rPr>
+          <w:rFonts w:ascii="Times New Roman" w:eastAsia="Times New Roman" w:hAnsi="Times New Roman" w:cs="Times New Roman"/>
+          <w:kern w:val="0"/>
+          <w14:ligatures w14:val="none"/>
+        </w:rPr>
+        <w:t>Tính tiền gốc = đơn giá × số đêm.</w:t>
+      </w:r>
+    </w:p>
+    <w:p>
+      <w:pPr>
+        <w:numPr>
+          <w:ilvl w:val="0"/>
+          <w:numId w:val="55"/>
+        </w:numPr>
+        <w:spacing w:before="100" w:beforeAutospacing="1" w:after="100" w:afterAutospacing="1" w:line="240" w:lineRule="auto"/>
+        <w:rPr>
+          <w:rFonts w:ascii="Times New Roman" w:eastAsia="Times New Roman" w:hAnsi="Times New Roman" w:cs="Times New Roman"/>
+          <w:kern w:val="0"/>
+          <w14:ligatures w14:val="none"/>
+        </w:rPr>
+      </w:pPr>
+      <w:r>
+        <w:rPr>
+          <w:rFonts w:ascii="Times New Roman" w:eastAsia="Times New Roman" w:hAnsi="Times New Roman" w:cs="Times New Roman"/>
+          <w:kern w:val="0"/>
+          <w14:ligatures w14:val="none"/>
+        </w:rPr>
+        <w:t>Nếu ngày nghỉ/lễ/Tết: nhân thêm 1.20.</w:t>
+      </w:r>
+    </w:p>
+    <w:p>
+      <w:pPr>
+        <w:numPr>
+          <w:ilvl w:val="0"/>
+          <w:numId w:val="55"/>
+        </w:numPr>
+        <w:spacing w:before="100" w:beforeAutospacing="1" w:after="100" w:afterAutospacing="1" w:line="240" w:lineRule="auto"/>
+        <w:rPr>
+          <w:rFonts w:ascii="Times New Roman" w:eastAsia="Times New Roman" w:hAnsi="Times New Roman" w:cs="Times New Roman"/>
+          <w:kern w:val="0"/>
+          <w14:ligatures w14:val="none"/>
+        </w:rPr>
+      </w:pPr>
+      <w:r>
+        <w:rPr>
+          <w:rFonts w:ascii="Times New Roman" w:eastAsia="Times New Roman" w:hAnsi="Times New Roman" w:cs="Times New Roman"/>
+          <w:kern w:val="0"/>
+          <w14:ligatures w14:val="none"/>
+        </w:rPr>
+        <w:t>Nếu số đêm ≥ 5: nhân thêm 0.85 (giảm 15%).</w:t>
+      </w:r>
+    </w:p>
+    <w:p>
+      <w:pPr>
+        <w:spacing w:before="100" w:beforeAutospacing="1" w:after="100" w:afterAutospacing="1" w:line="240" w:lineRule="auto"/>
+        <w:outlineLvl w:val="2"/>
+        <w:rPr>
+          <w:rFonts w:ascii="Times New Roman" w:eastAsia="Times New Roman" w:hAnsi="Times New Roman" w:cs="Times New Roman"/>
+          <w:b/>
+          <w:bCs/>
+          <w:kern w:val="0"/>
+          <w:sz w:val="27"/>
+          <w:szCs w:val="27"/>
+          <w14:ligatures w14:val="none"/>
+        </w:rPr>
+      </w:pPr>
+      <w:r>
+        <w:rPr>
+          <w:rFonts w:ascii="Times New Roman" w:eastAsia="Times New Roman" w:hAnsi="Times New Roman" w:cs="Times New Roman"/>
+          <w:b/>
+          <w:bCs/>
+          <w:kern w:val="0"/>
+          <w:sz w:val="27"/>
+          <w:szCs w:val="27"/>
+          <w14:ligatures w14:val="none"/>
+        </w:rPr>
+        <w:t>4. Các kết quả thu được</w:t>
+      </w:r>
+    </w:p>
+    <w:p>
+      <w:pPr>
+        <w:spacing w:before="100" w:beforeAutospacing="1" w:after="100" w:afterAutospacing="1" w:line="240" w:lineRule="auto"/>
+        <w:outlineLvl w:val="1"/>
+        <w:rPr>
+          <w:rFonts w:ascii="Times New Roman" w:eastAsia="Times New Roman" w:hAnsi="Times New Roman" w:cs="Times New Roman"/>
+          <w:b/>
+          <w:bCs/>
+          <w:kern w:val="0"/>
+          <w:sz w:val="36"/>
+          <w:szCs w:val="36"/>
+          <w14:ligatures w14:val="none"/>
+        </w:rPr>
+      </w:pPr>
+    </w:p>
+    <w:p>
+      <w:pPr>
+        <w:spacing w:before="100" w:beforeAutospacing="1" w:after="100" w:afterAutospacing="1" w:line="240" w:lineRule="auto"/>
+        <w:outlineLvl w:val="1"/>
+        <w:rPr>
+          <w:rFonts w:ascii="Times New Roman" w:eastAsia="Times New Roman" w:hAnsi="Times New Roman" w:cs="Times New Roman"/>
+          <w:b/>
+          <w:bCs/>
+          <w:kern w:val="0"/>
+          <w:sz w:val="36"/>
+          <w:szCs w:val="36"/>
+          <w14:ligatures w14:val="none"/>
+        </w:rPr>
+      </w:pPr>
+    </w:p>
+    <w:p>
+      <w:pPr>
+        <w:spacing w:before="100" w:beforeAutospacing="1" w:after="100" w:afterAutospacing="1" w:line="240" w:lineRule="auto"/>
+        <w:outlineLvl w:val="1"/>
+        <w:rPr>
+          <w:rFonts w:ascii="Times New Roman" w:eastAsia="Times New Roman" w:hAnsi="Times New Roman" w:cs="Times New Roman"/>
+          <w:b/>
+          <w:bCs/>
+          <w:kern w:val="0"/>
+          <w:sz w:val="36"/>
+          <w:szCs w:val="36"/>
+          <w14:ligatures w14:val="none"/>
+        </w:rPr>
+      </w:pPr>
+      <w:r>
+        <w:rPr>
+          <w:rFonts w:ascii="Times New Roman" w:eastAsia="Times New Roman" w:hAnsi="Times New Roman" w:cs="Times New Roman"/>
+          <w:b/>
+          <w:bCs/>
+          <w:kern w:val="0"/>
+          <w:sz w:val="36"/>
+          <w:szCs w:val="36"/>
+          <w14:ligatures w14:val="none"/>
+        </w:rPr>
+        <w:lastRenderedPageBreak/>
+        <w:drawing>
+          <wp:inline distT="0" distB="0" distL="0" distR="0" wp14:anchorId="63890514" wp14:editId="44BEDF9D">
+            <wp:extent cx="5943600" cy="7513955"/>
+            <wp:effectExtent l="0" t="0" r="0" b="0"/>
+            <wp:docPr id="917250927" name="Picture 1"/>
+            <wp:cNvGraphicFramePr>
+              <a:graphicFrameLocks xmlns:a="http://schemas.openxmlformats.org/drawingml/2006/main" noChangeAspect="1"/>
+            </wp:cNvGraphicFramePr>
+            <a:graphic xmlns:a="http://schemas.openxmlformats.org/drawingml/2006/main">
+              <a:graphicData uri="http://schemas.openxmlformats.org/drawingml/2006/picture">
+                <pic:pic xmlns:pic="http://schemas.openxmlformats.org/drawingml/2006/picture">
+                  <pic:nvPicPr>
+                    <pic:cNvPr id="917250927" name=""/>
+                    <pic:cNvPicPr/>
+                  </pic:nvPicPr>
+                  <pic:blipFill>
+                    <a:blip r:embed="rId22"/>
+                    <a:stretch>
+                      <a:fillRect/>
+                    </a:stretch>
+                  </pic:blipFill>
+                  <pic:spPr>
+                    <a:xfrm>
+                      <a:off x="0" y="0"/>
+                      <a:ext cx="5943600" cy="7513955"/>
+                    </a:xfrm>
+                    <a:prstGeom prst="rect">
+                      <a:avLst/>
+                    </a:prstGeom>
+                  </pic:spPr>
+                </pic:pic>
+              </a:graphicData>
+            </a:graphic>
+          </wp:inline>
+        </w:drawing>
+      </w:r>
+    </w:p>
+    <w:p>
+      <w:pPr>
+        <w:spacing w:before="100" w:beforeAutospacing="1" w:after="100" w:afterAutospacing="1" w:line="240" w:lineRule="auto"/>
+        <w:outlineLvl w:val="1"/>
+        <w:rPr>
+          <w:rFonts w:ascii="Times New Roman" w:eastAsia="Times New Roman" w:hAnsi="Times New Roman" w:cs="Times New Roman"/>
+          <w:b/>
+          <w:bCs/>
+          <w:kern w:val="0"/>
+          <w:sz w:val="36"/>
+          <w:szCs w:val="36"/>
+          <w14:ligatures w14:val="none"/>
+        </w:rPr>
+      </w:pPr>
+    </w:p>
+    <w:p>
+      <w:pPr>
+        <w:spacing w:before="100" w:beforeAutospacing="1" w:after="100" w:afterAutospacing="1" w:line="240" w:lineRule="auto"/>
+        <w:outlineLvl w:val="1"/>
+        <w:rPr>
+          <w:rFonts w:ascii="Times New Roman" w:eastAsia="Times New Roman" w:hAnsi="Times New Roman" w:cs="Times New Roman"/>
+          <w:b/>
+          <w:bCs/>
+          <w:kern w:val="0"/>
+          <w:sz w:val="36"/>
+          <w:szCs w:val="36"/>
+          <w14:ligatures w14:val="none"/>
+        </w:rPr>
+      </w:pPr>
+      <w:r>
+        <w:rPr>
+          <w:rFonts w:ascii="Times New Roman" w:eastAsia="Times New Roman" w:hAnsi="Times New Roman" w:cs="Times New Roman"/>
+          <w:b/>
+          <w:bCs/>
+          <w:kern w:val="0"/>
+          <w:sz w:val="36"/>
+          <w:szCs w:val="36"/>
+          <w14:ligatures w14:val="none"/>
+        </w:rPr>
+        <w:lastRenderedPageBreak/>
+        <w:t>BÁO CÁO BÀI THỰC HÀNH 1</w:t>
+      </w:r>
+      <w:r>
+        <w:rPr>
+          <w:rFonts w:ascii="Times New Roman" w:eastAsia="Times New Roman" w:hAnsi="Times New Roman" w:cs="Times New Roman"/>
+          <w:b/>
+          <w:bCs/>
+          <w:kern w:val="0"/>
+          <w:sz w:val="36"/>
+          <w:szCs w:val="36"/>
+          <w14:ligatures w14:val="none"/>
+        </w:rPr>
+        <w:t>6</w:t>
+      </w:r>
+    </w:p>
+    <w:p>
+      <w:pPr>
+        <w:spacing w:before="100" w:beforeAutospacing="1" w:after="100" w:afterAutospacing="1" w:line="240" w:lineRule="auto"/>
+        <w:rPr>
+          <w:rFonts w:ascii="Times New Roman" w:eastAsia="Times New Roman" w:hAnsi="Times New Roman" w:cs="Times New Roman"/>
+          <w:kern w:val="0"/>
+          <w14:ligatures w14:val="none"/>
+        </w:rPr>
+      </w:pPr>
+      <w:r>
+        <w:rPr>
+          <w:rFonts w:ascii="Times New Roman" w:eastAsia="Times New Roman" w:hAnsi="Times New Roman" w:cs="Times New Roman"/>
+          <w:b/>
+          <w:bCs/>
+          <w:kern w:val="0"/>
+          <w14:ligatures w14:val="none"/>
+        </w:rPr>
+        <w:t>Ngày thực hành:</w:t>
+      </w:r>
+      <w:r>
+        <w:rPr>
+          <w:rFonts w:ascii="Times New Roman" w:eastAsia="Times New Roman" w:hAnsi="Times New Roman" w:cs="Times New Roman"/>
+          <w:kern w:val="0"/>
+          <w14:ligatures w14:val="none"/>
+        </w:rPr>
+        <w:t xml:space="preserve"> 21/4/2026</w:t>
+      </w:r>
+    </w:p>
+    <w:p>
+      <w:pPr>
+        <w:spacing w:before="100" w:beforeAutospacing="1" w:after="100" w:afterAutospacing="1" w:line="240" w:lineRule="auto"/>
+        <w:outlineLvl w:val="2"/>
+        <w:rPr>
+          <w:rFonts w:ascii="Times New Roman" w:eastAsia="Times New Roman" w:hAnsi="Times New Roman" w:cs="Times New Roman"/>
+          <w:b/>
+          <w:bCs/>
+          <w:kern w:val="0"/>
+          <w:sz w:val="27"/>
+          <w:szCs w:val="27"/>
+          <w14:ligatures w14:val="none"/>
+        </w:rPr>
+      </w:pPr>
+      <w:r>
+        <w:rPr>
+          <w:rFonts w:ascii="Times New Roman" w:eastAsia="Times New Roman" w:hAnsi="Times New Roman" w:cs="Times New Roman"/>
+          <w:b/>
+          <w:bCs/>
+          <w:kern w:val="0"/>
+          <w:sz w:val="27"/>
+          <w:szCs w:val="27"/>
+          <w14:ligatures w14:val="none"/>
+        </w:rPr>
+        <w:t>1. Yêu cầu đề bài</w:t>
+      </w:r>
+    </w:p>
+    <w:p>
+      <w:pPr>
+        <w:spacing w:before="100" w:beforeAutospacing="1" w:after="100" w:afterAutospacing="1" w:line="240" w:lineRule="auto"/>
+        <w:rPr>
+          <w:rFonts w:ascii="Times New Roman" w:eastAsia="Times New Roman" w:hAnsi="Times New Roman" w:cs="Times New Roman"/>
+          <w:kern w:val="0"/>
+          <w14:ligatures w14:val="none"/>
+        </w:rPr>
+      </w:pPr>
+      <w:r>
+        <w:rPr>
+          <w:rFonts w:ascii="Times New Roman" w:eastAsia="Times New Roman" w:hAnsi="Times New Roman" w:cs="Times New Roman"/>
+          <w:kern w:val="0"/>
+          <w14:ligatures w14:val="none"/>
+        </w:rPr>
+        <w:t>Tính tiền vé tàu hỏa tuyến Hà Nội – TP. Hồ Chí Minh. Chương trình nhận vào số lượng vé từng loại, loại ngày và chiều đi, sau đó tính tổng tiền cần thanh toán. Các loại vé gồm:</w:t>
+      </w:r>
+    </w:p>
+    <w:p>
+      <w:pPr>
+        <w:numPr>
+          <w:ilvl w:val="0"/>
+          <w:numId w:val="50"/>
+        </w:numPr>
+        <w:spacing w:before="100" w:beforeAutospacing="1" w:after="100" w:afterAutospacing="1" w:line="240" w:lineRule="auto"/>
+        <w:rPr>
+          <w:rFonts w:ascii="Times New Roman" w:eastAsia="Times New Roman" w:hAnsi="Times New Roman" w:cs="Times New Roman"/>
+          <w:kern w:val="0"/>
+          <w14:ligatures w14:val="none"/>
+        </w:rPr>
+      </w:pPr>
+      <w:r>
+        <w:rPr>
+          <w:rFonts w:ascii="Times New Roman" w:eastAsia="Times New Roman" w:hAnsi="Times New Roman" w:cs="Times New Roman"/>
+          <w:kern w:val="0"/>
+          <w14:ligatures w14:val="none"/>
+        </w:rPr>
+        <w:t>Mã 1: Ngồi mềm điều hòa – 895.000 đồng</w:t>
+      </w:r>
+    </w:p>
+    <w:p>
+      <w:pPr>
+        <w:numPr>
+          <w:ilvl w:val="0"/>
+          <w:numId w:val="50"/>
+        </w:numPr>
+        <w:spacing w:before="100" w:beforeAutospacing="1" w:after="100" w:afterAutospacing="1" w:line="240" w:lineRule="auto"/>
+        <w:rPr>
+          <w:rFonts w:ascii="Times New Roman" w:eastAsia="Times New Roman" w:hAnsi="Times New Roman" w:cs="Times New Roman"/>
+          <w:kern w:val="0"/>
+          <w14:ligatures w14:val="none"/>
+        </w:rPr>
+      </w:pPr>
+      <w:r>
+        <w:rPr>
+          <w:rFonts w:ascii="Times New Roman" w:eastAsia="Times New Roman" w:hAnsi="Times New Roman" w:cs="Times New Roman"/>
+          <w:kern w:val="0"/>
+          <w14:ligatures w14:val="none"/>
+        </w:rPr>
+        <w:t>Mã 2: Giường nằm Khoang 6, tầng 3 – 1.111.000 đồng</w:t>
+      </w:r>
+    </w:p>
+    <w:p>
+      <w:pPr>
+        <w:numPr>
+          <w:ilvl w:val="0"/>
+          <w:numId w:val="50"/>
+        </w:numPr>
+        <w:spacing w:before="100" w:beforeAutospacing="1" w:after="100" w:afterAutospacing="1" w:line="240" w:lineRule="auto"/>
+        <w:rPr>
+          <w:rFonts w:ascii="Times New Roman" w:eastAsia="Times New Roman" w:hAnsi="Times New Roman" w:cs="Times New Roman"/>
+          <w:kern w:val="0"/>
+          <w14:ligatures w14:val="none"/>
+        </w:rPr>
+      </w:pPr>
+      <w:r>
+        <w:rPr>
+          <w:rFonts w:ascii="Times New Roman" w:eastAsia="Times New Roman" w:hAnsi="Times New Roman" w:cs="Times New Roman"/>
+          <w:kern w:val="0"/>
+          <w14:ligatures w14:val="none"/>
+        </w:rPr>
+        <w:t>Mã 3: Giường nằm Khoang 6, tầng 2 – 1.279.000 đồng</w:t>
+      </w:r>
+    </w:p>
+    <w:p>
+      <w:pPr>
+        <w:numPr>
+          <w:ilvl w:val="0"/>
+          <w:numId w:val="50"/>
+        </w:numPr>
+        <w:spacing w:before="100" w:beforeAutospacing="1" w:after="100" w:afterAutospacing="1" w:line="240" w:lineRule="auto"/>
+        <w:rPr>
+          <w:rFonts w:ascii="Times New Roman" w:eastAsia="Times New Roman" w:hAnsi="Times New Roman" w:cs="Times New Roman"/>
+          <w:kern w:val="0"/>
+          <w14:ligatures w14:val="none"/>
+        </w:rPr>
+      </w:pPr>
+      <w:r>
+        <w:rPr>
+          <w:rFonts w:ascii="Times New Roman" w:eastAsia="Times New Roman" w:hAnsi="Times New Roman" w:cs="Times New Roman"/>
+          <w:kern w:val="0"/>
+          <w14:ligatures w14:val="none"/>
+        </w:rPr>
+        <w:t>Mã 4: Giường nằm Khoang 6, tầng 1 – 1.417.000 đồng</w:t>
+      </w:r>
+    </w:p>
+    <w:p>
+      <w:pPr>
+        <w:numPr>
+          <w:ilvl w:val="0"/>
+          <w:numId w:val="50"/>
+        </w:numPr>
+        <w:spacing w:before="100" w:beforeAutospacing="1" w:after="100" w:afterAutospacing="1" w:line="240" w:lineRule="auto"/>
+        <w:rPr>
+          <w:rFonts w:ascii="Times New Roman" w:eastAsia="Times New Roman" w:hAnsi="Times New Roman" w:cs="Times New Roman"/>
+          <w:kern w:val="0"/>
+          <w14:ligatures w14:val="none"/>
+        </w:rPr>
+      </w:pPr>
+      <w:r>
+        <w:rPr>
+          <w:rFonts w:ascii="Times New Roman" w:eastAsia="Times New Roman" w:hAnsi="Times New Roman" w:cs="Times New Roman"/>
+          <w:kern w:val="0"/>
+          <w14:ligatures w14:val="none"/>
+        </w:rPr>
+        <w:t>Mã 5: Giường nằm Khoang 4, tầng 2 – 1.452.000 đồng</w:t>
+      </w:r>
+    </w:p>
+    <w:p>
+      <w:pPr>
+        <w:numPr>
+          <w:ilvl w:val="0"/>
+          <w:numId w:val="50"/>
+        </w:numPr>
+        <w:spacing w:before="100" w:beforeAutospacing="1" w:after="100" w:afterAutospacing="1" w:line="240" w:lineRule="auto"/>
+        <w:rPr>
+          <w:rFonts w:ascii="Times New Roman" w:eastAsia="Times New Roman" w:hAnsi="Times New Roman" w:cs="Times New Roman"/>
+          <w:kern w:val="0"/>
+          <w14:ligatures w14:val="none"/>
+        </w:rPr>
+      </w:pPr>
+      <w:r>
+        <w:rPr>
+          <w:rFonts w:ascii="Times New Roman" w:eastAsia="Times New Roman" w:hAnsi="Times New Roman" w:cs="Times New Roman"/>
+          <w:kern w:val="0"/>
+          <w14:ligatures w14:val="none"/>
+        </w:rPr>
+        <w:t>Mã 6: Giường nằm Khoang 4, tầng 1 – 1.566.000 đồng</w:t>
+      </w:r>
+    </w:p>
+    <w:p>
+      <w:pPr>
+        <w:spacing w:before="100" w:beforeAutospacing="1" w:after="100" w:afterAutospacing="1" w:line="240" w:lineRule="auto"/>
+        <w:rPr>
+          <w:rFonts w:ascii="Times New Roman" w:eastAsia="Times New Roman" w:hAnsi="Times New Roman" w:cs="Times New Roman"/>
+          <w:kern w:val="0"/>
+          <w14:ligatures w14:val="none"/>
+        </w:rPr>
+      </w:pPr>
+      <w:r>
+        <w:rPr>
+          <w:rFonts w:ascii="Times New Roman" w:eastAsia="Times New Roman" w:hAnsi="Times New Roman" w:cs="Times New Roman"/>
+          <w:kern w:val="0"/>
+          <w14:ligatures w14:val="none"/>
+        </w:rPr>
+        <w:t>Phụ thu ngày nghỉ/lễ/Tết: +15%. Giảm 10% nếu mua vé khứ hồi.</w:t>
+      </w:r>
+    </w:p>
+    <w:p>
+      <w:pPr>
+        <w:spacing w:before="100" w:beforeAutospacing="1" w:after="100" w:afterAutospacing="1" w:line="240" w:lineRule="auto"/>
+        <w:outlineLvl w:val="2"/>
+        <w:rPr>
+          <w:rFonts w:ascii="Times New Roman" w:eastAsia="Times New Roman" w:hAnsi="Times New Roman" w:cs="Times New Roman"/>
+          <w:b/>
+          <w:bCs/>
+          <w:kern w:val="0"/>
+          <w:sz w:val="27"/>
+          <w:szCs w:val="27"/>
+          <w14:ligatures w14:val="none"/>
+        </w:rPr>
+      </w:pPr>
+      <w:r>
+        <w:rPr>
+          <w:rFonts w:ascii="Times New Roman" w:eastAsia="Times New Roman" w:hAnsi="Times New Roman" w:cs="Times New Roman"/>
+          <w:b/>
+          <w:bCs/>
+          <w:kern w:val="0"/>
+          <w:sz w:val="27"/>
+          <w:szCs w:val="27"/>
+          <w14:ligatures w14:val="none"/>
+        </w:rPr>
+        <w:t>2. Dữ liệu vào/ra</w:t>
+      </w:r>
+    </w:p>
+    <w:p>
+      <w:pPr>
+        <w:spacing w:before="100" w:beforeAutospacing="1" w:after="100" w:afterAutospacing="1" w:line="240" w:lineRule="auto"/>
+        <w:rPr>
+          <w:rFonts w:ascii="Times New Roman" w:eastAsia="Times New Roman" w:hAnsi="Times New Roman" w:cs="Times New Roman"/>
+          <w:kern w:val="0"/>
+          <w14:ligatures w14:val="none"/>
+        </w:rPr>
+      </w:pPr>
+      <w:r>
+        <w:rPr>
+          <w:rFonts w:ascii="Times New Roman" w:eastAsia="Times New Roman" w:hAnsi="Times New Roman" w:cs="Times New Roman"/>
+          <w:b/>
+          <w:bCs/>
+          <w:kern w:val="0"/>
+          <w14:ligatures w14:val="none"/>
+        </w:rPr>
+        <w:t>Dữ liệu vào:</w:t>
+      </w:r>
+      <w:r>
+        <w:rPr>
+          <w:rFonts w:ascii="Times New Roman" w:eastAsia="Times New Roman" w:hAnsi="Times New Roman" w:cs="Times New Roman"/>
+          <w:kern w:val="0"/>
+          <w14:ligatures w14:val="none"/>
+        </w:rPr>
+        <w:t xml:space="preserve"> 8 dòng:</w:t>
+      </w:r>
+    </w:p>
+    <w:p>
+      <w:pPr>
+        <w:numPr>
+          <w:ilvl w:val="0"/>
+          <w:numId w:val="51"/>
+        </w:numPr>
+        <w:spacing w:before="100" w:beforeAutospacing="1" w:after="100" w:afterAutospacing="1" w:line="240" w:lineRule="auto"/>
+        <w:rPr>
+          <w:rFonts w:ascii="Times New Roman" w:eastAsia="Times New Roman" w:hAnsi="Times New Roman" w:cs="Times New Roman"/>
+          <w:kern w:val="0"/>
+          <w14:ligatures w14:val="none"/>
+        </w:rPr>
+      </w:pPr>
+      <w:r>
+        <w:rPr>
+          <w:rFonts w:ascii="Times New Roman" w:eastAsia="Times New Roman" w:hAnsi="Times New Roman" w:cs="Times New Roman"/>
+          <w:kern w:val="0"/>
+          <w14:ligatures w14:val="none"/>
+        </w:rPr>
+        <w:t>Dòng 1–6: số lượng vé của từng mã (Mã 1 đến Mã 6)</w:t>
+      </w:r>
+    </w:p>
+    <w:p>
+      <w:pPr>
+        <w:numPr>
+          <w:ilvl w:val="0"/>
+          <w:numId w:val="51"/>
+        </w:numPr>
+        <w:spacing w:before="100" w:beforeAutospacing="1" w:after="100" w:afterAutospacing="1" w:line="240" w:lineRule="auto"/>
+        <w:rPr>
+          <w:rFonts w:ascii="Times New Roman" w:eastAsia="Times New Roman" w:hAnsi="Times New Roman" w:cs="Times New Roman"/>
+          <w:kern w:val="0"/>
+          <w14:ligatures w14:val="none"/>
+        </w:rPr>
+      </w:pPr>
+      <w:r>
+        <w:rPr>
+          <w:rFonts w:ascii="Times New Roman" w:eastAsia="Times New Roman" w:hAnsi="Times New Roman" w:cs="Times New Roman"/>
+          <w:kern w:val="0"/>
+          <w14:ligatures w14:val="none"/>
+        </w:rPr>
+        <w:t>Dòng 7: 1 nếu ngày nghỉ/lễ/Tết, 0 nếu ngày thường</w:t>
+      </w:r>
+    </w:p>
+    <w:p>
+      <w:pPr>
+        <w:numPr>
+          <w:ilvl w:val="0"/>
+          <w:numId w:val="51"/>
+        </w:numPr>
+        <w:spacing w:before="100" w:beforeAutospacing="1" w:after="100" w:afterAutospacing="1" w:line="240" w:lineRule="auto"/>
+        <w:rPr>
+          <w:rFonts w:ascii="Times New Roman" w:eastAsia="Times New Roman" w:hAnsi="Times New Roman" w:cs="Times New Roman"/>
+          <w:kern w:val="0"/>
+          <w14:ligatures w14:val="none"/>
+        </w:rPr>
+      </w:pPr>
+      <w:r>
+        <w:rPr>
+          <w:rFonts w:ascii="Times New Roman" w:eastAsia="Times New Roman" w:hAnsi="Times New Roman" w:cs="Times New Roman"/>
+          <w:kern w:val="0"/>
+          <w14:ligatures w14:val="none"/>
+        </w:rPr>
+        <w:t>Dòng 8: 1 nếu mua khứ hồi, 0 nếu một chiều</w:t>
+      </w:r>
+    </w:p>
+    <w:p>
+      <w:pPr>
+        <w:spacing w:before="100" w:beforeAutospacing="1" w:after="100" w:afterAutospacing="1" w:line="240" w:lineRule="auto"/>
+        <w:rPr>
+          <w:rFonts w:ascii="Times New Roman" w:eastAsia="Times New Roman" w:hAnsi="Times New Roman" w:cs="Times New Roman"/>
+          <w:kern w:val="0"/>
+          <w14:ligatures w14:val="none"/>
+        </w:rPr>
+      </w:pPr>
+      <w:r>
+        <w:rPr>
+          <w:rFonts w:ascii="Times New Roman" w:eastAsia="Times New Roman" w:hAnsi="Times New Roman" w:cs="Times New Roman"/>
+          <w:b/>
+          <w:bCs/>
+          <w:kern w:val="0"/>
+          <w14:ligatures w14:val="none"/>
+        </w:rPr>
+        <w:t>Dữ liệu ra:</w:t>
+      </w:r>
+      <w:r>
+        <w:rPr>
+          <w:rFonts w:ascii="Times New Roman" w:eastAsia="Times New Roman" w:hAnsi="Times New Roman" w:cs="Times New Roman"/>
+          <w:kern w:val="0"/>
+          <w14:ligatures w14:val="none"/>
+        </w:rPr>
+        <w:t xml:space="preserve"> Một số nguyên biểu diễn tổng tiền cần thanh toán.</w:t>
+      </w:r>
+    </w:p>
+    <w:p>
+      <w:pPr>
+        <w:spacing w:before="100" w:beforeAutospacing="1" w:after="100" w:afterAutospacing="1" w:line="240" w:lineRule="auto"/>
+        <w:outlineLvl w:val="2"/>
+        <w:rPr>
+          <w:rFonts w:ascii="Times New Roman" w:eastAsia="Times New Roman" w:hAnsi="Times New Roman" w:cs="Times New Roman"/>
+          <w:b/>
+          <w:bCs/>
+          <w:kern w:val="0"/>
+          <w:sz w:val="27"/>
+          <w:szCs w:val="27"/>
+          <w14:ligatures w14:val="none"/>
+        </w:rPr>
+      </w:pPr>
+      <w:r>
+        <w:rPr>
+          <w:rFonts w:ascii="Times New Roman" w:eastAsia="Times New Roman" w:hAnsi="Times New Roman" w:cs="Times New Roman"/>
+          <w:b/>
+          <w:bCs/>
+          <w:kern w:val="0"/>
+          <w:sz w:val="27"/>
+          <w:szCs w:val="27"/>
+          <w14:ligatures w14:val="none"/>
+        </w:rPr>
+        <w:t>3. Các bước thực hiện</w:t>
+      </w:r>
+    </w:p>
+    <w:p>
+      <w:pPr>
+        <w:numPr>
+          <w:ilvl w:val="0"/>
+          <w:numId w:val="52"/>
+        </w:numPr>
+        <w:spacing w:before="100" w:beforeAutospacing="1" w:after="100" w:afterAutospacing="1" w:line="240" w:lineRule="auto"/>
+        <w:rPr>
+          <w:rFonts w:ascii="Times New Roman" w:eastAsia="Times New Roman" w:hAnsi="Times New Roman" w:cs="Times New Roman"/>
+          <w:kern w:val="0"/>
+          <w14:ligatures w14:val="none"/>
+        </w:rPr>
+      </w:pPr>
+      <w:r>
+        <w:rPr>
+          <w:rFonts w:ascii="Times New Roman" w:eastAsia="Times New Roman" w:hAnsi="Times New Roman" w:cs="Times New Roman"/>
+          <w:kern w:val="0"/>
+          <w14:ligatures w14:val="none"/>
+        </w:rPr>
+        <w:t>Tính tổng tiền gốc = tổng (số lượng vé × đơn giá) của 6 loại mã.</w:t>
+      </w:r>
+    </w:p>
+    <w:p>
+      <w:pPr>
+        <w:numPr>
+          <w:ilvl w:val="0"/>
+          <w:numId w:val="52"/>
+        </w:numPr>
+        <w:spacing w:before="100" w:beforeAutospacing="1" w:after="100" w:afterAutospacing="1" w:line="240" w:lineRule="auto"/>
+        <w:rPr>
+          <w:rFonts w:ascii="Times New Roman" w:eastAsia="Times New Roman" w:hAnsi="Times New Roman" w:cs="Times New Roman"/>
+          <w:kern w:val="0"/>
+          <w14:ligatures w14:val="none"/>
+        </w:rPr>
+      </w:pPr>
+      <w:r>
+        <w:rPr>
+          <w:rFonts w:ascii="Times New Roman" w:eastAsia="Times New Roman" w:hAnsi="Times New Roman" w:cs="Times New Roman"/>
+          <w:kern w:val="0"/>
+          <w14:ligatures w14:val="none"/>
+        </w:rPr>
+        <w:t>Nếu ngày nghỉ/lễ/Tết: nhân thêm 1.15.</w:t>
+      </w:r>
+    </w:p>
+    <w:p>
+      <w:pPr>
+        <w:numPr>
+          <w:ilvl w:val="0"/>
+          <w:numId w:val="52"/>
+        </w:numPr>
+        <w:spacing w:before="100" w:beforeAutospacing="1" w:after="100" w:afterAutospacing="1" w:line="240" w:lineRule="auto"/>
+        <w:rPr>
+          <w:rFonts w:ascii="Times New Roman" w:eastAsia="Times New Roman" w:hAnsi="Times New Roman" w:cs="Times New Roman"/>
+          <w:kern w:val="0"/>
+          <w14:ligatures w14:val="none"/>
+        </w:rPr>
+      </w:pPr>
+      <w:r>
+        <w:rPr>
+          <w:rFonts w:ascii="Times New Roman" w:eastAsia="Times New Roman" w:hAnsi="Times New Roman" w:cs="Times New Roman"/>
+          <w:kern w:val="0"/>
+          <w14:ligatures w14:val="none"/>
+        </w:rPr>
+        <w:t>Nếu mua khứ hồi: nhân thêm 0.90 (giảm 10%).</w:t>
+      </w:r>
+    </w:p>
+    <w:p>
+      <w:pPr>
+        <w:spacing w:before="100" w:beforeAutospacing="1" w:after="100" w:afterAutospacing="1" w:line="240" w:lineRule="auto"/>
+        <w:outlineLvl w:val="2"/>
+        <w:rPr>
+          <w:rFonts w:ascii="Times New Roman" w:eastAsia="Times New Roman" w:hAnsi="Times New Roman" w:cs="Times New Roman"/>
+          <w:b/>
+          <w:bCs/>
+          <w:kern w:val="0"/>
+          <w:sz w:val="27"/>
+          <w:szCs w:val="27"/>
+          <w14:ligatures w14:val="none"/>
+        </w:rPr>
+      </w:pPr>
+      <w:r>
+        <w:rPr>
+          <w:rFonts w:ascii="Times New Roman" w:eastAsia="Times New Roman" w:hAnsi="Times New Roman" w:cs="Times New Roman"/>
+          <w:b/>
+          <w:bCs/>
+          <w:kern w:val="0"/>
+          <w:sz w:val="27"/>
+          <w:szCs w:val="27"/>
+          <w14:ligatures w14:val="none"/>
+        </w:rPr>
+        <w:t>4. Các kết quả thu được</w:t>
+      </w:r>
+    </w:p>
+    <w:p/>
+    <w:p>
+      <w:r>
+        <w:lastRenderedPageBreak/>
+        <w:drawing>
+          <wp:inline distT="0" distB="0" distL="0" distR="0" wp14:anchorId="7D8C012B" wp14:editId="7F15B891">
+            <wp:extent cx="4891405" cy="8229600"/>
+            <wp:effectExtent l="0" t="0" r="4445" b="0"/>
+            <wp:docPr id="1939973165" name="Picture 1"/>
+            <wp:cNvGraphicFramePr>
+              <a:graphicFrameLocks xmlns:a="http://schemas.openxmlformats.org/drawingml/2006/main" noChangeAspect="1"/>
+            </wp:cNvGraphicFramePr>
+            <a:graphic xmlns:a="http://schemas.openxmlformats.org/drawingml/2006/main">
+              <a:graphicData uri="http://schemas.openxmlformats.org/drawingml/2006/picture">
+                <pic:pic xmlns:pic="http://schemas.openxmlformats.org/drawingml/2006/picture">
+                  <pic:nvPicPr>
+                    <pic:cNvPr id="1939973165" name=""/>
+                    <pic:cNvPicPr/>
+                  </pic:nvPicPr>
+                  <pic:blipFill>
+                    <a:blip r:embed="rId23"/>
+                    <a:stretch>
+                      <a:fillRect/>
+                    </a:stretch>
+                  </pic:blipFill>
+                  <pic:spPr>
+                    <a:xfrm>
+                      <a:off x="0" y="0"/>
+                      <a:ext cx="4891405" cy="8229600"/>
+                    </a:xfrm>
+                    <a:prstGeom prst="rect">
+                      <a:avLst/>
+                    </a:prstGeom>
+                  </pic:spPr>
+                </pic:pic>
+              </a:graphicData>
+            </a:graphic>
+          </wp:inline>
+        </w:drawing>
+      </w:r>
+    </w:p>
+    <w:p>
+      <w:pPr>
+        <w:spacing w:before="100" w:beforeAutospacing="1" w:after="100" w:afterAutospacing="1" w:line="240" w:lineRule="auto"/>
+        <w:outlineLvl w:val="1"/>
+        <w:rPr>
+          <w:rFonts w:ascii="Times New Roman" w:eastAsia="Times New Roman" w:hAnsi="Times New Roman" w:cs="Times New Roman"/>
+          <w:b/>
+          <w:bCs/>
+          <w:kern w:val="0"/>
+          <w:sz w:val="36"/>
+          <w:szCs w:val="36"/>
+          <w14:ligatures w14:val="none"/>
+        </w:rPr>
+      </w:pPr>
+      <w:r>
+        <w:rPr>
+          <w:rFonts w:ascii="Times New Roman" w:eastAsia="Times New Roman" w:hAnsi="Times New Roman" w:cs="Times New Roman"/>
+          <w:b/>
+          <w:bCs/>
+          <w:kern w:val="0"/>
+          <w:sz w:val="36"/>
+          <w:szCs w:val="36"/>
+          <w14:ligatures w14:val="none"/>
+        </w:rPr>
+        <w:lastRenderedPageBreak/>
+        <w:t>BÁO CÁO BÀI THỰC HÀNH 17</w:t>
+      </w:r>
+    </w:p>
+    <w:p>
+      <w:pPr>
+        <w:spacing w:before="100" w:beforeAutospacing="1" w:after="100" w:afterAutospacing="1" w:line="240" w:lineRule="auto"/>
+        <w:rPr>
+          <w:rFonts w:ascii="Times New Roman" w:eastAsia="Times New Roman" w:hAnsi="Times New Roman" w:cs="Times New Roman"/>
+          <w:kern w:val="0"/>
+          <w14:ligatures w14:val="none"/>
+        </w:rPr>
+      </w:pPr>
+      <w:r>
+        <w:rPr>
+          <w:rFonts w:ascii="Times New Roman" w:eastAsia="Times New Roman" w:hAnsi="Times New Roman" w:cs="Times New Roman"/>
+          <w:b/>
+          <w:bCs/>
+          <w:kern w:val="0"/>
+          <w14:ligatures w14:val="none"/>
+        </w:rPr>
+        <w:t>Ngày thực hành:</w:t>
+      </w:r>
+      <w:r>
+        <w:rPr>
+          <w:rFonts w:ascii="Times New Roman" w:eastAsia="Times New Roman" w:hAnsi="Times New Roman" w:cs="Times New Roman"/>
+          <w:kern w:val="0"/>
+          <w14:ligatures w14:val="none"/>
+        </w:rPr>
+        <w:t xml:space="preserve"> 21/4/2026</w:t>
+      </w:r>
+    </w:p>
+    <w:p>
+      <w:pPr>
+        <w:spacing w:before="100" w:beforeAutospacing="1" w:after="100" w:afterAutospacing="1" w:line="240" w:lineRule="auto"/>
+        <w:outlineLvl w:val="2"/>
+        <w:rPr>
+          <w:rFonts w:ascii="Times New Roman" w:eastAsia="Times New Roman" w:hAnsi="Times New Roman" w:cs="Times New Roman"/>
+          <w:b/>
+          <w:bCs/>
+          <w:kern w:val="0"/>
+          <w:sz w:val="27"/>
+          <w:szCs w:val="27"/>
+          <w14:ligatures w14:val="none"/>
+        </w:rPr>
+      </w:pPr>
+      <w:r>
+        <w:rPr>
+          <w:rFonts w:ascii="Times New Roman" w:eastAsia="Times New Roman" w:hAnsi="Times New Roman" w:cs="Times New Roman"/>
+          <w:b/>
+          <w:bCs/>
+          <w:kern w:val="0"/>
+          <w:sz w:val="27"/>
+          <w:szCs w:val="27"/>
+          <w14:ligatures w14:val="none"/>
+        </w:rPr>
+        <w:t>1. Yêu cầu đề bài</w:t>
+      </w:r>
+    </w:p>
+    <w:p>
+      <w:pPr>
+        <w:numPr>
+          <w:ilvl w:val="0"/>
+          <w:numId w:val="56"/>
+        </w:numPr>
+        <w:spacing w:before="100" w:beforeAutospacing="1" w:after="100" w:afterAutospacing="1" w:line="240" w:lineRule="auto"/>
+        <w:rPr>
+          <w:rFonts w:ascii="Times New Roman" w:eastAsia="Times New Roman" w:hAnsi="Times New Roman" w:cs="Times New Roman"/>
+          <w:kern w:val="0"/>
+          <w14:ligatures w14:val="none"/>
+        </w:rPr>
+      </w:pPr>
+      <w:r>
+        <w:rPr>
+          <w:rFonts w:ascii="Times New Roman" w:eastAsia="Times New Roman" w:hAnsi="Times New Roman" w:cs="Times New Roman"/>
+          <w:kern w:val="0"/>
+          <w14:ligatures w14:val="none"/>
+        </w:rPr>
+        <w:t>Nhập vào một số tiền (số nguyên), phân chia thành số lượng tờ tiền ít nhất.</w:t>
+      </w:r>
+    </w:p>
+    <w:p>
+      <w:pPr>
+        <w:numPr>
+          <w:ilvl w:val="0"/>
+          <w:numId w:val="56"/>
+        </w:numPr>
+        <w:spacing w:before="100" w:beforeAutospacing="1" w:after="100" w:afterAutospacing="1" w:line="240" w:lineRule="auto"/>
+        <w:rPr>
+          <w:rFonts w:ascii="Times New Roman" w:eastAsia="Times New Roman" w:hAnsi="Times New Roman" w:cs="Times New Roman"/>
+          <w:kern w:val="0"/>
+          <w14:ligatures w14:val="none"/>
+        </w:rPr>
+      </w:pPr>
+      <w:r>
+        <w:rPr>
+          <w:rFonts w:ascii="Times New Roman" w:eastAsia="Times New Roman" w:hAnsi="Times New Roman" w:cs="Times New Roman"/>
+          <w:kern w:val="0"/>
+          <w14:ligatures w14:val="none"/>
+        </w:rPr>
+        <w:t>Các mệnh giá sử dụng: 500.000đ, 200.000đ, 100.000đ, 50.000đ, 20.000đ, 10.000đ, 5.000đ, 1.000đ.</w:t>
+      </w:r>
+    </w:p>
+    <w:p>
+      <w:pPr>
+        <w:numPr>
+          <w:ilvl w:val="0"/>
+          <w:numId w:val="56"/>
+        </w:numPr>
+        <w:spacing w:before="100" w:beforeAutospacing="1" w:after="100" w:afterAutospacing="1" w:line="240" w:lineRule="auto"/>
+        <w:rPr>
+          <w:rFonts w:ascii="Times New Roman" w:eastAsia="Times New Roman" w:hAnsi="Times New Roman" w:cs="Times New Roman"/>
+          <w:kern w:val="0"/>
+          <w14:ligatures w14:val="none"/>
+        </w:rPr>
+      </w:pPr>
+      <w:r>
+        <w:rPr>
+          <w:rFonts w:ascii="Times New Roman" w:eastAsia="Times New Roman" w:hAnsi="Times New Roman" w:cs="Times New Roman"/>
+          <w:kern w:val="0"/>
+          <w14:ligatures w14:val="none"/>
+        </w:rPr>
+        <w:t>Chỉ in ra các mệnh giá có số lượng tờ &gt; 0.</w:t>
+      </w:r>
+    </w:p>
+    <w:p>
+      <w:pPr>
+        <w:spacing w:before="100" w:beforeAutospacing="1" w:after="100" w:afterAutospacing="1" w:line="240" w:lineRule="auto"/>
+        <w:outlineLvl w:val="2"/>
+        <w:rPr>
+          <w:rFonts w:ascii="Times New Roman" w:eastAsia="Times New Roman" w:hAnsi="Times New Roman" w:cs="Times New Roman"/>
+          <w:b/>
+          <w:bCs/>
+          <w:kern w:val="0"/>
+          <w:sz w:val="27"/>
+          <w:szCs w:val="27"/>
+          <w14:ligatures w14:val="none"/>
+        </w:rPr>
+      </w:pPr>
+      <w:r>
+        <w:rPr>
+          <w:rFonts w:ascii="Times New Roman" w:eastAsia="Times New Roman" w:hAnsi="Times New Roman" w:cs="Times New Roman"/>
+          <w:b/>
+          <w:bCs/>
+          <w:kern w:val="0"/>
+          <w:sz w:val="27"/>
+          <w:szCs w:val="27"/>
+          <w14:ligatures w14:val="none"/>
+        </w:rPr>
+        <w:t>2. Dữ liệu vào/ra</w:t>
+      </w:r>
+    </w:p>
+    <w:p>
+      <w:pPr>
+        <w:spacing w:before="100" w:beforeAutospacing="1" w:after="100" w:afterAutospacing="1" w:line="240" w:lineRule="auto"/>
+        <w:rPr>
+          <w:rFonts w:ascii="Times New Roman" w:eastAsia="Times New Roman" w:hAnsi="Times New Roman" w:cs="Times New Roman"/>
+          <w:kern w:val="0"/>
+          <w14:ligatures w14:val="none"/>
+        </w:rPr>
+      </w:pPr>
+      <w:r>
+        <w:rPr>
+          <w:rFonts w:ascii="Times New Roman" w:eastAsia="Times New Roman" w:hAnsi="Times New Roman" w:cs="Times New Roman"/>
+          <w:b/>
+          <w:bCs/>
+          <w:kern w:val="0"/>
+          <w14:ligatures w14:val="none"/>
+        </w:rPr>
+        <w:t>Dữ liệu vào:</w:t>
+      </w:r>
+      <w:r>
+        <w:rPr>
+          <w:rFonts w:ascii="Times New Roman" w:eastAsia="Times New Roman" w:hAnsi="Times New Roman" w:cs="Times New Roman"/>
+          <w:kern w:val="0"/>
+          <w14:ligatures w14:val="none"/>
+        </w:rPr>
+        <w:t xml:space="preserve"> Một số nguyên biểu diễn số tiền cần phân chia.</w:t>
+      </w:r>
+    </w:p>
+    <w:p>
+      <w:pPr>
+        <w:spacing w:before="100" w:beforeAutospacing="1" w:after="100" w:afterAutospacing="1" w:line="240" w:lineRule="auto"/>
+        <w:rPr>
+          <w:rFonts w:ascii="Times New Roman" w:eastAsia="Times New Roman" w:hAnsi="Times New Roman" w:cs="Times New Roman"/>
+          <w:kern w:val="0"/>
+          <w14:ligatures w14:val="none"/>
+        </w:rPr>
+      </w:pPr>
+      <w:r>
+        <w:rPr>
+          <w:rFonts w:ascii="Times New Roman" w:eastAsia="Times New Roman" w:hAnsi="Times New Roman" w:cs="Times New Roman"/>
+          <w:b/>
+          <w:bCs/>
+          <w:kern w:val="0"/>
+          <w14:ligatures w14:val="none"/>
+        </w:rPr>
+        <w:t>Dữ liệu ra:</w:t>
+      </w:r>
+      <w:r>
+        <w:rPr>
+          <w:rFonts w:ascii="Times New Roman" w:eastAsia="Times New Roman" w:hAnsi="Times New Roman" w:cs="Times New Roman"/>
+          <w:kern w:val="0"/>
+          <w14:ligatures w14:val="none"/>
+        </w:rPr>
+        <w:t xml:space="preserve"> Mỗi dòng gồm mệnh giá và số lượng tờ tương ứng, chỉ in dòng có số lượng &gt; 0.</w:t>
+      </w:r>
+    </w:p>
+    <w:p>
+      <w:pPr>
+        <w:spacing w:before="100" w:beforeAutospacing="1" w:after="100" w:afterAutospacing="1" w:line="240" w:lineRule="auto"/>
+        <w:outlineLvl w:val="2"/>
+        <w:rPr>
+          <w:rFonts w:ascii="Times New Roman" w:eastAsia="Times New Roman" w:hAnsi="Times New Roman" w:cs="Times New Roman"/>
+          <w:b/>
+          <w:bCs/>
+          <w:kern w:val="0"/>
+          <w:sz w:val="27"/>
+          <w:szCs w:val="27"/>
+          <w14:ligatures w14:val="none"/>
+        </w:rPr>
+      </w:pPr>
+      <w:r>
+        <w:rPr>
+          <w:rFonts w:ascii="Times New Roman" w:eastAsia="Times New Roman" w:hAnsi="Times New Roman" w:cs="Times New Roman"/>
+          <w:b/>
+          <w:bCs/>
+          <w:kern w:val="0"/>
+          <w:sz w:val="27"/>
+          <w:szCs w:val="27"/>
+          <w14:ligatures w14:val="none"/>
+        </w:rPr>
+        <w:t>3. Các bước thực hiện</w:t>
+      </w:r>
+    </w:p>
+    <w:p>
+      <w:pPr>
+        <w:numPr>
+          <w:ilvl w:val="0"/>
+          <w:numId w:val="57"/>
+        </w:numPr>
+        <w:spacing w:before="100" w:beforeAutospacing="1" w:after="100" w:afterAutospacing="1" w:line="240" w:lineRule="auto"/>
+        <w:rPr>
+          <w:rFonts w:ascii="Times New Roman" w:eastAsia="Times New Roman" w:hAnsi="Times New Roman" w:cs="Times New Roman"/>
+          <w:kern w:val="0"/>
+          <w14:ligatures w14:val="none"/>
+        </w:rPr>
+      </w:pPr>
+      <w:r>
+        <w:rPr>
+          <w:rFonts w:ascii="Times New Roman" w:eastAsia="Times New Roman" w:hAnsi="Times New Roman" w:cs="Times New Roman"/>
+          <w:kern w:val="0"/>
+          <w14:ligatures w14:val="none"/>
+        </w:rPr>
+        <w:t>Duyệt lần lượt từ mệnh giá lớn đến nhỏ.</w:t>
+      </w:r>
+    </w:p>
+    <w:p>
+      <w:pPr>
+        <w:numPr>
+          <w:ilvl w:val="0"/>
+          <w:numId w:val="57"/>
+        </w:numPr>
+        <w:spacing w:before="100" w:beforeAutospacing="1" w:after="100" w:afterAutospacing="1" w:line="240" w:lineRule="auto"/>
+        <w:rPr>
+          <w:rFonts w:ascii="Times New Roman" w:eastAsia="Times New Roman" w:hAnsi="Times New Roman" w:cs="Times New Roman"/>
+          <w:kern w:val="0"/>
+          <w14:ligatures w14:val="none"/>
+        </w:rPr>
+      </w:pPr>
+      <w:r>
+        <w:rPr>
+          <w:rFonts w:ascii="Times New Roman" w:eastAsia="Times New Roman" w:hAnsi="Times New Roman" w:cs="Times New Roman"/>
+          <w:kern w:val="0"/>
+          <w14:ligatures w14:val="none"/>
+        </w:rPr>
+        <w:t>Với mỗi mệnh giá: số tờ = số tiền còn lại / mệnh giá (chia nguyên).</w:t>
+      </w:r>
+    </w:p>
+    <w:p>
+      <w:pPr>
+        <w:numPr>
+          <w:ilvl w:val="0"/>
+          <w:numId w:val="57"/>
+        </w:numPr>
+        <w:spacing w:before="100" w:beforeAutospacing="1" w:after="100" w:afterAutospacing="1" w:line="240" w:lineRule="auto"/>
+        <w:rPr>
+          <w:rFonts w:ascii="Times New Roman" w:eastAsia="Times New Roman" w:hAnsi="Times New Roman" w:cs="Times New Roman"/>
+          <w:kern w:val="0"/>
+          <w14:ligatures w14:val="none"/>
+        </w:rPr>
+      </w:pPr>
+      <w:r>
+        <w:rPr>
+          <w:rFonts w:ascii="Times New Roman" w:eastAsia="Times New Roman" w:hAnsi="Times New Roman" w:cs="Times New Roman"/>
+          <w:kern w:val="0"/>
+          <w14:ligatures w14:val="none"/>
+        </w:rPr>
+        <w:t>Trừ phần đã dùng khỏi số tiền còn lại.</w:t>
+      </w:r>
+    </w:p>
+    <w:p>
+      <w:pPr>
+        <w:numPr>
+          <w:ilvl w:val="0"/>
+          <w:numId w:val="57"/>
+        </w:numPr>
+        <w:spacing w:before="100" w:beforeAutospacing="1" w:after="100" w:afterAutospacing="1" w:line="240" w:lineRule="auto"/>
+        <w:rPr>
+          <w:rFonts w:ascii="Times New Roman" w:eastAsia="Times New Roman" w:hAnsi="Times New Roman" w:cs="Times New Roman"/>
+          <w:kern w:val="0"/>
+          <w14:ligatures w14:val="none"/>
+        </w:rPr>
+      </w:pPr>
+      <w:r>
+        <w:rPr>
+          <w:rFonts w:ascii="Times New Roman" w:eastAsia="Times New Roman" w:hAnsi="Times New Roman" w:cs="Times New Roman"/>
+          <w:kern w:val="0"/>
+          <w14:ligatures w14:val="none"/>
+        </w:rPr>
+        <w:t>Nếu số tờ &gt; 0 thì in ra.</w:t>
+      </w:r>
+    </w:p>
+    <w:p>
+      <w:pPr>
+        <w:spacing w:before="100" w:beforeAutospacing="1" w:after="100" w:afterAutospacing="1" w:line="240" w:lineRule="auto"/>
+        <w:outlineLvl w:val="2"/>
+        <w:rPr>
+          <w:rFonts w:ascii="Times New Roman" w:eastAsia="Times New Roman" w:hAnsi="Times New Roman" w:cs="Times New Roman"/>
+          <w:b/>
+          <w:bCs/>
+          <w:kern w:val="0"/>
+          <w:sz w:val="27"/>
+          <w:szCs w:val="27"/>
+          <w14:ligatures w14:val="none"/>
+        </w:rPr>
+      </w:pPr>
+      <w:r>
+        <w:rPr>
+          <w:rFonts w:ascii="Times New Roman" w:eastAsia="Times New Roman" w:hAnsi="Times New Roman" w:cs="Times New Roman"/>
+          <w:b/>
+          <w:bCs/>
+          <w:kern w:val="0"/>
+          <w:sz w:val="27"/>
+          <w:szCs w:val="27"/>
+          <w14:ligatures w14:val="none"/>
+        </w:rPr>
+        <w:t>4. Các kết quả thu được</w:t>
+      </w:r>
+    </w:p>
+    <w:p>
+      <w:r>
+        <w:drawing>
+          <wp:inline distT="0" distB="0" distL="0" distR="0" wp14:anchorId="63FA4FD2" wp14:editId="51960770">
+            <wp:extent cx="5943600" cy="1085215"/>
+            <wp:effectExtent l="0" t="0" r="0" b="635"/>
+            <wp:docPr id="158801241" name="Picture 1"/>
+            <wp:cNvGraphicFramePr>
+              <a:graphicFrameLocks xmlns:a="http://schemas.openxmlformats.org/drawingml/2006/main" noChangeAspect="1"/>
+            </wp:cNvGraphicFramePr>
+            <a:graphic xmlns:a="http://schemas.openxmlformats.org/drawingml/2006/main">
+              <a:graphicData uri="http://schemas.openxmlformats.org/drawingml/2006/picture">
+                <pic:pic xmlns:pic="http://schemas.openxmlformats.org/drawingml/2006/picture">
+                  <pic:nvPicPr>
+                    <pic:cNvPr id="158801241" name=""/>
+                    <pic:cNvPicPr/>
+                  </pic:nvPicPr>
+                  <pic:blipFill>
+                    <a:blip r:embed="rId24"/>
+                    <a:stretch>
+                      <a:fillRect/>
+                    </a:stretch>
+                  </pic:blipFill>
+                  <pic:spPr>
+                    <a:xfrm>
+                      <a:off x="0" y="0"/>
+                      <a:ext cx="5943600" cy="1085215"/>
+                    </a:xfrm>
+                    <a:prstGeom prst="rect">
+                      <a:avLst/>
+                    </a:prstGeom>
+                  </pic:spPr>
+                </pic:pic>
+              </a:graphicData>
+            </a:graphic>
+          </wp:inline>
+        </w:drawing>
+      </w:r>
+    </w:p>
+    <w:p>
+      <w:r>
+        <w:lastRenderedPageBreak/>
+        <w:drawing>
+          <wp:inline distT="0" distB="0" distL="0" distR="0" wp14:anchorId="184FC7E2" wp14:editId="3687BAA5">
+            <wp:extent cx="5827594" cy="3350866"/>
+            <wp:effectExtent l="0" t="0" r="1905" b="2540"/>
+            <wp:docPr id="1942862551" name="Picture 1"/>
+            <wp:cNvGraphicFramePr>
+              <a:graphicFrameLocks xmlns:a="http://schemas.openxmlformats.org/drawingml/2006/main" noChangeAspect="1"/>
+            </wp:cNvGraphicFramePr>
+            <a:graphic xmlns:a="http://schemas.openxmlformats.org/drawingml/2006/main">
+              <a:graphicData uri="http://schemas.openxmlformats.org/drawingml/2006/picture">
+                <pic:pic xmlns:pic="http://schemas.openxmlformats.org/drawingml/2006/picture">
+                  <pic:nvPicPr>
+                    <pic:cNvPr id="1942862551" name=""/>
+                    <pic:cNvPicPr/>
+                  </pic:nvPicPr>
+                  <pic:blipFill>
+                    <a:blip r:embed="rId25"/>
+                    <a:stretch>
+                      <a:fillRect/>
+                    </a:stretch>
+                  </pic:blipFill>
+                  <pic:spPr>
+                    <a:xfrm>
+                      <a:off x="0" y="0"/>
+                      <a:ext cx="5835681" cy="3355516"/>
+                    </a:xfrm>
+                    <a:prstGeom prst="rect">
+                      <a:avLst/>
+                    </a:prstGeom>
+                  </pic:spPr>
+                </pic:pic>
+              </a:graphicData>
+            </a:graphic>
+          </wp:inline>
+        </w:drawing>
+      </w:r>
+    </w:p>
     <w:sectPr>
       <w:pgSz w:w="12240" w:h="15840"/>
       <w:pgMar w:top="1440" w:right="1440" w:bottom="1440" w:left="1440" w:header="720" w:footer="720" w:gutter="0"/>
@@ -9823,6 +11859,304 @@
     </w:lvl>
   </w:abstractNum>
   <w:abstractNum w:abstractNumId="4" w15:restartNumberingAfterBreak="0">
+    <w:nsid w:val="0B4466FF"/>
+    <w:multiLevelType w:val="multilevel"/>
+    <w:tmpl w:val="2B8C11CE"/>
+    <w:lvl w:ilvl="0">
+      <w:start w:val="1"/>
+      <w:numFmt w:val="bullet"/>
+      <w:lvlText w:val=""/>
+      <w:lvlJc w:val="left"/>
+      <w:pPr>
+        <w:tabs>
+          <w:tab w:val="num" w:pos="720"/>
+        </w:tabs>
+        <w:ind w:left="720" w:hanging="360"/>
+      </w:pPr>
+      <w:rPr>
+        <w:rFonts w:ascii="Symbol" w:hAnsi="Symbol" w:hint="default"/>
+        <w:sz w:val="20"/>
+      </w:rPr>
+    </w:lvl>
+    <w:lvl w:ilvl="1" w:tentative="1">
+      <w:start w:val="1"/>
+      <w:numFmt w:val="bullet"/>
+      <w:lvlText w:val="o"/>
+      <w:lvlJc w:val="left"/>
+      <w:pPr>
+        <w:tabs>
+          <w:tab w:val="num" w:pos="1440"/>
+        </w:tabs>
+        <w:ind w:left="1440" w:hanging="360"/>
+      </w:pPr>
+      <w:rPr>
+        <w:rFonts w:ascii="Courier New" w:hAnsi="Courier New" w:hint="default"/>
+        <w:sz w:val="20"/>
+      </w:rPr>
+    </w:lvl>
+    <w:lvl w:ilvl="2" w:tentative="1">
+      <w:start w:val="1"/>
+      <w:numFmt w:val="bullet"/>
+      <w:lvlText w:val=""/>
+      <w:lvlJc w:val="left"/>
+      <w:pPr>
+        <w:tabs>
+          <w:tab w:val="num" w:pos="2160"/>
+        </w:tabs>
+        <w:ind w:left="2160" w:hanging="360"/>
+      </w:pPr>
+      <w:rPr>
+        <w:rFonts w:ascii="Wingdings" w:hAnsi="Wingdings" w:hint="default"/>
+        <w:sz w:val="20"/>
+      </w:rPr>
+    </w:lvl>
+    <w:lvl w:ilvl="3" w:tentative="1">
+      <w:start w:val="1"/>
+      <w:numFmt w:val="bullet"/>
+      <w:lvlText w:val=""/>
+      <w:lvlJc w:val="left"/>
+      <w:pPr>
+        <w:tabs>
+          <w:tab w:val="num" w:pos="2880"/>
+        </w:tabs>
+        <w:ind w:left="2880" w:hanging="360"/>
+      </w:pPr>
+      <w:rPr>
+        <w:rFonts w:ascii="Wingdings" w:hAnsi="Wingdings" w:hint="default"/>
+        <w:sz w:val="20"/>
+      </w:rPr>
+    </w:lvl>
+    <w:lvl w:ilvl="4" w:tentative="1">
+      <w:start w:val="1"/>
+      <w:numFmt w:val="bullet"/>
+      <w:lvlText w:val=""/>
+      <w:lvlJc w:val="left"/>
+      <w:pPr>
+        <w:tabs>
+          <w:tab w:val="num" w:pos="3600"/>
+        </w:tabs>
+        <w:ind w:left="3600" w:hanging="360"/>
+      </w:pPr>
+      <w:rPr>
+        <w:rFonts w:ascii="Wingdings" w:hAnsi="Wingdings" w:hint="default"/>
+        <w:sz w:val="20"/>
+      </w:rPr>
+    </w:lvl>
+    <w:lvl w:ilvl="5" w:tentative="1">
+      <w:start w:val="1"/>
+      <w:numFmt w:val="bullet"/>
+      <w:lvlText w:val=""/>
+      <w:lvlJc w:val="left"/>
+      <w:pPr>
+        <w:tabs>
+          <w:tab w:val="num" w:pos="4320"/>
+        </w:tabs>
+        <w:ind w:left="4320" w:hanging="360"/>
+      </w:pPr>
+      <w:rPr>
+        <w:rFonts w:ascii="Wingdings" w:hAnsi="Wingdings" w:hint="default"/>
+        <w:sz w:val="20"/>
+      </w:rPr>
+    </w:lvl>
+    <w:lvl w:ilvl="6" w:tentative="1">
+      <w:start w:val="1"/>
+      <w:numFmt w:val="bullet"/>
+      <w:lvlText w:val=""/>
+      <w:lvlJc w:val="left"/>
+      <w:pPr>
+        <w:tabs>
+          <w:tab w:val="num" w:pos="5040"/>
+        </w:tabs>
+        <w:ind w:left="5040" w:hanging="360"/>
+      </w:pPr>
+      <w:rPr>
+        <w:rFonts w:ascii="Wingdings" w:hAnsi="Wingdings" w:hint="default"/>
+        <w:sz w:val="20"/>
+      </w:rPr>
+    </w:lvl>
+    <w:lvl w:ilvl="7" w:tentative="1">
+      <w:start w:val="1"/>
+      <w:numFmt w:val="bullet"/>
+      <w:lvlText w:val=""/>
+      <w:lvlJc w:val="left"/>
+      <w:pPr>
+        <w:tabs>
+          <w:tab w:val="num" w:pos="5760"/>
+        </w:tabs>
+        <w:ind w:left="5760" w:hanging="360"/>
+      </w:pPr>
+      <w:rPr>
+        <w:rFonts w:ascii="Wingdings" w:hAnsi="Wingdings" w:hint="default"/>
+        <w:sz w:val="20"/>
+      </w:rPr>
+    </w:lvl>
+    <w:lvl w:ilvl="8" w:tentative="1">
+      <w:start w:val="1"/>
+      <w:numFmt w:val="bullet"/>
+      <w:lvlText w:val=""/>
+      <w:lvlJc w:val="left"/>
+      <w:pPr>
+        <w:tabs>
+          <w:tab w:val="num" w:pos="6480"/>
+        </w:tabs>
+        <w:ind w:left="6480" w:hanging="360"/>
+      </w:pPr>
+      <w:rPr>
+        <w:rFonts w:ascii="Wingdings" w:hAnsi="Wingdings" w:hint="default"/>
+        <w:sz w:val="20"/>
+      </w:rPr>
+    </w:lvl>
+  </w:abstractNum>
+  <w:abstractNum w:abstractNumId="5" w15:restartNumberingAfterBreak="0">
+    <w:nsid w:val="0F1431EB"/>
+    <w:multiLevelType w:val="multilevel"/>
+    <w:tmpl w:val="707A6B6C"/>
+    <w:lvl w:ilvl="0">
+      <w:start w:val="1"/>
+      <w:numFmt w:val="bullet"/>
+      <w:lvlText w:val=""/>
+      <w:lvlJc w:val="left"/>
+      <w:pPr>
+        <w:tabs>
+          <w:tab w:val="num" w:pos="720"/>
+        </w:tabs>
+        <w:ind w:left="720" w:hanging="360"/>
+      </w:pPr>
+      <w:rPr>
+        <w:rFonts w:ascii="Symbol" w:hAnsi="Symbol" w:hint="default"/>
+        <w:sz w:val="20"/>
+      </w:rPr>
+    </w:lvl>
+    <w:lvl w:ilvl="1" w:tentative="1">
+      <w:start w:val="1"/>
+      <w:numFmt w:val="bullet"/>
+      <w:lvlText w:val="o"/>
+      <w:lvlJc w:val="left"/>
+      <w:pPr>
+        <w:tabs>
+          <w:tab w:val="num" w:pos="1440"/>
+        </w:tabs>
+        <w:ind w:left="1440" w:hanging="360"/>
+      </w:pPr>
+      <w:rPr>
+        <w:rFonts w:ascii="Courier New" w:hAnsi="Courier New" w:hint="default"/>
+        <w:sz w:val="20"/>
+      </w:rPr>
+    </w:lvl>
+    <w:lvl w:ilvl="2" w:tentative="1">
+      <w:start w:val="1"/>
+      <w:numFmt w:val="bullet"/>
+      <w:lvlText w:val=""/>
+      <w:lvlJc w:val="left"/>
+      <w:pPr>
+        <w:tabs>
+          <w:tab w:val="num" w:pos="2160"/>
+        </w:tabs>
+        <w:ind w:left="2160" w:hanging="360"/>
+      </w:pPr>
+      <w:rPr>
+        <w:rFonts w:ascii="Wingdings" w:hAnsi="Wingdings" w:hint="default"/>
+        <w:sz w:val="20"/>
+      </w:rPr>
+    </w:lvl>
+    <w:lvl w:ilvl="3" w:tentative="1">
+      <w:start w:val="1"/>
+      <w:numFmt w:val="bullet"/>
+      <w:lvlText w:val=""/>
+      <w:lvlJc w:val="left"/>
+      <w:pPr>
+        <w:tabs>
+          <w:tab w:val="num" w:pos="2880"/>
+        </w:tabs>
+        <w:ind w:left="2880" w:hanging="360"/>
+      </w:pPr>
+      <w:rPr>
+        <w:rFonts w:ascii="Wingdings" w:hAnsi="Wingdings" w:hint="default"/>
+        <w:sz w:val="20"/>
+      </w:rPr>
+    </w:lvl>
+    <w:lvl w:ilvl="4" w:tentative="1">
+      <w:start w:val="1"/>
+      <w:numFmt w:val="bullet"/>
+      <w:lvlText w:val=""/>
+      <w:lvlJc w:val="left"/>
+      <w:pPr>
+        <w:tabs>
+          <w:tab w:val="num" w:pos="3600"/>
+        </w:tabs>
+        <w:ind w:left="3600" w:hanging="360"/>
+      </w:pPr>
+      <w:rPr>
+        <w:rFonts w:ascii="Wingdings" w:hAnsi="Wingdings" w:hint="default"/>
+        <w:sz w:val="20"/>
+      </w:rPr>
+    </w:lvl>
+    <w:lvl w:ilvl="5" w:tentative="1">
+      <w:start w:val="1"/>
+      <w:numFmt w:val="bullet"/>
+      <w:lvlText w:val=""/>
+      <w:lvlJc w:val="left"/>
+      <w:pPr>
+        <w:tabs>
+          <w:tab w:val="num" w:pos="4320"/>
+        </w:tabs>
+        <w:ind w:left="4320" w:hanging="360"/>
+      </w:pPr>
+      <w:rPr>
+        <w:rFonts w:ascii="Wingdings" w:hAnsi="Wingdings" w:hint="default"/>
+        <w:sz w:val="20"/>
+      </w:rPr>
+    </w:lvl>
+    <w:lvl w:ilvl="6" w:tentative="1">
+      <w:start w:val="1"/>
+      <w:numFmt w:val="bullet"/>
+      <w:lvlText w:val=""/>
+      <w:lvlJc w:val="left"/>
+      <w:pPr>
+        <w:tabs>
+          <w:tab w:val="num" w:pos="5040"/>
+        </w:tabs>
+        <w:ind w:left="5040" w:hanging="360"/>
+      </w:pPr>
+      <w:rPr>
+        <w:rFonts w:ascii="Wingdings" w:hAnsi="Wingdings" w:hint="default"/>
+        <w:sz w:val="20"/>
+      </w:rPr>
+    </w:lvl>
+    <w:lvl w:ilvl="7" w:tentative="1">
+      <w:start w:val="1"/>
+      <w:numFmt w:val="bullet"/>
+      <w:lvlText w:val=""/>
+      <w:lvlJc w:val="left"/>
+      <w:pPr>
+        <w:tabs>
+          <w:tab w:val="num" w:pos="5760"/>
+        </w:tabs>
+        <w:ind w:left="5760" w:hanging="360"/>
+      </w:pPr>
+      <w:rPr>
+        <w:rFonts w:ascii="Wingdings" w:hAnsi="Wingdings" w:hint="default"/>
+        <w:sz w:val="20"/>
+      </w:rPr>
+    </w:lvl>
+    <w:lvl w:ilvl="8" w:tentative="1">
+      <w:start w:val="1"/>
+      <w:numFmt w:val="bullet"/>
+      <w:lvlText w:val=""/>
+      <w:lvlJc w:val="left"/>
+      <w:pPr>
+        <w:tabs>
+          <w:tab w:val="num" w:pos="6480"/>
+        </w:tabs>
+        <w:ind w:left="6480" w:hanging="360"/>
+      </w:pPr>
+      <w:rPr>
+        <w:rFonts w:ascii="Wingdings" w:hAnsi="Wingdings" w:hint="default"/>
+        <w:sz w:val="20"/>
+      </w:rPr>
+    </w:lvl>
+  </w:abstractNum>
+  <w:abstractNum w:abstractNumId="6" w15:restartNumberingAfterBreak="0">
     <w:nsid w:val="0F473ABC"/>
     <w:multiLevelType w:val="multilevel"/>
     <w:tmpl w:val="F80A28D6"/>
@@ -9971,7 +12305,7 @@
       </w:rPr>
     </w:lvl>
   </w:abstractNum>
-  <w:abstractNum w:abstractNumId="5" w15:restartNumberingAfterBreak="0">
+  <w:abstractNum w:abstractNumId="7" w15:restartNumberingAfterBreak="0">
     <w:nsid w:val="14A81D58"/>
     <w:multiLevelType w:val="multilevel"/>
     <w:tmpl w:val="E5F0B834"/>
@@ -10120,7 +12454,7 @@
       </w:rPr>
     </w:lvl>
   </w:abstractNum>
-  <w:abstractNum w:abstractNumId="6" w15:restartNumberingAfterBreak="0">
+  <w:abstractNum w:abstractNumId="8" w15:restartNumberingAfterBreak="0">
     <w:nsid w:val="15F05582"/>
     <w:multiLevelType w:val="multilevel"/>
     <w:tmpl w:val="6E30B0C0"/>
@@ -10269,7 +12603,7 @@
       </w:rPr>
     </w:lvl>
   </w:abstractNum>
-  <w:abstractNum w:abstractNumId="7" w15:restartNumberingAfterBreak="0">
+  <w:abstractNum w:abstractNumId="9" w15:restartNumberingAfterBreak="0">
     <w:nsid w:val="190E5717"/>
     <w:multiLevelType w:val="multilevel"/>
     <w:tmpl w:val="8D660476"/>
@@ -10418,7 +12752,7 @@
       </w:rPr>
     </w:lvl>
   </w:abstractNum>
-  <w:abstractNum w:abstractNumId="8" w15:restartNumberingAfterBreak="0">
+  <w:abstractNum w:abstractNumId="10" w15:restartNumberingAfterBreak="0">
     <w:nsid w:val="194A70D8"/>
     <w:multiLevelType w:val="multilevel"/>
     <w:tmpl w:val="9E466D46"/>
@@ -10567,7 +12901,7 @@
       </w:rPr>
     </w:lvl>
   </w:abstractNum>
-  <w:abstractNum w:abstractNumId="9" w15:restartNumberingAfterBreak="0">
+  <w:abstractNum w:abstractNumId="11" w15:restartNumberingAfterBreak="0">
     <w:nsid w:val="197F4B15"/>
     <w:multiLevelType w:val="multilevel"/>
     <w:tmpl w:val="6206F9B4"/>
@@ -10716,7 +13050,156 @@
       </w:rPr>
     </w:lvl>
   </w:abstractNum>
-  <w:abstractNum w:abstractNumId="10" w15:restartNumberingAfterBreak="0">
+  <w:abstractNum w:abstractNumId="12" w15:restartNumberingAfterBreak="0">
+    <w:nsid w:val="1CE07562"/>
+    <w:multiLevelType w:val="multilevel"/>
+    <w:tmpl w:val="0302DDD8"/>
+    <w:lvl w:ilvl="0">
+      <w:start w:val="1"/>
+      <w:numFmt w:val="bullet"/>
+      <w:lvlText w:val=""/>
+      <w:lvlJc w:val="left"/>
+      <w:pPr>
+        <w:tabs>
+          <w:tab w:val="num" w:pos="720"/>
+        </w:tabs>
+        <w:ind w:left="720" w:hanging="360"/>
+      </w:pPr>
+      <w:rPr>
+        <w:rFonts w:ascii="Symbol" w:hAnsi="Symbol" w:hint="default"/>
+        <w:sz w:val="20"/>
+      </w:rPr>
+    </w:lvl>
+    <w:lvl w:ilvl="1" w:tentative="1">
+      <w:start w:val="1"/>
+      <w:numFmt w:val="bullet"/>
+      <w:lvlText w:val="o"/>
+      <w:lvlJc w:val="left"/>
+      <w:pPr>
+        <w:tabs>
+          <w:tab w:val="num" w:pos="1440"/>
+        </w:tabs>
+        <w:ind w:left="1440" w:hanging="360"/>
+      </w:pPr>
+      <w:rPr>
+        <w:rFonts w:ascii="Courier New" w:hAnsi="Courier New" w:hint="default"/>
+        <w:sz w:val="20"/>
+      </w:rPr>
+    </w:lvl>
+    <w:lvl w:ilvl="2" w:tentative="1">
+      <w:start w:val="1"/>
+      <w:numFmt w:val="bullet"/>
+      <w:lvlText w:val=""/>
+      <w:lvlJc w:val="left"/>
+      <w:pPr>
+        <w:tabs>
+          <w:tab w:val="num" w:pos="2160"/>
+        </w:tabs>
+        <w:ind w:left="2160" w:hanging="360"/>
+      </w:pPr>
+      <w:rPr>
+        <w:rFonts w:ascii="Wingdings" w:hAnsi="Wingdings" w:hint="default"/>
+        <w:sz w:val="20"/>
+      </w:rPr>
+    </w:lvl>
+    <w:lvl w:ilvl="3" w:tentative="1">
+      <w:start w:val="1"/>
+      <w:numFmt w:val="bullet"/>
+      <w:lvlText w:val=""/>
+      <w:lvlJc w:val="left"/>
+      <w:pPr>
+        <w:tabs>
+          <w:tab w:val="num" w:pos="2880"/>
+        </w:tabs>
+        <w:ind w:left="2880" w:hanging="360"/>
+      </w:pPr>
+      <w:rPr>
+        <w:rFonts w:ascii="Wingdings" w:hAnsi="Wingdings" w:hint="default"/>
+        <w:sz w:val="20"/>
+      </w:rPr>
+    </w:lvl>
+    <w:lvl w:ilvl="4" w:tentative="1">
+      <w:start w:val="1"/>
+      <w:numFmt w:val="bullet"/>
+      <w:lvlText w:val=""/>
+      <w:lvlJc w:val="left"/>
+      <w:pPr>
+        <w:tabs>
+          <w:tab w:val="num" w:pos="3600"/>
+        </w:tabs>
+        <w:ind w:left="3600" w:hanging="360"/>
+      </w:pPr>
+      <w:rPr>
+        <w:rFonts w:ascii="Wingdings" w:hAnsi="Wingdings" w:hint="default"/>
+        <w:sz w:val="20"/>
+      </w:rPr>
+    </w:lvl>
+    <w:lvl w:ilvl="5" w:tentative="1">
+      <w:start w:val="1"/>
+      <w:numFmt w:val="bullet"/>
+      <w:lvlText w:val=""/>
+      <w:lvlJc w:val="left"/>
+      <w:pPr>
+        <w:tabs>
+          <w:tab w:val="num" w:pos="4320"/>
+        </w:tabs>
+        <w:ind w:left="4320" w:hanging="360"/>
+      </w:pPr>
+      <w:rPr>
+        <w:rFonts w:ascii="Wingdings" w:hAnsi="Wingdings" w:hint="default"/>
+        <w:sz w:val="20"/>
+      </w:rPr>
+    </w:lvl>
+    <w:lvl w:ilvl="6" w:tentative="1">
+      <w:start w:val="1"/>
+      <w:numFmt w:val="bullet"/>
+      <w:lvlText w:val=""/>
+      <w:lvlJc w:val="left"/>
+      <w:pPr>
+        <w:tabs>
+          <w:tab w:val="num" w:pos="5040"/>
+        </w:tabs>
+        <w:ind w:left="5040" w:hanging="360"/>
+      </w:pPr>
+      <w:rPr>
+        <w:rFonts w:ascii="Wingdings" w:hAnsi="Wingdings" w:hint="default"/>
+        <w:sz w:val="20"/>
+      </w:rPr>
+    </w:lvl>
+    <w:lvl w:ilvl="7" w:tentative="1">
+      <w:start w:val="1"/>
+      <w:numFmt w:val="bullet"/>
+      <w:lvlText w:val=""/>
+      <w:lvlJc w:val="left"/>
+      <w:pPr>
+        <w:tabs>
+          <w:tab w:val="num" w:pos="5760"/>
+        </w:tabs>
+        <w:ind w:left="5760" w:hanging="360"/>
+      </w:pPr>
+      <w:rPr>
+        <w:rFonts w:ascii="Wingdings" w:hAnsi="Wingdings" w:hint="default"/>
+        <w:sz w:val="20"/>
+      </w:rPr>
+    </w:lvl>
+    <w:lvl w:ilvl="8" w:tentative="1">
+      <w:start w:val="1"/>
+      <w:numFmt w:val="bullet"/>
+      <w:lvlText w:val=""/>
+      <w:lvlJc w:val="left"/>
+      <w:pPr>
+        <w:tabs>
+          <w:tab w:val="num" w:pos="6480"/>
+        </w:tabs>
+        <w:ind w:left="6480" w:hanging="360"/>
+      </w:pPr>
+      <w:rPr>
+        <w:rFonts w:ascii="Wingdings" w:hAnsi="Wingdings" w:hint="default"/>
+        <w:sz w:val="20"/>
+      </w:rPr>
+    </w:lvl>
+  </w:abstractNum>
+  <w:abstractNum w:abstractNumId="13" w15:restartNumberingAfterBreak="0">
     <w:nsid w:val="1FEF48B2"/>
     <w:multiLevelType w:val="multilevel"/>
     <w:tmpl w:val="4C9EBEFC"/>
@@ -10865,7 +13348,156 @@
       </w:rPr>
     </w:lvl>
   </w:abstractNum>
-  <w:abstractNum w:abstractNumId="11" w15:restartNumberingAfterBreak="0">
+  <w:abstractNum w:abstractNumId="14" w15:restartNumberingAfterBreak="0">
+    <w:nsid w:val="26955BDE"/>
+    <w:multiLevelType w:val="multilevel"/>
+    <w:tmpl w:val="46A806E6"/>
+    <w:lvl w:ilvl="0">
+      <w:start w:val="1"/>
+      <w:numFmt w:val="bullet"/>
+      <w:lvlText w:val=""/>
+      <w:lvlJc w:val="left"/>
+      <w:pPr>
+        <w:tabs>
+          <w:tab w:val="num" w:pos="720"/>
+        </w:tabs>
+        <w:ind w:left="720" w:hanging="360"/>
+      </w:pPr>
+      <w:rPr>
+        <w:rFonts w:ascii="Symbol" w:hAnsi="Symbol" w:hint="default"/>
+        <w:sz w:val="20"/>
+      </w:rPr>
+    </w:lvl>
+    <w:lvl w:ilvl="1" w:tentative="1">
+      <w:start w:val="1"/>
+      <w:numFmt w:val="bullet"/>
+      <w:lvlText w:val="o"/>
+      <w:lvlJc w:val="left"/>
+      <w:pPr>
+        <w:tabs>
+          <w:tab w:val="num" w:pos="1440"/>
+        </w:tabs>
+        <w:ind w:left="1440" w:hanging="360"/>
+      </w:pPr>
+      <w:rPr>
+        <w:rFonts w:ascii="Courier New" w:hAnsi="Courier New" w:hint="default"/>
+        <w:sz w:val="20"/>
+      </w:rPr>
+    </w:lvl>
+    <w:lvl w:ilvl="2" w:tentative="1">
+      <w:start w:val="1"/>
+      <w:numFmt w:val="bullet"/>
+      <w:lvlText w:val=""/>
+      <w:lvlJc w:val="left"/>
+      <w:pPr>
+        <w:tabs>
+          <w:tab w:val="num" w:pos="2160"/>
+        </w:tabs>
+        <w:ind w:left="2160" w:hanging="360"/>
+      </w:pPr>
+      <w:rPr>
+        <w:rFonts w:ascii="Wingdings" w:hAnsi="Wingdings" w:hint="default"/>
+        <w:sz w:val="20"/>
+      </w:rPr>
+    </w:lvl>
+    <w:lvl w:ilvl="3" w:tentative="1">
+      <w:start w:val="1"/>
+      <w:numFmt w:val="bullet"/>
+      <w:lvlText w:val=""/>
+      <w:lvlJc w:val="left"/>
+      <w:pPr>
+        <w:tabs>
+          <w:tab w:val="num" w:pos="2880"/>
+        </w:tabs>
+        <w:ind w:left="2880" w:hanging="360"/>
+      </w:pPr>
+      <w:rPr>
+        <w:rFonts w:ascii="Wingdings" w:hAnsi="Wingdings" w:hint="default"/>
+        <w:sz w:val="20"/>
+      </w:rPr>
+    </w:lvl>
+    <w:lvl w:ilvl="4" w:tentative="1">
+      <w:start w:val="1"/>
+      <w:numFmt w:val="bullet"/>
+      <w:lvlText w:val=""/>
+      <w:lvlJc w:val="left"/>
+      <w:pPr>
+        <w:tabs>
+          <w:tab w:val="num" w:pos="3600"/>
+        </w:tabs>
+        <w:ind w:left="3600" w:hanging="360"/>
+      </w:pPr>
+      <w:rPr>
+        <w:rFonts w:ascii="Wingdings" w:hAnsi="Wingdings" w:hint="default"/>
+        <w:sz w:val="20"/>
+      </w:rPr>
+    </w:lvl>
+    <w:lvl w:ilvl="5" w:tentative="1">
+      <w:start w:val="1"/>
+      <w:numFmt w:val="bullet"/>
+      <w:lvlText w:val=""/>
+      <w:lvlJc w:val="left"/>
+      <w:pPr>
+        <w:tabs>
+          <w:tab w:val="num" w:pos="4320"/>
+        </w:tabs>
+        <w:ind w:left="4320" w:hanging="360"/>
+      </w:pPr>
+      <w:rPr>
+        <w:rFonts w:ascii="Wingdings" w:hAnsi="Wingdings" w:hint="default"/>
+        <w:sz w:val="20"/>
+      </w:rPr>
+    </w:lvl>
+    <w:lvl w:ilvl="6" w:tentative="1">
+      <w:start w:val="1"/>
+      <w:numFmt w:val="bullet"/>
+      <w:lvlText w:val=""/>
+      <w:lvlJc w:val="left"/>
+      <w:pPr>
+        <w:tabs>
+          <w:tab w:val="num" w:pos="5040"/>
+        </w:tabs>
+        <w:ind w:left="5040" w:hanging="360"/>
+      </w:pPr>
+      <w:rPr>
+        <w:rFonts w:ascii="Wingdings" w:hAnsi="Wingdings" w:hint="default"/>
+        <w:sz w:val="20"/>
+      </w:rPr>
+    </w:lvl>
+    <w:lvl w:ilvl="7" w:tentative="1">
+      <w:start w:val="1"/>
+      <w:numFmt w:val="bullet"/>
+      <w:lvlText w:val=""/>
+      <w:lvlJc w:val="left"/>
+      <w:pPr>
+        <w:tabs>
+          <w:tab w:val="num" w:pos="5760"/>
+        </w:tabs>
+        <w:ind w:left="5760" w:hanging="360"/>
+      </w:pPr>
+      <w:rPr>
+        <w:rFonts w:ascii="Wingdings" w:hAnsi="Wingdings" w:hint="default"/>
+        <w:sz w:val="20"/>
+      </w:rPr>
+    </w:lvl>
+    <w:lvl w:ilvl="8" w:tentative="1">
+      <w:start w:val="1"/>
+      <w:numFmt w:val="bullet"/>
+      <w:lvlText w:val=""/>
+      <w:lvlJc w:val="left"/>
+      <w:pPr>
+        <w:tabs>
+          <w:tab w:val="num" w:pos="6480"/>
+        </w:tabs>
+        <w:ind w:left="6480" w:hanging="360"/>
+      </w:pPr>
+      <w:rPr>
+        <w:rFonts w:ascii="Wingdings" w:hAnsi="Wingdings" w:hint="default"/>
+        <w:sz w:val="20"/>
+      </w:rPr>
+    </w:lvl>
+  </w:abstractNum>
+  <w:abstractNum w:abstractNumId="15" w15:restartNumberingAfterBreak="0">
     <w:nsid w:val="26FA00D2"/>
     <w:multiLevelType w:val="multilevel"/>
     <w:tmpl w:val="3A902AAA"/>
@@ -11014,7 +13646,7 @@
       </w:rPr>
     </w:lvl>
   </w:abstractNum>
-  <w:abstractNum w:abstractNumId="12" w15:restartNumberingAfterBreak="0">
+  <w:abstractNum w:abstractNumId="16" w15:restartNumberingAfterBreak="0">
     <w:nsid w:val="27FE6D58"/>
     <w:multiLevelType w:val="multilevel"/>
     <w:tmpl w:val="4BAC7412"/>
@@ -11163,7 +13795,7 @@
       </w:rPr>
     </w:lvl>
   </w:abstractNum>
-  <w:abstractNum w:abstractNumId="13" w15:restartNumberingAfterBreak="0">
+  <w:abstractNum w:abstractNumId="17" w15:restartNumberingAfterBreak="0">
     <w:nsid w:val="29491728"/>
     <w:multiLevelType w:val="multilevel"/>
     <w:tmpl w:val="0184691E"/>
@@ -11312,7 +13944,7 @@
       </w:rPr>
     </w:lvl>
   </w:abstractNum>
-  <w:abstractNum w:abstractNumId="14" w15:restartNumberingAfterBreak="0">
+  <w:abstractNum w:abstractNumId="18" w15:restartNumberingAfterBreak="0">
     <w:nsid w:val="32146A44"/>
     <w:multiLevelType w:val="multilevel"/>
     <w:tmpl w:val="198441C0"/>
@@ -11461,7 +14093,7 @@
       </w:rPr>
     </w:lvl>
   </w:abstractNum>
-  <w:abstractNum w:abstractNumId="15" w15:restartNumberingAfterBreak="0">
+  <w:abstractNum w:abstractNumId="19" w15:restartNumberingAfterBreak="0">
     <w:nsid w:val="372367A7"/>
     <w:multiLevelType w:val="multilevel"/>
     <w:tmpl w:val="9F56525C"/>
@@ -11610,7 +14242,7 @@
       </w:rPr>
     </w:lvl>
   </w:abstractNum>
-  <w:abstractNum w:abstractNumId="16" w15:restartNumberingAfterBreak="0">
+  <w:abstractNum w:abstractNumId="20" w15:restartNumberingAfterBreak="0">
     <w:nsid w:val="37E5784D"/>
     <w:multiLevelType w:val="multilevel"/>
     <w:tmpl w:val="0C0EE728"/>
@@ -11759,7 +14391,7 @@
       </w:rPr>
     </w:lvl>
   </w:abstractNum>
-  <w:abstractNum w:abstractNumId="17" w15:restartNumberingAfterBreak="0">
+  <w:abstractNum w:abstractNumId="21" w15:restartNumberingAfterBreak="0">
     <w:nsid w:val="38A37696"/>
     <w:multiLevelType w:val="multilevel"/>
     <w:tmpl w:val="4D9A83D4"/>
@@ -11908,7 +14540,305 @@
       </w:rPr>
     </w:lvl>
   </w:abstractNum>
-  <w:abstractNum w:abstractNumId="18" w15:restartNumberingAfterBreak="0">
+  <w:abstractNum w:abstractNumId="22" w15:restartNumberingAfterBreak="0">
+    <w:nsid w:val="394E2B8F"/>
+    <w:multiLevelType w:val="multilevel"/>
+    <w:tmpl w:val="7D2678F2"/>
+    <w:lvl w:ilvl="0">
+      <w:start w:val="1"/>
+      <w:numFmt w:val="bullet"/>
+      <w:lvlText w:val=""/>
+      <w:lvlJc w:val="left"/>
+      <w:pPr>
+        <w:tabs>
+          <w:tab w:val="num" w:pos="720"/>
+        </w:tabs>
+        <w:ind w:left="720" w:hanging="360"/>
+      </w:pPr>
+      <w:rPr>
+        <w:rFonts w:ascii="Symbol" w:hAnsi="Symbol" w:hint="default"/>
+        <w:sz w:val="20"/>
+      </w:rPr>
+    </w:lvl>
+    <w:lvl w:ilvl="1" w:tentative="1">
+      <w:start w:val="1"/>
+      <w:numFmt w:val="bullet"/>
+      <w:lvlText w:val="o"/>
+      <w:lvlJc w:val="left"/>
+      <w:pPr>
+        <w:tabs>
+          <w:tab w:val="num" w:pos="1440"/>
+        </w:tabs>
+        <w:ind w:left="1440" w:hanging="360"/>
+      </w:pPr>
+      <w:rPr>
+        <w:rFonts w:ascii="Courier New" w:hAnsi="Courier New" w:hint="default"/>
+        <w:sz w:val="20"/>
+      </w:rPr>
+    </w:lvl>
+    <w:lvl w:ilvl="2" w:tentative="1">
+      <w:start w:val="1"/>
+      <w:numFmt w:val="bullet"/>
+      <w:lvlText w:val=""/>
+      <w:lvlJc w:val="left"/>
+      <w:pPr>
+        <w:tabs>
+          <w:tab w:val="num" w:pos="2160"/>
+        </w:tabs>
+        <w:ind w:left="2160" w:hanging="360"/>
+      </w:pPr>
+      <w:rPr>
+        <w:rFonts w:ascii="Wingdings" w:hAnsi="Wingdings" w:hint="default"/>
+        <w:sz w:val="20"/>
+      </w:rPr>
+    </w:lvl>
+    <w:lvl w:ilvl="3" w:tentative="1">
+      <w:start w:val="1"/>
+      <w:numFmt w:val="bullet"/>
+      <w:lvlText w:val=""/>
+      <w:lvlJc w:val="left"/>
+      <w:pPr>
+        <w:tabs>
+          <w:tab w:val="num" w:pos="2880"/>
+        </w:tabs>
+        <w:ind w:left="2880" w:hanging="360"/>
+      </w:pPr>
+      <w:rPr>
+        <w:rFonts w:ascii="Wingdings" w:hAnsi="Wingdings" w:hint="default"/>
+        <w:sz w:val="20"/>
+      </w:rPr>
+    </w:lvl>
+    <w:lvl w:ilvl="4" w:tentative="1">
+      <w:start w:val="1"/>
+      <w:numFmt w:val="bullet"/>
+      <w:lvlText w:val=""/>
+      <w:lvlJc w:val="left"/>
+      <w:pPr>
+        <w:tabs>
+          <w:tab w:val="num" w:pos="3600"/>
+        </w:tabs>
+        <w:ind w:left="3600" w:hanging="360"/>
+      </w:pPr>
+      <w:rPr>
+        <w:rFonts w:ascii="Wingdings" w:hAnsi="Wingdings" w:hint="default"/>
+        <w:sz w:val="20"/>
+      </w:rPr>
+    </w:lvl>
+    <w:lvl w:ilvl="5" w:tentative="1">
+      <w:start w:val="1"/>
+      <w:numFmt w:val="bullet"/>
+      <w:lvlText w:val=""/>
+      <w:lvlJc w:val="left"/>
+      <w:pPr>
+        <w:tabs>
+          <w:tab w:val="num" w:pos="4320"/>
+        </w:tabs>
+        <w:ind w:left="4320" w:hanging="360"/>
+      </w:pPr>
+      <w:rPr>
+        <w:rFonts w:ascii="Wingdings" w:hAnsi="Wingdings" w:hint="default"/>
+        <w:sz w:val="20"/>
+      </w:rPr>
+    </w:lvl>
+    <w:lvl w:ilvl="6" w:tentative="1">
+      <w:start w:val="1"/>
+      <w:numFmt w:val="bullet"/>
+      <w:lvlText w:val=""/>
+      <w:lvlJc w:val="left"/>
+      <w:pPr>
+        <w:tabs>
+          <w:tab w:val="num" w:pos="5040"/>
+        </w:tabs>
+        <w:ind w:left="5040" w:hanging="360"/>
+      </w:pPr>
+      <w:rPr>
+        <w:rFonts w:ascii="Wingdings" w:hAnsi="Wingdings" w:hint="default"/>
+        <w:sz w:val="20"/>
+      </w:rPr>
+    </w:lvl>
+    <w:lvl w:ilvl="7" w:tentative="1">
+      <w:start w:val="1"/>
+      <w:numFmt w:val="bullet"/>
+      <w:lvlText w:val=""/>
+      <w:lvlJc w:val="left"/>
+      <w:pPr>
+        <w:tabs>
+          <w:tab w:val="num" w:pos="5760"/>
+        </w:tabs>
+        <w:ind w:left="5760" w:hanging="360"/>
+      </w:pPr>
+      <w:rPr>
+        <w:rFonts w:ascii="Wingdings" w:hAnsi="Wingdings" w:hint="default"/>
+        <w:sz w:val="20"/>
+      </w:rPr>
+    </w:lvl>
+    <w:lvl w:ilvl="8" w:tentative="1">
+      <w:start w:val="1"/>
+      <w:numFmt w:val="bullet"/>
+      <w:lvlText w:val=""/>
+      <w:lvlJc w:val="left"/>
+      <w:pPr>
+        <w:tabs>
+          <w:tab w:val="num" w:pos="6480"/>
+        </w:tabs>
+        <w:ind w:left="6480" w:hanging="360"/>
+      </w:pPr>
+      <w:rPr>
+        <w:rFonts w:ascii="Wingdings" w:hAnsi="Wingdings" w:hint="default"/>
+        <w:sz w:val="20"/>
+      </w:rPr>
+    </w:lvl>
+  </w:abstractNum>
+  <w:abstractNum w:abstractNumId="23" w15:restartNumberingAfterBreak="0">
+    <w:nsid w:val="46E16411"/>
+    <w:multiLevelType w:val="multilevel"/>
+    <w:tmpl w:val="5DB42E4E"/>
+    <w:lvl w:ilvl="0">
+      <w:start w:val="1"/>
+      <w:numFmt w:val="bullet"/>
+      <w:lvlText w:val=""/>
+      <w:lvlJc w:val="left"/>
+      <w:pPr>
+        <w:tabs>
+          <w:tab w:val="num" w:pos="720"/>
+        </w:tabs>
+        <w:ind w:left="720" w:hanging="360"/>
+      </w:pPr>
+      <w:rPr>
+        <w:rFonts w:ascii="Symbol" w:hAnsi="Symbol" w:hint="default"/>
+        <w:sz w:val="20"/>
+      </w:rPr>
+    </w:lvl>
+    <w:lvl w:ilvl="1" w:tentative="1">
+      <w:start w:val="1"/>
+      <w:numFmt w:val="bullet"/>
+      <w:lvlText w:val="o"/>
+      <w:lvlJc w:val="left"/>
+      <w:pPr>
+        <w:tabs>
+          <w:tab w:val="num" w:pos="1440"/>
+        </w:tabs>
+        <w:ind w:left="1440" w:hanging="360"/>
+      </w:pPr>
+      <w:rPr>
+        <w:rFonts w:ascii="Courier New" w:hAnsi="Courier New" w:hint="default"/>
+        <w:sz w:val="20"/>
+      </w:rPr>
+    </w:lvl>
+    <w:lvl w:ilvl="2" w:tentative="1">
+      <w:start w:val="1"/>
+      <w:numFmt w:val="bullet"/>
+      <w:lvlText w:val=""/>
+      <w:lvlJc w:val="left"/>
+      <w:pPr>
+        <w:tabs>
+          <w:tab w:val="num" w:pos="2160"/>
+        </w:tabs>
+        <w:ind w:left="2160" w:hanging="360"/>
+      </w:pPr>
+      <w:rPr>
+        <w:rFonts w:ascii="Wingdings" w:hAnsi="Wingdings" w:hint="default"/>
+        <w:sz w:val="20"/>
+      </w:rPr>
+    </w:lvl>
+    <w:lvl w:ilvl="3" w:tentative="1">
+      <w:start w:val="1"/>
+      <w:numFmt w:val="bullet"/>
+      <w:lvlText w:val=""/>
+      <w:lvlJc w:val="left"/>
+      <w:pPr>
+        <w:tabs>
+          <w:tab w:val="num" w:pos="2880"/>
+        </w:tabs>
+        <w:ind w:left="2880" w:hanging="360"/>
+      </w:pPr>
+      <w:rPr>
+        <w:rFonts w:ascii="Wingdings" w:hAnsi="Wingdings" w:hint="default"/>
+        <w:sz w:val="20"/>
+      </w:rPr>
+    </w:lvl>
+    <w:lvl w:ilvl="4" w:tentative="1">
+      <w:start w:val="1"/>
+      <w:numFmt w:val="bullet"/>
+      <w:lvlText w:val=""/>
+      <w:lvlJc w:val="left"/>
+      <w:pPr>
+        <w:tabs>
+          <w:tab w:val="num" w:pos="3600"/>
+        </w:tabs>
+        <w:ind w:left="3600" w:hanging="360"/>
+      </w:pPr>
+      <w:rPr>
+        <w:rFonts w:ascii="Wingdings" w:hAnsi="Wingdings" w:hint="default"/>
+        <w:sz w:val="20"/>
+      </w:rPr>
+    </w:lvl>
+    <w:lvl w:ilvl="5" w:tentative="1">
+      <w:start w:val="1"/>
+      <w:numFmt w:val="bullet"/>
+      <w:lvlText w:val=""/>
+      <w:lvlJc w:val="left"/>
+      <w:pPr>
+        <w:tabs>
+          <w:tab w:val="num" w:pos="4320"/>
+        </w:tabs>
+        <w:ind w:left="4320" w:hanging="360"/>
+      </w:pPr>
+      <w:rPr>
+        <w:rFonts w:ascii="Wingdings" w:hAnsi="Wingdings" w:hint="default"/>
+        <w:sz w:val="20"/>
+      </w:rPr>
+    </w:lvl>
+    <w:lvl w:ilvl="6" w:tentative="1">
+      <w:start w:val="1"/>
+      <w:numFmt w:val="bullet"/>
+      <w:lvlText w:val=""/>
+      <w:lvlJc w:val="left"/>
+      <w:pPr>
+        <w:tabs>
+          <w:tab w:val="num" w:pos="5040"/>
+        </w:tabs>
+        <w:ind w:left="5040" w:hanging="360"/>
+      </w:pPr>
+      <w:rPr>
+        <w:rFonts w:ascii="Wingdings" w:hAnsi="Wingdings" w:hint="default"/>
+        <w:sz w:val="20"/>
+      </w:rPr>
+    </w:lvl>
+    <w:lvl w:ilvl="7" w:tentative="1">
+      <w:start w:val="1"/>
+      <w:numFmt w:val="bullet"/>
+      <w:lvlText w:val=""/>
+      <w:lvlJc w:val="left"/>
+      <w:pPr>
+        <w:tabs>
+          <w:tab w:val="num" w:pos="5760"/>
+        </w:tabs>
+        <w:ind w:left="5760" w:hanging="360"/>
+      </w:pPr>
+      <w:rPr>
+        <w:rFonts w:ascii="Wingdings" w:hAnsi="Wingdings" w:hint="default"/>
+        <w:sz w:val="20"/>
+      </w:rPr>
+    </w:lvl>
+    <w:lvl w:ilvl="8" w:tentative="1">
+      <w:start w:val="1"/>
+      <w:numFmt w:val="bullet"/>
+      <w:lvlText w:val=""/>
+      <w:lvlJc w:val="left"/>
+      <w:pPr>
+        <w:tabs>
+          <w:tab w:val="num" w:pos="6480"/>
+        </w:tabs>
+        <w:ind w:left="6480" w:hanging="360"/>
+      </w:pPr>
+      <w:rPr>
+        <w:rFonts w:ascii="Wingdings" w:hAnsi="Wingdings" w:hint="default"/>
+        <w:sz w:val="20"/>
+      </w:rPr>
+    </w:lvl>
+  </w:abstractNum>
+  <w:abstractNum w:abstractNumId="24" w15:restartNumberingAfterBreak="0">
     <w:nsid w:val="471E034A"/>
     <w:multiLevelType w:val="multilevel"/>
     <w:tmpl w:val="D60888BA"/>
@@ -12057,7 +14987,7 @@
       </w:rPr>
     </w:lvl>
   </w:abstractNum>
-  <w:abstractNum w:abstractNumId="19" w15:restartNumberingAfterBreak="0">
+  <w:abstractNum w:abstractNumId="25" w15:restartNumberingAfterBreak="0">
     <w:nsid w:val="48B8730D"/>
     <w:multiLevelType w:val="multilevel"/>
     <w:tmpl w:val="07464BFC"/>
@@ -12206,7 +15136,7 @@
       </w:rPr>
     </w:lvl>
   </w:abstractNum>
-  <w:abstractNum w:abstractNumId="20" w15:restartNumberingAfterBreak="0">
+  <w:abstractNum w:abstractNumId="26" w15:restartNumberingAfterBreak="0">
     <w:nsid w:val="4CB90C24"/>
     <w:multiLevelType w:val="multilevel"/>
     <w:tmpl w:val="0874C59A"/>
@@ -12355,7 +15285,7 @@
       </w:rPr>
     </w:lvl>
   </w:abstractNum>
-  <w:abstractNum w:abstractNumId="21" w15:restartNumberingAfterBreak="0">
+  <w:abstractNum w:abstractNumId="27" w15:restartNumberingAfterBreak="0">
     <w:nsid w:val="500E66F7"/>
     <w:multiLevelType w:val="multilevel"/>
     <w:tmpl w:val="D9EA8F46"/>
@@ -12504,7 +15434,7 @@
       </w:rPr>
     </w:lvl>
   </w:abstractNum>
-  <w:abstractNum w:abstractNumId="22" w15:restartNumberingAfterBreak="0">
+  <w:abstractNum w:abstractNumId="28" w15:restartNumberingAfterBreak="0">
     <w:nsid w:val="502314C2"/>
     <w:multiLevelType w:val="multilevel"/>
     <w:tmpl w:val="037C04F8"/>
@@ -12653,7 +15583,7 @@
       </w:rPr>
     </w:lvl>
   </w:abstractNum>
-  <w:abstractNum w:abstractNumId="23" w15:restartNumberingAfterBreak="0">
+  <w:abstractNum w:abstractNumId="29" w15:restartNumberingAfterBreak="0">
     <w:nsid w:val="535536C1"/>
     <w:multiLevelType w:val="multilevel"/>
     <w:tmpl w:val="837A58CA"/>
@@ -12802,7 +15732,7 @@
       </w:rPr>
     </w:lvl>
   </w:abstractNum>
-  <w:abstractNum w:abstractNumId="24" w15:restartNumberingAfterBreak="0">
+  <w:abstractNum w:abstractNumId="30" w15:restartNumberingAfterBreak="0">
     <w:nsid w:val="540B7FFA"/>
     <w:multiLevelType w:val="multilevel"/>
     <w:tmpl w:val="FC26D044"/>
@@ -12951,7 +15881,156 @@
       </w:rPr>
     </w:lvl>
   </w:abstractNum>
-  <w:abstractNum w:abstractNumId="25" w15:restartNumberingAfterBreak="0">
+  <w:abstractNum w:abstractNumId="31" w15:restartNumberingAfterBreak="0">
+    <w:nsid w:val="56A54D53"/>
+    <w:multiLevelType w:val="multilevel"/>
+    <w:tmpl w:val="39980630"/>
+    <w:lvl w:ilvl="0">
+      <w:start w:val="1"/>
+      <w:numFmt w:val="bullet"/>
+      <w:lvlText w:val=""/>
+      <w:lvlJc w:val="left"/>
+      <w:pPr>
+        <w:tabs>
+          <w:tab w:val="num" w:pos="720"/>
+        </w:tabs>
+        <w:ind w:left="720" w:hanging="360"/>
+      </w:pPr>
+      <w:rPr>
+        <w:rFonts w:ascii="Symbol" w:hAnsi="Symbol" w:hint="default"/>
+        <w:sz w:val="20"/>
+      </w:rPr>
+    </w:lvl>
+    <w:lvl w:ilvl="1" w:tentative="1">
+      <w:start w:val="1"/>
+      <w:numFmt w:val="bullet"/>
+      <w:lvlText w:val="o"/>
+      <w:lvlJc w:val="left"/>
+      <w:pPr>
+        <w:tabs>
+          <w:tab w:val="num" w:pos="1440"/>
+        </w:tabs>
+        <w:ind w:left="1440" w:hanging="360"/>
+      </w:pPr>
+      <w:rPr>
+        <w:rFonts w:ascii="Courier New" w:hAnsi="Courier New" w:hint="default"/>
+        <w:sz w:val="20"/>
+      </w:rPr>
+    </w:lvl>
+    <w:lvl w:ilvl="2" w:tentative="1">
+      <w:start w:val="1"/>
+      <w:numFmt w:val="bullet"/>
+      <w:lvlText w:val=""/>
+      <w:lvlJc w:val="left"/>
+      <w:pPr>
+        <w:tabs>
+          <w:tab w:val="num" w:pos="2160"/>
+        </w:tabs>
+        <w:ind w:left="2160" w:hanging="360"/>
+      </w:pPr>
+      <w:rPr>
+        <w:rFonts w:ascii="Wingdings" w:hAnsi="Wingdings" w:hint="default"/>
+        <w:sz w:val="20"/>
+      </w:rPr>
+    </w:lvl>
+    <w:lvl w:ilvl="3" w:tentative="1">
+      <w:start w:val="1"/>
+      <w:numFmt w:val="bullet"/>
+      <w:lvlText w:val=""/>
+      <w:lvlJc w:val="left"/>
+      <w:pPr>
+        <w:tabs>
+          <w:tab w:val="num" w:pos="2880"/>
+        </w:tabs>
+        <w:ind w:left="2880" w:hanging="360"/>
+      </w:pPr>
+      <w:rPr>
+        <w:rFonts w:ascii="Wingdings" w:hAnsi="Wingdings" w:hint="default"/>
+        <w:sz w:val="20"/>
+      </w:rPr>
+    </w:lvl>
+    <w:lvl w:ilvl="4" w:tentative="1">
+      <w:start w:val="1"/>
+      <w:numFmt w:val="bullet"/>
+      <w:lvlText w:val=""/>
+      <w:lvlJc w:val="left"/>
+      <w:pPr>
+        <w:tabs>
+          <w:tab w:val="num" w:pos="3600"/>
+        </w:tabs>
+        <w:ind w:left="3600" w:hanging="360"/>
+      </w:pPr>
+      <w:rPr>
+        <w:rFonts w:ascii="Wingdings" w:hAnsi="Wingdings" w:hint="default"/>
+        <w:sz w:val="20"/>
+      </w:rPr>
+    </w:lvl>
+    <w:lvl w:ilvl="5" w:tentative="1">
+      <w:start w:val="1"/>
+      <w:numFmt w:val="bullet"/>
+      <w:lvlText w:val=""/>
+      <w:lvlJc w:val="left"/>
+      <w:pPr>
+        <w:tabs>
+          <w:tab w:val="num" w:pos="4320"/>
+        </w:tabs>
+        <w:ind w:left="4320" w:hanging="360"/>
+      </w:pPr>
+      <w:rPr>
+        <w:rFonts w:ascii="Wingdings" w:hAnsi="Wingdings" w:hint="default"/>
+        <w:sz w:val="20"/>
+      </w:rPr>
+    </w:lvl>
+    <w:lvl w:ilvl="6" w:tentative="1">
+      <w:start w:val="1"/>
+      <w:numFmt w:val="bullet"/>
+      <w:lvlText w:val=""/>
+      <w:lvlJc w:val="left"/>
+      <w:pPr>
+        <w:tabs>
+          <w:tab w:val="num" w:pos="5040"/>
+        </w:tabs>
+        <w:ind w:left="5040" w:hanging="360"/>
+      </w:pPr>
+      <w:rPr>
+        <w:rFonts w:ascii="Wingdings" w:hAnsi="Wingdings" w:hint="default"/>
+        <w:sz w:val="20"/>
+      </w:rPr>
+    </w:lvl>
+    <w:lvl w:ilvl="7" w:tentative="1">
+      <w:start w:val="1"/>
+      <w:numFmt w:val="bullet"/>
+      <w:lvlText w:val=""/>
+      <w:lvlJc w:val="left"/>
+      <w:pPr>
+        <w:tabs>
+          <w:tab w:val="num" w:pos="5760"/>
+        </w:tabs>
+        <w:ind w:left="5760" w:hanging="360"/>
+      </w:pPr>
+      <w:rPr>
+        <w:rFonts w:ascii="Wingdings" w:hAnsi="Wingdings" w:hint="default"/>
+        <w:sz w:val="20"/>
+      </w:rPr>
+    </w:lvl>
+    <w:lvl w:ilvl="8" w:tentative="1">
+      <w:start w:val="1"/>
+      <w:numFmt w:val="bullet"/>
+      <w:lvlText w:val=""/>
+      <w:lvlJc w:val="left"/>
+      <w:pPr>
+        <w:tabs>
+          <w:tab w:val="num" w:pos="6480"/>
+        </w:tabs>
+        <w:ind w:left="6480" w:hanging="360"/>
+      </w:pPr>
+      <w:rPr>
+        <w:rFonts w:ascii="Wingdings" w:hAnsi="Wingdings" w:hint="default"/>
+        <w:sz w:val="20"/>
+      </w:rPr>
+    </w:lvl>
+  </w:abstractNum>
+  <w:abstractNum w:abstractNumId="32" w15:restartNumberingAfterBreak="0">
     <w:nsid w:val="570D56D5"/>
     <w:multiLevelType w:val="multilevel"/>
     <w:tmpl w:val="DD5A788E"/>
@@ -13100,7 +16179,7 @@
       </w:rPr>
     </w:lvl>
   </w:abstractNum>
-  <w:abstractNum w:abstractNumId="26" w15:restartNumberingAfterBreak="0">
+  <w:abstractNum w:abstractNumId="33" w15:restartNumberingAfterBreak="0">
     <w:nsid w:val="574C4ABB"/>
     <w:multiLevelType w:val="multilevel"/>
     <w:tmpl w:val="58AC4514"/>
@@ -13249,7 +16328,7 @@
       </w:rPr>
     </w:lvl>
   </w:abstractNum>
-  <w:abstractNum w:abstractNumId="27" w15:restartNumberingAfterBreak="0">
+  <w:abstractNum w:abstractNumId="34" w15:restartNumberingAfterBreak="0">
     <w:nsid w:val="59D16266"/>
     <w:multiLevelType w:val="multilevel"/>
     <w:tmpl w:val="583451C6"/>
@@ -13398,7 +16477,7 @@
       </w:rPr>
     </w:lvl>
   </w:abstractNum>
-  <w:abstractNum w:abstractNumId="28" w15:restartNumberingAfterBreak="0">
+  <w:abstractNum w:abstractNumId="35" w15:restartNumberingAfterBreak="0">
     <w:nsid w:val="5A733391"/>
     <w:multiLevelType w:val="multilevel"/>
     <w:tmpl w:val="DC42634A"/>
@@ -13547,7 +16626,7 @@
       </w:rPr>
     </w:lvl>
   </w:abstractNum>
-  <w:abstractNum w:abstractNumId="29" w15:restartNumberingAfterBreak="0">
+  <w:abstractNum w:abstractNumId="36" w15:restartNumberingAfterBreak="0">
     <w:nsid w:val="5B5F1762"/>
     <w:multiLevelType w:val="multilevel"/>
     <w:tmpl w:val="798C790C"/>
@@ -13696,7 +16775,7 @@
       </w:rPr>
     </w:lvl>
   </w:abstractNum>
-  <w:abstractNum w:abstractNumId="30" w15:restartNumberingAfterBreak="0">
+  <w:abstractNum w:abstractNumId="37" w15:restartNumberingAfterBreak="0">
     <w:nsid w:val="5BB3230E"/>
     <w:multiLevelType w:val="multilevel"/>
     <w:tmpl w:val="29506DF4"/>
@@ -13845,7 +16924,7 @@
       </w:rPr>
     </w:lvl>
   </w:abstractNum>
-  <w:abstractNum w:abstractNumId="31" w15:restartNumberingAfterBreak="0">
+  <w:abstractNum w:abstractNumId="38" w15:restartNumberingAfterBreak="0">
     <w:nsid w:val="5E4F56AA"/>
     <w:multiLevelType w:val="multilevel"/>
     <w:tmpl w:val="219CB5C0"/>
@@ -13994,7 +17073,7 @@
       </w:rPr>
     </w:lvl>
   </w:abstractNum>
-  <w:abstractNum w:abstractNumId="32" w15:restartNumberingAfterBreak="0">
+  <w:abstractNum w:abstractNumId="39" w15:restartNumberingAfterBreak="0">
     <w:nsid w:val="62273EEA"/>
     <w:multiLevelType w:val="multilevel"/>
     <w:tmpl w:val="CE4E3814"/>
@@ -14143,7 +17222,7 @@
       </w:rPr>
     </w:lvl>
   </w:abstractNum>
-  <w:abstractNum w:abstractNumId="33" w15:restartNumberingAfterBreak="0">
+  <w:abstractNum w:abstractNumId="40" w15:restartNumberingAfterBreak="0">
     <w:nsid w:val="652E6259"/>
     <w:multiLevelType w:val="multilevel"/>
     <w:tmpl w:val="7C1A8194"/>
@@ -14292,7 +17371,7 @@
       </w:rPr>
     </w:lvl>
   </w:abstractNum>
-  <w:abstractNum w:abstractNumId="34" w15:restartNumberingAfterBreak="0">
+  <w:abstractNum w:abstractNumId="41" w15:restartNumberingAfterBreak="0">
     <w:nsid w:val="659563F4"/>
     <w:multiLevelType w:val="multilevel"/>
     <w:tmpl w:val="CD582E84"/>
@@ -14441,7 +17520,7 @@
       </w:rPr>
     </w:lvl>
   </w:abstractNum>
-  <w:abstractNum w:abstractNumId="35" w15:restartNumberingAfterBreak="0">
+  <w:abstractNum w:abstractNumId="42" w15:restartNumberingAfterBreak="0">
     <w:nsid w:val="65CB5817"/>
     <w:multiLevelType w:val="multilevel"/>
     <w:tmpl w:val="7FD8EB7E"/>
@@ -14590,7 +17669,7 @@
       </w:rPr>
     </w:lvl>
   </w:abstractNum>
-  <w:abstractNum w:abstractNumId="36" w15:restartNumberingAfterBreak="0">
+  <w:abstractNum w:abstractNumId="43" w15:restartNumberingAfterBreak="0">
     <w:nsid w:val="668D6EF8"/>
     <w:multiLevelType w:val="multilevel"/>
     <w:tmpl w:val="F112FA06"/>
@@ -14739,7 +17818,156 @@
       </w:rPr>
     </w:lvl>
   </w:abstractNum>
-  <w:abstractNum w:abstractNumId="37" w15:restartNumberingAfterBreak="0">
+  <w:abstractNum w:abstractNumId="44" w15:restartNumberingAfterBreak="0">
+    <w:nsid w:val="688C0923"/>
+    <w:multiLevelType w:val="multilevel"/>
+    <w:tmpl w:val="68C25F4E"/>
+    <w:lvl w:ilvl="0">
+      <w:start w:val="1"/>
+      <w:numFmt w:val="bullet"/>
+      <w:lvlText w:val=""/>
+      <w:lvlJc w:val="left"/>
+      <w:pPr>
+        <w:tabs>
+          <w:tab w:val="num" w:pos="720"/>
+        </w:tabs>
+        <w:ind w:left="720" w:hanging="360"/>
+      </w:pPr>
+      <w:rPr>
+        <w:rFonts w:ascii="Symbol" w:hAnsi="Symbol" w:hint="default"/>
+        <w:sz w:val="20"/>
+      </w:rPr>
+    </w:lvl>
+    <w:lvl w:ilvl="1" w:tentative="1">
+      <w:start w:val="1"/>
+      <w:numFmt w:val="bullet"/>
+      <w:lvlText w:val="o"/>
+      <w:lvlJc w:val="left"/>
+      <w:pPr>
+        <w:tabs>
+          <w:tab w:val="num" w:pos="1440"/>
+        </w:tabs>
+        <w:ind w:left="1440" w:hanging="360"/>
+      </w:pPr>
+      <w:rPr>
+        <w:rFonts w:ascii="Courier New" w:hAnsi="Courier New" w:hint="default"/>
+        <w:sz w:val="20"/>
+      </w:rPr>
+    </w:lvl>
+    <w:lvl w:ilvl="2" w:tentative="1">
+      <w:start w:val="1"/>
+      <w:numFmt w:val="bullet"/>
+      <w:lvlText w:val=""/>
+      <w:lvlJc w:val="left"/>
+      <w:pPr>
+        <w:tabs>
+          <w:tab w:val="num" w:pos="2160"/>
+        </w:tabs>
+        <w:ind w:left="2160" w:hanging="360"/>
+      </w:pPr>
+      <w:rPr>
+        <w:rFonts w:ascii="Wingdings" w:hAnsi="Wingdings" w:hint="default"/>
+        <w:sz w:val="20"/>
+      </w:rPr>
+    </w:lvl>
+    <w:lvl w:ilvl="3" w:tentative="1">
+      <w:start w:val="1"/>
+      <w:numFmt w:val="bullet"/>
+      <w:lvlText w:val=""/>
+      <w:lvlJc w:val="left"/>
+      <w:pPr>
+        <w:tabs>
+          <w:tab w:val="num" w:pos="2880"/>
+        </w:tabs>
+        <w:ind w:left="2880" w:hanging="360"/>
+      </w:pPr>
+      <w:rPr>
+        <w:rFonts w:ascii="Wingdings" w:hAnsi="Wingdings" w:hint="default"/>
+        <w:sz w:val="20"/>
+      </w:rPr>
+    </w:lvl>
+    <w:lvl w:ilvl="4" w:tentative="1">
+      <w:start w:val="1"/>
+      <w:numFmt w:val="bullet"/>
+      <w:lvlText w:val=""/>
+      <w:lvlJc w:val="left"/>
+      <w:pPr>
+        <w:tabs>
+          <w:tab w:val="num" w:pos="3600"/>
+        </w:tabs>
+        <w:ind w:left="3600" w:hanging="360"/>
+      </w:pPr>
+      <w:rPr>
+        <w:rFonts w:ascii="Wingdings" w:hAnsi="Wingdings" w:hint="default"/>
+        <w:sz w:val="20"/>
+      </w:rPr>
+    </w:lvl>
+    <w:lvl w:ilvl="5" w:tentative="1">
+      <w:start w:val="1"/>
+      <w:numFmt w:val="bullet"/>
+      <w:lvlText w:val=""/>
+      <w:lvlJc w:val="left"/>
+      <w:pPr>
+        <w:tabs>
+          <w:tab w:val="num" w:pos="4320"/>
+        </w:tabs>
+        <w:ind w:left="4320" w:hanging="360"/>
+      </w:pPr>
+      <w:rPr>
+        <w:rFonts w:ascii="Wingdings" w:hAnsi="Wingdings" w:hint="default"/>
+        <w:sz w:val="20"/>
+      </w:rPr>
+    </w:lvl>
+    <w:lvl w:ilvl="6" w:tentative="1">
+      <w:start w:val="1"/>
+      <w:numFmt w:val="bullet"/>
+      <w:lvlText w:val=""/>
+      <w:lvlJc w:val="left"/>
+      <w:pPr>
+        <w:tabs>
+          <w:tab w:val="num" w:pos="5040"/>
+        </w:tabs>
+        <w:ind w:left="5040" w:hanging="360"/>
+      </w:pPr>
+      <w:rPr>
+        <w:rFonts w:ascii="Wingdings" w:hAnsi="Wingdings" w:hint="default"/>
+        <w:sz w:val="20"/>
+      </w:rPr>
+    </w:lvl>
+    <w:lvl w:ilvl="7" w:tentative="1">
+      <w:start w:val="1"/>
+      <w:numFmt w:val="bullet"/>
+      <w:lvlText w:val=""/>
+      <w:lvlJc w:val="left"/>
+      <w:pPr>
+        <w:tabs>
+          <w:tab w:val="num" w:pos="5760"/>
+        </w:tabs>
+        <w:ind w:left="5760" w:hanging="360"/>
+      </w:pPr>
+      <w:rPr>
+        <w:rFonts w:ascii="Wingdings" w:hAnsi="Wingdings" w:hint="default"/>
+        <w:sz w:val="20"/>
+      </w:rPr>
+    </w:lvl>
+    <w:lvl w:ilvl="8" w:tentative="1">
+      <w:start w:val="1"/>
+      <w:numFmt w:val="bullet"/>
+      <w:lvlText w:val=""/>
+      <w:lvlJc w:val="left"/>
+      <w:pPr>
+        <w:tabs>
+          <w:tab w:val="num" w:pos="6480"/>
+        </w:tabs>
+        <w:ind w:left="6480" w:hanging="360"/>
+      </w:pPr>
+      <w:rPr>
+        <w:rFonts w:ascii="Wingdings" w:hAnsi="Wingdings" w:hint="default"/>
+        <w:sz w:val="20"/>
+      </w:rPr>
+    </w:lvl>
+  </w:abstractNum>
+  <w:abstractNum w:abstractNumId="45" w15:restartNumberingAfterBreak="0">
     <w:nsid w:val="698F6967"/>
     <w:multiLevelType w:val="multilevel"/>
     <w:tmpl w:val="B83EC37E"/>
@@ -14888,7 +18116,7 @@
       </w:rPr>
     </w:lvl>
   </w:abstractNum>
-  <w:abstractNum w:abstractNumId="38" w15:restartNumberingAfterBreak="0">
+  <w:abstractNum w:abstractNumId="46" w15:restartNumberingAfterBreak="0">
     <w:nsid w:val="6B817C9F"/>
     <w:multiLevelType w:val="multilevel"/>
     <w:tmpl w:val="42FC23C0"/>
@@ -15037,7 +18265,156 @@
       </w:rPr>
     </w:lvl>
   </w:abstractNum>
-  <w:abstractNum w:abstractNumId="39" w15:restartNumberingAfterBreak="0">
+  <w:abstractNum w:abstractNumId="47" w15:restartNumberingAfterBreak="0">
+    <w:nsid w:val="6EAA4539"/>
+    <w:multiLevelType w:val="multilevel"/>
+    <w:tmpl w:val="A2B0BD64"/>
+    <w:lvl w:ilvl="0">
+      <w:start w:val="1"/>
+      <w:numFmt w:val="bullet"/>
+      <w:lvlText w:val=""/>
+      <w:lvlJc w:val="left"/>
+      <w:pPr>
+        <w:tabs>
+          <w:tab w:val="num" w:pos="720"/>
+        </w:tabs>
+        <w:ind w:left="720" w:hanging="360"/>
+      </w:pPr>
+      <w:rPr>
+        <w:rFonts w:ascii="Symbol" w:hAnsi="Symbol" w:hint="default"/>
+        <w:sz w:val="20"/>
+      </w:rPr>
+    </w:lvl>
+    <w:lvl w:ilvl="1" w:tentative="1">
+      <w:start w:val="1"/>
+      <w:numFmt w:val="bullet"/>
+      <w:lvlText w:val="o"/>
+      <w:lvlJc w:val="left"/>
+      <w:pPr>
+        <w:tabs>
+          <w:tab w:val="num" w:pos="1440"/>
+        </w:tabs>
+        <w:ind w:left="1440" w:hanging="360"/>
+      </w:pPr>
+      <w:rPr>
+        <w:rFonts w:ascii="Courier New" w:hAnsi="Courier New" w:hint="default"/>
+        <w:sz w:val="20"/>
+      </w:rPr>
+    </w:lvl>
+    <w:lvl w:ilvl="2" w:tentative="1">
+      <w:start w:val="1"/>
+      <w:numFmt w:val="bullet"/>
+      <w:lvlText w:val=""/>
+      <w:lvlJc w:val="left"/>
+      <w:pPr>
+        <w:tabs>
+          <w:tab w:val="num" w:pos="2160"/>
+        </w:tabs>
+        <w:ind w:left="2160" w:hanging="360"/>
+      </w:pPr>
+      <w:rPr>
+        <w:rFonts w:ascii="Wingdings" w:hAnsi="Wingdings" w:hint="default"/>
+        <w:sz w:val="20"/>
+      </w:rPr>
+    </w:lvl>
+    <w:lvl w:ilvl="3" w:tentative="1">
+      <w:start w:val="1"/>
+      <w:numFmt w:val="bullet"/>
+      <w:lvlText w:val=""/>
+      <w:lvlJc w:val="left"/>
+      <w:pPr>
+        <w:tabs>
+          <w:tab w:val="num" w:pos="2880"/>
+        </w:tabs>
+        <w:ind w:left="2880" w:hanging="360"/>
+      </w:pPr>
+      <w:rPr>
+        <w:rFonts w:ascii="Wingdings" w:hAnsi="Wingdings" w:hint="default"/>
+        <w:sz w:val="20"/>
+      </w:rPr>
+    </w:lvl>
+    <w:lvl w:ilvl="4" w:tentative="1">
+      <w:start w:val="1"/>
+      <w:numFmt w:val="bullet"/>
+      <w:lvlText w:val=""/>
+      <w:lvlJc w:val="left"/>
+      <w:pPr>
+        <w:tabs>
+          <w:tab w:val="num" w:pos="3600"/>
+        </w:tabs>
+        <w:ind w:left="3600" w:hanging="360"/>
+      </w:pPr>
+      <w:rPr>
+        <w:rFonts w:ascii="Wingdings" w:hAnsi="Wingdings" w:hint="default"/>
+        <w:sz w:val="20"/>
+      </w:rPr>
+    </w:lvl>
+    <w:lvl w:ilvl="5" w:tentative="1">
+      <w:start w:val="1"/>
+      <w:numFmt w:val="bullet"/>
+      <w:lvlText w:val=""/>
+      <w:lvlJc w:val="left"/>
+      <w:pPr>
+        <w:tabs>
+          <w:tab w:val="num" w:pos="4320"/>
+        </w:tabs>
+        <w:ind w:left="4320" w:hanging="360"/>
+      </w:pPr>
+      <w:rPr>
+        <w:rFonts w:ascii="Wingdings" w:hAnsi="Wingdings" w:hint="default"/>
+        <w:sz w:val="20"/>
+      </w:rPr>
+    </w:lvl>
+    <w:lvl w:ilvl="6" w:tentative="1">
+      <w:start w:val="1"/>
+      <w:numFmt w:val="bullet"/>
+      <w:lvlText w:val=""/>
+      <w:lvlJc w:val="left"/>
+      <w:pPr>
+        <w:tabs>
+          <w:tab w:val="num" w:pos="5040"/>
+        </w:tabs>
+        <w:ind w:left="5040" w:hanging="360"/>
+      </w:pPr>
+      <w:rPr>
+        <w:rFonts w:ascii="Wingdings" w:hAnsi="Wingdings" w:hint="default"/>
+        <w:sz w:val="20"/>
+      </w:rPr>
+    </w:lvl>
+    <w:lvl w:ilvl="7" w:tentative="1">
+      <w:start w:val="1"/>
+      <w:numFmt w:val="bullet"/>
+      <w:lvlText w:val=""/>
+      <w:lvlJc w:val="left"/>
+      <w:pPr>
+        <w:tabs>
+          <w:tab w:val="num" w:pos="5760"/>
+        </w:tabs>
+        <w:ind w:left="5760" w:hanging="360"/>
+      </w:pPr>
+      <w:rPr>
+        <w:rFonts w:ascii="Wingdings" w:hAnsi="Wingdings" w:hint="default"/>
+        <w:sz w:val="20"/>
+      </w:rPr>
+    </w:lvl>
+    <w:lvl w:ilvl="8" w:tentative="1">
+      <w:start w:val="1"/>
+      <w:numFmt w:val="bullet"/>
+      <w:lvlText w:val=""/>
+      <w:lvlJc w:val="left"/>
+      <w:pPr>
+        <w:tabs>
+          <w:tab w:val="num" w:pos="6480"/>
+        </w:tabs>
+        <w:ind w:left="6480" w:hanging="360"/>
+      </w:pPr>
+      <w:rPr>
+        <w:rFonts w:ascii="Wingdings" w:hAnsi="Wingdings" w:hint="default"/>
+        <w:sz w:val="20"/>
+      </w:rPr>
+    </w:lvl>
+  </w:abstractNum>
+  <w:abstractNum w:abstractNumId="48" w15:restartNumberingAfterBreak="0">
     <w:nsid w:val="70DE52FB"/>
     <w:multiLevelType w:val="multilevel"/>
     <w:tmpl w:val="65AA9172"/>
@@ -15186,7 +18563,7 @@
       </w:rPr>
     </w:lvl>
   </w:abstractNum>
-  <w:abstractNum w:abstractNumId="40" w15:restartNumberingAfterBreak="0">
+  <w:abstractNum w:abstractNumId="49" w15:restartNumberingAfterBreak="0">
     <w:nsid w:val="711A3ED5"/>
     <w:multiLevelType w:val="multilevel"/>
     <w:tmpl w:val="5CC085CC"/>
@@ -15335,7 +18712,7 @@
       </w:rPr>
     </w:lvl>
   </w:abstractNum>
-  <w:abstractNum w:abstractNumId="41" w15:restartNumberingAfterBreak="0">
+  <w:abstractNum w:abstractNumId="50" w15:restartNumberingAfterBreak="0">
     <w:nsid w:val="714C40B9"/>
     <w:multiLevelType w:val="multilevel"/>
     <w:tmpl w:val="95485A7C"/>
@@ -15484,7 +18861,156 @@
       </w:rPr>
     </w:lvl>
   </w:abstractNum>
-  <w:abstractNum w:abstractNumId="42" w15:restartNumberingAfterBreak="0">
+  <w:abstractNum w:abstractNumId="51" w15:restartNumberingAfterBreak="0">
+    <w:nsid w:val="74040423"/>
+    <w:multiLevelType w:val="multilevel"/>
+    <w:tmpl w:val="AD202584"/>
+    <w:lvl w:ilvl="0">
+      <w:start w:val="1"/>
+      <w:numFmt w:val="bullet"/>
+      <w:lvlText w:val=""/>
+      <w:lvlJc w:val="left"/>
+      <w:pPr>
+        <w:tabs>
+          <w:tab w:val="num" w:pos="720"/>
+        </w:tabs>
+        <w:ind w:left="720" w:hanging="360"/>
+      </w:pPr>
+      <w:rPr>
+        <w:rFonts w:ascii="Symbol" w:hAnsi="Symbol" w:hint="default"/>
+        <w:sz w:val="20"/>
+      </w:rPr>
+    </w:lvl>
+    <w:lvl w:ilvl="1" w:tentative="1">
+      <w:start w:val="1"/>
+      <w:numFmt w:val="bullet"/>
+      <w:lvlText w:val="o"/>
+      <w:lvlJc w:val="left"/>
+      <w:pPr>
+        <w:tabs>
+          <w:tab w:val="num" w:pos="1440"/>
+        </w:tabs>
+        <w:ind w:left="1440" w:hanging="360"/>
+      </w:pPr>
+      <w:rPr>
+        <w:rFonts w:ascii="Courier New" w:hAnsi="Courier New" w:hint="default"/>
+        <w:sz w:val="20"/>
+      </w:rPr>
+    </w:lvl>
+    <w:lvl w:ilvl="2" w:tentative="1">
+      <w:start w:val="1"/>
+      <w:numFmt w:val="bullet"/>
+      <w:lvlText w:val=""/>
+      <w:lvlJc w:val="left"/>
+      <w:pPr>
+        <w:tabs>
+          <w:tab w:val="num" w:pos="2160"/>
+        </w:tabs>
+        <w:ind w:left="2160" w:hanging="360"/>
+      </w:pPr>
+      <w:rPr>
+        <w:rFonts w:ascii="Wingdings" w:hAnsi="Wingdings" w:hint="default"/>
+        <w:sz w:val="20"/>
+      </w:rPr>
+    </w:lvl>
+    <w:lvl w:ilvl="3" w:tentative="1">
+      <w:start w:val="1"/>
+      <w:numFmt w:val="bullet"/>
+      <w:lvlText w:val=""/>
+      <w:lvlJc w:val="left"/>
+      <w:pPr>
+        <w:tabs>
+          <w:tab w:val="num" w:pos="2880"/>
+        </w:tabs>
+        <w:ind w:left="2880" w:hanging="360"/>
+      </w:pPr>
+      <w:rPr>
+        <w:rFonts w:ascii="Wingdings" w:hAnsi="Wingdings" w:hint="default"/>
+        <w:sz w:val="20"/>
+      </w:rPr>
+    </w:lvl>
+    <w:lvl w:ilvl="4" w:tentative="1">
+      <w:start w:val="1"/>
+      <w:numFmt w:val="bullet"/>
+      <w:lvlText w:val=""/>
+      <w:lvlJc w:val="left"/>
+      <w:pPr>
+        <w:tabs>
+          <w:tab w:val="num" w:pos="3600"/>
+        </w:tabs>
+        <w:ind w:left="3600" w:hanging="360"/>
+      </w:pPr>
+      <w:rPr>
+        <w:rFonts w:ascii="Wingdings" w:hAnsi="Wingdings" w:hint="default"/>
+        <w:sz w:val="20"/>
+      </w:rPr>
+    </w:lvl>
+    <w:lvl w:ilvl="5" w:tentative="1">
+      <w:start w:val="1"/>
+      <w:numFmt w:val="bullet"/>
+      <w:lvlText w:val=""/>
+      <w:lvlJc w:val="left"/>
+      <w:pPr>
+        <w:tabs>
+          <w:tab w:val="num" w:pos="4320"/>
+        </w:tabs>
+        <w:ind w:left="4320" w:hanging="360"/>
+      </w:pPr>
+      <w:rPr>
+        <w:rFonts w:ascii="Wingdings" w:hAnsi="Wingdings" w:hint="default"/>
+        <w:sz w:val="20"/>
+      </w:rPr>
+    </w:lvl>
+    <w:lvl w:ilvl="6" w:tentative="1">
+      <w:start w:val="1"/>
+      <w:numFmt w:val="bullet"/>
+      <w:lvlText w:val=""/>
+      <w:lvlJc w:val="left"/>
+      <w:pPr>
+        <w:tabs>
+          <w:tab w:val="num" w:pos="5040"/>
+        </w:tabs>
+        <w:ind w:left="5040" w:hanging="360"/>
+      </w:pPr>
+      <w:rPr>
+        <w:rFonts w:ascii="Wingdings" w:hAnsi="Wingdings" w:hint="default"/>
+        <w:sz w:val="20"/>
+      </w:rPr>
+    </w:lvl>
+    <w:lvl w:ilvl="7" w:tentative="1">
+      <w:start w:val="1"/>
+      <w:numFmt w:val="bullet"/>
+      <w:lvlText w:val=""/>
+      <w:lvlJc w:val="left"/>
+      <w:pPr>
+        <w:tabs>
+          <w:tab w:val="num" w:pos="5760"/>
+        </w:tabs>
+        <w:ind w:left="5760" w:hanging="360"/>
+      </w:pPr>
+      <w:rPr>
+        <w:rFonts w:ascii="Wingdings" w:hAnsi="Wingdings" w:hint="default"/>
+        <w:sz w:val="20"/>
+      </w:rPr>
+    </w:lvl>
+    <w:lvl w:ilvl="8" w:tentative="1">
+      <w:start w:val="1"/>
+      <w:numFmt w:val="bullet"/>
+      <w:lvlText w:val=""/>
+      <w:lvlJc w:val="left"/>
+      <w:pPr>
+        <w:tabs>
+          <w:tab w:val="num" w:pos="6480"/>
+        </w:tabs>
+        <w:ind w:left="6480" w:hanging="360"/>
+      </w:pPr>
+      <w:rPr>
+        <w:rFonts w:ascii="Wingdings" w:hAnsi="Wingdings" w:hint="default"/>
+        <w:sz w:val="20"/>
+      </w:rPr>
+    </w:lvl>
+  </w:abstractNum>
+  <w:abstractNum w:abstractNumId="52" w15:restartNumberingAfterBreak="0">
     <w:nsid w:val="742E5A88"/>
     <w:multiLevelType w:val="multilevel"/>
     <w:tmpl w:val="C7F6C040"/>
@@ -15633,7 +19159,7 @@
       </w:rPr>
     </w:lvl>
   </w:abstractNum>
-  <w:abstractNum w:abstractNumId="43" w15:restartNumberingAfterBreak="0">
+  <w:abstractNum w:abstractNumId="53" w15:restartNumberingAfterBreak="0">
     <w:nsid w:val="75435255"/>
     <w:multiLevelType w:val="multilevel"/>
     <w:tmpl w:val="7FFA1FAA"/>
@@ -15782,7 +19308,7 @@
       </w:rPr>
     </w:lvl>
   </w:abstractNum>
-  <w:abstractNum w:abstractNumId="44" w15:restartNumberingAfterBreak="0">
+  <w:abstractNum w:abstractNumId="54" w15:restartNumberingAfterBreak="0">
     <w:nsid w:val="7649298E"/>
     <w:multiLevelType w:val="multilevel"/>
     <w:tmpl w:val="B41E6442"/>
@@ -15931,7 +19457,7 @@
       </w:rPr>
     </w:lvl>
   </w:abstractNum>
-  <w:abstractNum w:abstractNumId="45" w15:restartNumberingAfterBreak="0">
+  <w:abstractNum w:abstractNumId="55" w15:restartNumberingAfterBreak="0">
     <w:nsid w:val="791F652D"/>
     <w:multiLevelType w:val="multilevel"/>
     <w:tmpl w:val="82AA2502"/>
@@ -16080,7 +19606,7 @@
       </w:rPr>
     </w:lvl>
   </w:abstractNum>
-  <w:abstractNum w:abstractNumId="46" w15:restartNumberingAfterBreak="0">
+  <w:abstractNum w:abstractNumId="56" w15:restartNumberingAfterBreak="0">
     <w:nsid w:val="7E0670A3"/>
     <w:multiLevelType w:val="multilevel"/>
     <w:tmpl w:val="B70A720C"/>
@@ -16230,145 +19756,175 @@
     </w:lvl>
   </w:abstractNum>
   <w:num w:numId="1" w16cid:durableId="1923485502">
-    <w:abstractNumId w:val="22"/>
+    <w:abstractNumId w:val="28"/>
   </w:num>
   <w:num w:numId="2" w16cid:durableId="1069379981">
-    <w:abstractNumId w:val="36"/>
+    <w:abstractNumId w:val="43"/>
   </w:num>
   <w:num w:numId="3" w16cid:durableId="166793656">
     <w:abstractNumId w:val="1"/>
   </w:num>
   <w:num w:numId="4" w16cid:durableId="363362218">
-    <w:abstractNumId w:val="39"/>
+    <w:abstractNumId w:val="48"/>
   </w:num>
   <w:num w:numId="5" w16cid:durableId="1520587221">
     <w:abstractNumId w:val="3"/>
   </w:num>
   <w:num w:numId="6" w16cid:durableId="1915355358">
-    <w:abstractNumId w:val="14"/>
+    <w:abstractNumId w:val="18"/>
   </w:num>
   <w:num w:numId="7" w16cid:durableId="1645353045">
-    <w:abstractNumId w:val="38"/>
+    <w:abstractNumId w:val="46"/>
   </w:num>
   <w:num w:numId="8" w16cid:durableId="511340923">
-    <w:abstractNumId w:val="10"/>
+    <w:abstractNumId w:val="13"/>
   </w:num>
   <w:num w:numId="9" w16cid:durableId="1577746239">
-    <w:abstractNumId w:val="30"/>
+    <w:abstractNumId w:val="37"/>
   </w:num>
   <w:num w:numId="10" w16cid:durableId="1427379898">
-    <w:abstractNumId w:val="28"/>
+    <w:abstractNumId w:val="35"/>
   </w:num>
   <w:num w:numId="11" w16cid:durableId="1494224213">
-    <w:abstractNumId w:val="23"/>
+    <w:abstractNumId w:val="29"/>
   </w:num>
   <w:num w:numId="12" w16cid:durableId="1021512525">
-    <w:abstractNumId w:val="7"/>
+    <w:abstractNumId w:val="9"/>
   </w:num>
   <w:num w:numId="13" w16cid:durableId="458303788">
-    <w:abstractNumId w:val="12"/>
+    <w:abstractNumId w:val="16"/>
   </w:num>
   <w:num w:numId="14" w16cid:durableId="917204247">
     <w:abstractNumId w:val="2"/>
   </w:num>
   <w:num w:numId="15" w16cid:durableId="1524248470">
-    <w:abstractNumId w:val="18"/>
+    <w:abstractNumId w:val="24"/>
   </w:num>
   <w:num w:numId="16" w16cid:durableId="998114285">
+    <w:abstractNumId w:val="34"/>
+  </w:num>
+  <w:num w:numId="17" w16cid:durableId="777337663">
+    <w:abstractNumId w:val="33"/>
+  </w:num>
+  <w:num w:numId="18" w16cid:durableId="2146653970">
+    <w:abstractNumId w:val="17"/>
+  </w:num>
+  <w:num w:numId="19" w16cid:durableId="489177744">
+    <w:abstractNumId w:val="15"/>
+  </w:num>
+  <w:num w:numId="20" w16cid:durableId="129640051">
+    <w:abstractNumId w:val="55"/>
+  </w:num>
+  <w:num w:numId="21" w16cid:durableId="1640957280">
+    <w:abstractNumId w:val="21"/>
+  </w:num>
+  <w:num w:numId="22" w16cid:durableId="1326204498">
+    <w:abstractNumId w:val="54"/>
+  </w:num>
+  <w:num w:numId="23" w16cid:durableId="487866678">
+    <w:abstractNumId w:val="45"/>
+  </w:num>
+  <w:num w:numId="24" w16cid:durableId="52048589">
+    <w:abstractNumId w:val="52"/>
+  </w:num>
+  <w:num w:numId="25" w16cid:durableId="81267082">
+    <w:abstractNumId w:val="6"/>
+  </w:num>
+  <w:num w:numId="26" w16cid:durableId="1478720615">
+    <w:abstractNumId w:val="40"/>
+  </w:num>
+  <w:num w:numId="27" w16cid:durableId="2053382457">
     <w:abstractNumId w:val="27"/>
   </w:num>
-  <w:num w:numId="17" w16cid:durableId="777337663">
+  <w:num w:numId="28" w16cid:durableId="1931347365">
+    <w:abstractNumId w:val="19"/>
+  </w:num>
+  <w:num w:numId="29" w16cid:durableId="710418385">
     <w:abstractNumId w:val="26"/>
   </w:num>
-  <w:num w:numId="18" w16cid:durableId="2146653970">
-    <w:abstractNumId w:val="13"/>
+  <w:num w:numId="30" w16cid:durableId="906308213">
+    <w:abstractNumId w:val="25"/>
   </w:num>
-  <w:num w:numId="19" w16cid:durableId="489177744">
-    <w:abstractNumId w:val="11"/>
+  <w:num w:numId="31" w16cid:durableId="73208439">
+    <w:abstractNumId w:val="53"/>
   </w:num>
-  <w:num w:numId="20" w16cid:durableId="129640051">
-    <w:abstractNumId w:val="45"/>
+  <w:num w:numId="32" w16cid:durableId="174271601">
+    <w:abstractNumId w:val="7"/>
   </w:num>
-  <w:num w:numId="21" w16cid:durableId="1640957280">
-    <w:abstractNumId w:val="17"/>
-  </w:num>
-  <w:num w:numId="22" w16cid:durableId="1326204498">
-    <w:abstractNumId w:val="44"/>
-  </w:num>
-  <w:num w:numId="23" w16cid:durableId="487866678">
-    <w:abstractNumId w:val="37"/>
-  </w:num>
-  <w:num w:numId="24" w16cid:durableId="52048589">
-    <w:abstractNumId w:val="42"/>
-  </w:num>
-  <w:num w:numId="25" w16cid:durableId="81267082">
-    <w:abstractNumId w:val="4"/>
-  </w:num>
-  <w:num w:numId="26" w16cid:durableId="1478720615">
-    <w:abstractNumId w:val="33"/>
-  </w:num>
-  <w:num w:numId="27" w16cid:durableId="2053382457">
-    <w:abstractNumId w:val="21"/>
-  </w:num>
-  <w:num w:numId="28" w16cid:durableId="1931347365">
-    <w:abstractNumId w:val="15"/>
-  </w:num>
-  <w:num w:numId="29" w16cid:durableId="710418385">
+  <w:num w:numId="33" w16cid:durableId="997424101">
     <w:abstractNumId w:val="20"/>
   </w:num>
-  <w:num w:numId="30" w16cid:durableId="906308213">
-    <w:abstractNumId w:val="19"/>
-  </w:num>
-  <w:num w:numId="31" w16cid:durableId="73208439">
-    <w:abstractNumId w:val="43"/>
-  </w:num>
-  <w:num w:numId="32" w16cid:durableId="174271601">
-    <w:abstractNumId w:val="5"/>
-  </w:num>
-  <w:num w:numId="33" w16cid:durableId="997424101">
-    <w:abstractNumId w:val="16"/>
-  </w:num>
   <w:num w:numId="34" w16cid:durableId="1802651244">
-    <w:abstractNumId w:val="34"/>
+    <w:abstractNumId w:val="41"/>
   </w:num>
   <w:num w:numId="35" w16cid:durableId="1093815839">
-    <w:abstractNumId w:val="25"/>
+    <w:abstractNumId w:val="32"/>
   </w:num>
   <w:num w:numId="36" w16cid:durableId="1217548099">
+    <w:abstractNumId w:val="10"/>
+  </w:num>
+  <w:num w:numId="37" w16cid:durableId="654995198">
     <w:abstractNumId w:val="8"/>
   </w:num>
-  <w:num w:numId="37" w16cid:durableId="654995198">
-    <w:abstractNumId w:val="6"/>
-  </w:num>
   <w:num w:numId="38" w16cid:durableId="1332679076">
-    <w:abstractNumId w:val="32"/>
+    <w:abstractNumId w:val="39"/>
   </w:num>
   <w:num w:numId="39" w16cid:durableId="558906882">
-    <w:abstractNumId w:val="40"/>
+    <w:abstractNumId w:val="49"/>
   </w:num>
   <w:num w:numId="40" w16cid:durableId="1325815923">
     <w:abstractNumId w:val="0"/>
   </w:num>
   <w:num w:numId="41" w16cid:durableId="1705329150">
-    <w:abstractNumId w:val="41"/>
+    <w:abstractNumId w:val="50"/>
   </w:num>
   <w:num w:numId="42" w16cid:durableId="359362589">
-    <w:abstractNumId w:val="9"/>
+    <w:abstractNumId w:val="11"/>
   </w:num>
   <w:num w:numId="43" w16cid:durableId="702242347">
-    <w:abstractNumId w:val="29"/>
+    <w:abstractNumId w:val="36"/>
   </w:num>
   <w:num w:numId="44" w16cid:durableId="732388493">
-    <w:abstractNumId w:val="24"/>
+    <w:abstractNumId w:val="30"/>
   </w:num>
   <w:num w:numId="45" w16cid:durableId="1254825274">
-    <w:abstractNumId w:val="46"/>
+    <w:abstractNumId w:val="56"/>
   </w:num>
   <w:num w:numId="46" w16cid:durableId="531918180">
+    <w:abstractNumId w:val="38"/>
+  </w:num>
+  <w:num w:numId="47" w16cid:durableId="1743672035">
+    <w:abstractNumId w:val="42"/>
+  </w:num>
+  <w:num w:numId="48" w16cid:durableId="1211842323">
+    <w:abstractNumId w:val="5"/>
+  </w:num>
+  <w:num w:numId="49" w16cid:durableId="175004221">
+    <w:abstractNumId w:val="47"/>
+  </w:num>
+  <w:num w:numId="50" w16cid:durableId="1036080814">
+    <w:abstractNumId w:val="4"/>
+  </w:num>
+  <w:num w:numId="51" w16cid:durableId="1886604452">
+    <w:abstractNumId w:val="14"/>
+  </w:num>
+  <w:num w:numId="52" w16cid:durableId="1567959318">
+    <w:abstractNumId w:val="51"/>
+  </w:num>
+  <w:num w:numId="53" w16cid:durableId="1807622373">
     <w:abstractNumId w:val="31"/>
   </w:num>
-  <w:num w:numId="47" w16cid:durableId="1743672035">
-    <w:abstractNumId w:val="35"/>
+  <w:num w:numId="54" w16cid:durableId="752969636">
+    <w:abstractNumId w:val="22"/>
+  </w:num>
+  <w:num w:numId="55" w16cid:durableId="1729379701">
+    <w:abstractNumId w:val="23"/>
+  </w:num>
+  <w:num w:numId="56" w16cid:durableId="1389456595">
+    <w:abstractNumId w:val="44"/>
+  </w:num>
+  <w:num w:numId="57" w16cid:durableId="764544490">
+    <w:abstractNumId w:val="12"/>
   </w:num>
 </w:numbering>
 </file>

--- a/doc/Báo cáo thực hành_Tuần_6_202516919.docx
+++ b/doc/Báo cáo thực hành_Tuần_6_202516919.docx
@@ -191,7 +191,7 @@
       <w:pPr>
         <w:numPr>
           <w:ilvl w:val="0"/>
-          <w:numId w:val="4"/>
+          <w:numId w:val="1"/>
         </w:numPr>
         <w:spacing w:before="100" w:beforeAutospacing="1" w:after="100" w:afterAutospacing="1" w:line="240" w:lineRule="auto"/>
         <w:rPr>
@@ -213,7 +213,7 @@
       <w:pPr>
         <w:numPr>
           <w:ilvl w:val="0"/>
-          <w:numId w:val="4"/>
+          <w:numId w:val="1"/>
         </w:numPr>
         <w:spacing w:before="100" w:beforeAutospacing="1" w:after="100" w:afterAutospacing="1" w:line="240" w:lineRule="auto"/>
         <w:rPr>
@@ -262,7 +262,7 @@
       <w:pPr>
         <w:numPr>
           <w:ilvl w:val="0"/>
-          <w:numId w:val="5"/>
+          <w:numId w:val="2"/>
         </w:numPr>
         <w:spacing w:before="100" w:beforeAutospacing="1" w:after="100" w:afterAutospacing="1" w:line="240" w:lineRule="auto"/>
         <w:rPr>
@@ -348,7 +348,7 @@
       <w:pPr>
         <w:numPr>
           <w:ilvl w:val="0"/>
-          <w:numId w:val="5"/>
+          <w:numId w:val="2"/>
         </w:numPr>
         <w:spacing w:before="100" w:beforeAutospacing="1" w:after="100" w:afterAutospacing="1" w:line="240" w:lineRule="auto"/>
         <w:rPr>
@@ -407,7 +407,7 @@
       <w:pPr>
         <w:numPr>
           <w:ilvl w:val="0"/>
-          <w:numId w:val="6"/>
+          <w:numId w:val="3"/>
         </w:numPr>
         <w:spacing w:before="100" w:beforeAutospacing="1" w:after="100" w:afterAutospacing="1" w:line="240" w:lineRule="auto"/>
         <w:rPr>
@@ -493,7 +493,7 @@
       <w:pPr>
         <w:numPr>
           <w:ilvl w:val="0"/>
-          <w:numId w:val="6"/>
+          <w:numId w:val="3"/>
         </w:numPr>
         <w:spacing w:before="100" w:beforeAutospacing="1" w:after="100" w:afterAutospacing="1" w:line="240" w:lineRule="auto"/>
         <w:rPr>
@@ -737,7 +737,7 @@
       <w:pPr>
         <w:numPr>
           <w:ilvl w:val="0"/>
-          <w:numId w:val="7"/>
+          <w:numId w:val="4"/>
         </w:numPr>
         <w:spacing w:before="100" w:beforeAutospacing="1" w:after="100" w:afterAutospacing="1" w:line="240" w:lineRule="auto"/>
         <w:rPr>
@@ -759,7 +759,7 @@
       <w:pPr>
         <w:numPr>
           <w:ilvl w:val="0"/>
-          <w:numId w:val="7"/>
+          <w:numId w:val="4"/>
         </w:numPr>
         <w:spacing w:before="100" w:beforeAutospacing="1" w:after="100" w:afterAutospacing="1" w:line="240" w:lineRule="auto"/>
         <w:rPr>
@@ -799,7 +799,7 @@
       <w:pPr>
         <w:numPr>
           <w:ilvl w:val="1"/>
-          <w:numId w:val="7"/>
+          <w:numId w:val="4"/>
         </w:numPr>
         <w:spacing w:before="100" w:beforeAutospacing="1" w:after="100" w:afterAutospacing="1" w:line="240" w:lineRule="auto"/>
         <w:rPr>
@@ -821,7 +821,7 @@
       <w:pPr>
         <w:numPr>
           <w:ilvl w:val="1"/>
-          <w:numId w:val="7"/>
+          <w:numId w:val="4"/>
         </w:numPr>
         <w:spacing w:before="100" w:beforeAutospacing="1" w:after="100" w:afterAutospacing="1" w:line="240" w:lineRule="auto"/>
         <w:rPr>
@@ -843,7 +843,7 @@
       <w:pPr>
         <w:numPr>
           <w:ilvl w:val="1"/>
-          <w:numId w:val="7"/>
+          <w:numId w:val="4"/>
         </w:numPr>
         <w:spacing w:before="100" w:beforeAutospacing="1" w:after="100" w:afterAutospacing="1" w:line="240" w:lineRule="auto"/>
         <w:rPr>
@@ -892,7 +892,7 @@
       <w:pPr>
         <w:numPr>
           <w:ilvl w:val="0"/>
-          <w:numId w:val="8"/>
+          <w:numId w:val="5"/>
         </w:numPr>
         <w:spacing w:before="100" w:beforeAutospacing="1" w:after="100" w:afterAutospacing="1" w:line="240" w:lineRule="auto"/>
         <w:rPr>
@@ -942,7 +942,7 @@
       <w:pPr>
         <w:numPr>
           <w:ilvl w:val="0"/>
-          <w:numId w:val="8"/>
+          <w:numId w:val="5"/>
         </w:numPr>
         <w:spacing w:before="100" w:beforeAutospacing="1" w:after="100" w:afterAutospacing="1" w:line="240" w:lineRule="auto"/>
         <w:rPr>
@@ -1055,7 +1055,7 @@
       <w:pPr>
         <w:numPr>
           <w:ilvl w:val="0"/>
-          <w:numId w:val="9"/>
+          <w:numId w:val="6"/>
         </w:numPr>
         <w:spacing w:before="100" w:beforeAutospacing="1" w:after="100" w:afterAutospacing="1" w:line="240" w:lineRule="auto"/>
         <w:rPr>
@@ -1141,7 +1141,7 @@
       <w:pPr>
         <w:numPr>
           <w:ilvl w:val="0"/>
-          <w:numId w:val="9"/>
+          <w:numId w:val="6"/>
         </w:numPr>
         <w:spacing w:before="100" w:beforeAutospacing="1" w:after="100" w:afterAutospacing="1" w:line="240" w:lineRule="auto"/>
         <w:rPr>
@@ -1245,7 +1245,7 @@
       <w:pPr>
         <w:numPr>
           <w:ilvl w:val="0"/>
-          <w:numId w:val="9"/>
+          <w:numId w:val="6"/>
         </w:numPr>
         <w:spacing w:before="100" w:beforeAutospacing="1" w:after="100" w:afterAutospacing="1" w:line="240" w:lineRule="auto"/>
         <w:rPr>
@@ -1440,7 +1440,7 @@
       <w:pPr>
         <w:numPr>
           <w:ilvl w:val="0"/>
-          <w:numId w:val="11"/>
+          <w:numId w:val="7"/>
         </w:numPr>
         <w:spacing w:before="100" w:beforeAutospacing="1" w:after="100" w:afterAutospacing="1" w:line="240" w:lineRule="auto"/>
         <w:rPr>
@@ -1462,7 +1462,7 @@
       <w:pPr>
         <w:numPr>
           <w:ilvl w:val="0"/>
-          <w:numId w:val="11"/>
+          <w:numId w:val="7"/>
         </w:numPr>
         <w:spacing w:before="100" w:beforeAutospacing="1" w:after="100" w:afterAutospacing="1" w:line="240" w:lineRule="auto"/>
         <w:rPr>
@@ -1484,7 +1484,7 @@
       <w:pPr>
         <w:numPr>
           <w:ilvl w:val="1"/>
-          <w:numId w:val="11"/>
+          <w:numId w:val="7"/>
         </w:numPr>
         <w:spacing w:before="100" w:beforeAutospacing="1" w:after="100" w:afterAutospacing="1" w:line="240" w:lineRule="auto"/>
         <w:rPr>
@@ -1506,7 +1506,7 @@
       <w:pPr>
         <w:numPr>
           <w:ilvl w:val="1"/>
-          <w:numId w:val="11"/>
+          <w:numId w:val="7"/>
         </w:numPr>
         <w:spacing w:before="100" w:beforeAutospacing="1" w:after="100" w:afterAutospacing="1" w:line="240" w:lineRule="auto"/>
         <w:rPr>
@@ -1528,7 +1528,7 @@
       <w:pPr>
         <w:numPr>
           <w:ilvl w:val="1"/>
-          <w:numId w:val="11"/>
+          <w:numId w:val="7"/>
         </w:numPr>
         <w:spacing w:before="100" w:beforeAutospacing="1" w:after="100" w:afterAutospacing="1" w:line="240" w:lineRule="auto"/>
         <w:rPr>
@@ -1550,7 +1550,7 @@
       <w:pPr>
         <w:numPr>
           <w:ilvl w:val="0"/>
-          <w:numId w:val="11"/>
+          <w:numId w:val="7"/>
         </w:numPr>
         <w:spacing w:before="100" w:beforeAutospacing="1" w:after="100" w:afterAutospacing="1" w:line="240" w:lineRule="auto"/>
         <w:rPr>
@@ -1627,7 +1627,7 @@
       <w:pPr>
         <w:numPr>
           <w:ilvl w:val="0"/>
-          <w:numId w:val="12"/>
+          <w:numId w:val="8"/>
         </w:numPr>
         <w:spacing w:before="100" w:beforeAutospacing="1" w:after="100" w:afterAutospacing="1" w:line="240" w:lineRule="auto"/>
         <w:rPr>
@@ -1677,7 +1677,7 @@
       <w:pPr>
         <w:numPr>
           <w:ilvl w:val="0"/>
-          <w:numId w:val="12"/>
+          <w:numId w:val="8"/>
         </w:numPr>
         <w:spacing w:before="100" w:beforeAutospacing="1" w:after="100" w:afterAutospacing="1" w:line="240" w:lineRule="auto"/>
         <w:rPr>
@@ -1790,7 +1790,7 @@
       <w:pPr>
         <w:numPr>
           <w:ilvl w:val="0"/>
-          <w:numId w:val="13"/>
+          <w:numId w:val="9"/>
         </w:numPr>
         <w:spacing w:before="100" w:beforeAutospacing="1" w:after="100" w:afterAutospacing="1" w:line="240" w:lineRule="auto"/>
         <w:rPr>
@@ -1912,7 +1912,7 @@
       <w:pPr>
         <w:numPr>
           <w:ilvl w:val="0"/>
-          <w:numId w:val="13"/>
+          <w:numId w:val="9"/>
         </w:numPr>
         <w:spacing w:before="100" w:beforeAutospacing="1" w:after="100" w:afterAutospacing="1" w:line="240" w:lineRule="auto"/>
         <w:rPr>
@@ -1998,7 +1998,7 @@
       <w:pPr>
         <w:numPr>
           <w:ilvl w:val="0"/>
-          <w:numId w:val="13"/>
+          <w:numId w:val="9"/>
         </w:numPr>
         <w:spacing w:before="100" w:beforeAutospacing="1" w:after="100" w:afterAutospacing="1" w:line="240" w:lineRule="auto"/>
         <w:rPr>
@@ -2195,7 +2195,7 @@
       <w:pPr>
         <w:numPr>
           <w:ilvl w:val="0"/>
-          <w:numId w:val="14"/>
+          <w:numId w:val="10"/>
         </w:numPr>
         <w:spacing w:before="100" w:beforeAutospacing="1" w:after="100" w:afterAutospacing="1" w:line="240" w:lineRule="auto"/>
         <w:rPr>
@@ -2217,7 +2217,7 @@
       <w:pPr>
         <w:numPr>
           <w:ilvl w:val="1"/>
-          <w:numId w:val="14"/>
+          <w:numId w:val="10"/>
         </w:numPr>
         <w:spacing w:before="100" w:beforeAutospacing="1" w:after="100" w:afterAutospacing="1" w:line="240" w:lineRule="auto"/>
         <w:rPr>
@@ -2239,7 +2239,7 @@
       <w:pPr>
         <w:numPr>
           <w:ilvl w:val="1"/>
-          <w:numId w:val="14"/>
+          <w:numId w:val="10"/>
         </w:numPr>
         <w:spacing w:before="100" w:beforeAutospacing="1" w:after="100" w:afterAutospacing="1" w:line="240" w:lineRule="auto"/>
         <w:rPr>
@@ -2279,7 +2279,7 @@
       <w:pPr>
         <w:numPr>
           <w:ilvl w:val="1"/>
-          <w:numId w:val="14"/>
+          <w:numId w:val="10"/>
         </w:numPr>
         <w:spacing w:before="100" w:beforeAutospacing="1" w:after="100" w:afterAutospacing="1" w:line="240" w:lineRule="auto"/>
         <w:rPr>
@@ -2301,7 +2301,7 @@
       <w:pPr>
         <w:numPr>
           <w:ilvl w:val="1"/>
-          <w:numId w:val="14"/>
+          <w:numId w:val="10"/>
         </w:numPr>
         <w:spacing w:before="100" w:beforeAutospacing="1" w:after="100" w:afterAutospacing="1" w:line="240" w:lineRule="auto"/>
         <w:rPr>
@@ -2323,7 +2323,7 @@
       <w:pPr>
         <w:numPr>
           <w:ilvl w:val="0"/>
-          <w:numId w:val="14"/>
+          <w:numId w:val="10"/>
         </w:numPr>
         <w:spacing w:before="100" w:beforeAutospacing="1" w:after="100" w:afterAutospacing="1" w:line="240" w:lineRule="auto"/>
         <w:rPr>
@@ -2400,7 +2400,7 @@
       <w:pPr>
         <w:numPr>
           <w:ilvl w:val="0"/>
-          <w:numId w:val="15"/>
+          <w:numId w:val="11"/>
         </w:numPr>
         <w:spacing w:before="100" w:beforeAutospacing="1" w:after="100" w:afterAutospacing="1" w:line="240" w:lineRule="auto"/>
         <w:rPr>
@@ -2450,7 +2450,7 @@
       <w:pPr>
         <w:numPr>
           <w:ilvl w:val="0"/>
-          <w:numId w:val="15"/>
+          <w:numId w:val="11"/>
         </w:numPr>
         <w:spacing w:before="100" w:beforeAutospacing="1" w:after="100" w:afterAutospacing="1" w:line="240" w:lineRule="auto"/>
         <w:rPr>
@@ -2518,7 +2518,7 @@
       <w:pPr>
         <w:numPr>
           <w:ilvl w:val="1"/>
-          <w:numId w:val="15"/>
+          <w:numId w:val="11"/>
         </w:numPr>
         <w:spacing w:before="100" w:beforeAutospacing="1" w:after="100" w:afterAutospacing="1" w:line="240" w:lineRule="auto"/>
         <w:rPr>
@@ -2540,7 +2540,7 @@
       <w:pPr>
         <w:numPr>
           <w:ilvl w:val="1"/>
-          <w:numId w:val="15"/>
+          <w:numId w:val="11"/>
         </w:numPr>
         <w:spacing w:before="100" w:beforeAutospacing="1" w:after="100" w:afterAutospacing="1" w:line="240" w:lineRule="auto"/>
         <w:rPr>
@@ -2607,7 +2607,7 @@
       <w:pPr>
         <w:numPr>
           <w:ilvl w:val="0"/>
-          <w:numId w:val="16"/>
+          <w:numId w:val="12"/>
         </w:numPr>
         <w:spacing w:before="100" w:beforeAutospacing="1" w:after="100" w:afterAutospacing="1" w:line="240" w:lineRule="auto"/>
         <w:rPr>
@@ -2657,7 +2657,7 @@
       <w:pPr>
         <w:numPr>
           <w:ilvl w:val="0"/>
-          <w:numId w:val="16"/>
+          <w:numId w:val="12"/>
         </w:numPr>
         <w:spacing w:before="100" w:beforeAutospacing="1" w:after="100" w:afterAutospacing="1" w:line="240" w:lineRule="auto"/>
         <w:rPr>
@@ -2725,7 +2725,7 @@
       <w:pPr>
         <w:numPr>
           <w:ilvl w:val="0"/>
-          <w:numId w:val="16"/>
+          <w:numId w:val="12"/>
         </w:numPr>
         <w:spacing w:before="100" w:beforeAutospacing="1" w:after="100" w:afterAutospacing="1" w:line="240" w:lineRule="auto"/>
         <w:rPr>
@@ -2775,7 +2775,7 @@
       <w:pPr>
         <w:numPr>
           <w:ilvl w:val="0"/>
-          <w:numId w:val="16"/>
+          <w:numId w:val="12"/>
         </w:numPr>
         <w:spacing w:before="100" w:beforeAutospacing="1" w:after="100" w:afterAutospacing="1" w:line="240" w:lineRule="auto"/>
         <w:rPr>
@@ -2968,7 +2968,7 @@
       <w:pPr>
         <w:numPr>
           <w:ilvl w:val="0"/>
-          <w:numId w:val="17"/>
+          <w:numId w:val="13"/>
         </w:numPr>
         <w:spacing w:before="100" w:beforeAutospacing="1" w:after="100" w:afterAutospacing="1" w:line="240" w:lineRule="auto"/>
         <w:rPr>
@@ -2990,7 +2990,7 @@
       <w:pPr>
         <w:numPr>
           <w:ilvl w:val="0"/>
-          <w:numId w:val="17"/>
+          <w:numId w:val="13"/>
         </w:numPr>
         <w:spacing w:before="100" w:beforeAutospacing="1" w:after="100" w:afterAutospacing="1" w:line="240" w:lineRule="auto"/>
         <w:rPr>
@@ -3039,7 +3039,7 @@
       <w:pPr>
         <w:numPr>
           <w:ilvl w:val="0"/>
-          <w:numId w:val="18"/>
+          <w:numId w:val="14"/>
         </w:numPr>
         <w:spacing w:before="100" w:beforeAutospacing="1" w:after="100" w:afterAutospacing="1" w:line="240" w:lineRule="auto"/>
         <w:rPr>
@@ -3125,7 +3125,7 @@
       <w:pPr>
         <w:numPr>
           <w:ilvl w:val="0"/>
-          <w:numId w:val="18"/>
+          <w:numId w:val="14"/>
         </w:numPr>
         <w:spacing w:before="100" w:beforeAutospacing="1" w:after="100" w:afterAutospacing="1" w:line="240" w:lineRule="auto"/>
         <w:rPr>
@@ -3184,7 +3184,7 @@
       <w:pPr>
         <w:numPr>
           <w:ilvl w:val="0"/>
-          <w:numId w:val="19"/>
+          <w:numId w:val="15"/>
         </w:numPr>
         <w:spacing w:before="100" w:beforeAutospacing="1" w:after="100" w:afterAutospacing="1" w:line="240" w:lineRule="auto"/>
         <w:rPr>
@@ -3252,7 +3252,7 @@
       <w:pPr>
         <w:numPr>
           <w:ilvl w:val="0"/>
-          <w:numId w:val="19"/>
+          <w:numId w:val="15"/>
         </w:numPr>
         <w:spacing w:before="100" w:beforeAutospacing="1" w:after="100" w:afterAutospacing="1" w:line="240" w:lineRule="auto"/>
         <w:rPr>
@@ -3302,7 +3302,7 @@
       <w:pPr>
         <w:numPr>
           <w:ilvl w:val="1"/>
-          <w:numId w:val="19"/>
+          <w:numId w:val="15"/>
         </w:numPr>
         <w:spacing w:before="100" w:beforeAutospacing="1" w:after="100" w:afterAutospacing="1" w:line="240" w:lineRule="auto"/>
         <w:rPr>
@@ -3378,7 +3378,7 @@
       <w:pPr>
         <w:numPr>
           <w:ilvl w:val="0"/>
-          <w:numId w:val="19"/>
+          <w:numId w:val="15"/>
         </w:numPr>
         <w:spacing w:before="100" w:beforeAutospacing="1" w:after="100" w:afterAutospacing="1" w:line="240" w:lineRule="auto"/>
         <w:rPr>
@@ -3428,7 +3428,7 @@
       <w:pPr>
         <w:numPr>
           <w:ilvl w:val="0"/>
-          <w:numId w:val="19"/>
+          <w:numId w:val="15"/>
         </w:numPr>
         <w:spacing w:before="100" w:beforeAutospacing="1" w:after="100" w:afterAutospacing="1" w:line="240" w:lineRule="auto"/>
         <w:rPr>
@@ -3622,7 +3622,7 @@
       <w:pPr>
         <w:numPr>
           <w:ilvl w:val="0"/>
-          <w:numId w:val="20"/>
+          <w:numId w:val="16"/>
         </w:numPr>
         <w:spacing w:before="100" w:beforeAutospacing="1" w:after="100" w:afterAutospacing="1" w:line="240" w:lineRule="auto"/>
         <w:rPr>
@@ -3644,7 +3644,7 @@
       <w:pPr>
         <w:numPr>
           <w:ilvl w:val="0"/>
-          <w:numId w:val="20"/>
+          <w:numId w:val="16"/>
         </w:numPr>
         <w:spacing w:before="100" w:beforeAutospacing="1" w:after="100" w:afterAutospacing="1" w:line="240" w:lineRule="auto"/>
         <w:rPr>
@@ -3720,7 +3720,7 @@
       <w:pPr>
         <w:numPr>
           <w:ilvl w:val="0"/>
-          <w:numId w:val="20"/>
+          <w:numId w:val="16"/>
         </w:numPr>
         <w:spacing w:before="100" w:beforeAutospacing="1" w:after="100" w:afterAutospacing="1" w:line="240" w:lineRule="auto"/>
         <w:rPr>
@@ -3742,7 +3742,7 @@
       <w:pPr>
         <w:numPr>
           <w:ilvl w:val="1"/>
-          <w:numId w:val="20"/>
+          <w:numId w:val="16"/>
         </w:numPr>
         <w:spacing w:before="100" w:beforeAutospacing="1" w:after="100" w:afterAutospacing="1" w:line="240" w:lineRule="auto"/>
         <w:rPr>
@@ -3774,7 +3774,7 @@
       <w:pPr>
         <w:numPr>
           <w:ilvl w:val="1"/>
-          <w:numId w:val="20"/>
+          <w:numId w:val="16"/>
         </w:numPr>
         <w:spacing w:before="100" w:beforeAutospacing="1" w:after="100" w:afterAutospacing="1" w:line="240" w:lineRule="auto"/>
         <w:rPr>
@@ -3806,7 +3806,7 @@
       <w:pPr>
         <w:numPr>
           <w:ilvl w:val="1"/>
-          <w:numId w:val="20"/>
+          <w:numId w:val="16"/>
         </w:numPr>
         <w:spacing w:before="100" w:beforeAutospacing="1" w:after="100" w:afterAutospacing="1" w:line="240" w:lineRule="auto"/>
         <w:rPr>
@@ -3838,7 +3838,7 @@
       <w:pPr>
         <w:numPr>
           <w:ilvl w:val="0"/>
-          <w:numId w:val="20"/>
+          <w:numId w:val="16"/>
         </w:numPr>
         <w:spacing w:before="100" w:beforeAutospacing="1" w:after="100" w:afterAutospacing="1" w:line="240" w:lineRule="auto"/>
         <w:rPr>
@@ -3887,7 +3887,7 @@
       <w:pPr>
         <w:numPr>
           <w:ilvl w:val="0"/>
-          <w:numId w:val="21"/>
+          <w:numId w:val="17"/>
         </w:numPr>
         <w:spacing w:before="100" w:beforeAutospacing="1" w:after="100" w:afterAutospacing="1" w:line="240" w:lineRule="auto"/>
         <w:rPr>
@@ -3937,7 +3937,7 @@
       <w:pPr>
         <w:numPr>
           <w:ilvl w:val="1"/>
-          <w:numId w:val="21"/>
+          <w:numId w:val="17"/>
         </w:numPr>
         <w:spacing w:before="100" w:beforeAutospacing="1" w:after="100" w:afterAutospacing="1" w:line="240" w:lineRule="auto"/>
         <w:rPr>
@@ -3977,7 +3977,7 @@
       <w:pPr>
         <w:numPr>
           <w:ilvl w:val="0"/>
-          <w:numId w:val="21"/>
+          <w:numId w:val="17"/>
         </w:numPr>
         <w:spacing w:before="100" w:beforeAutospacing="1" w:after="100" w:afterAutospacing="1" w:line="240" w:lineRule="auto"/>
         <w:rPr>
@@ -4036,7 +4036,7 @@
       <w:pPr>
         <w:numPr>
           <w:ilvl w:val="0"/>
-          <w:numId w:val="22"/>
+          <w:numId w:val="18"/>
         </w:numPr>
         <w:spacing w:before="100" w:beforeAutospacing="1" w:after="100" w:afterAutospacing="1" w:line="240" w:lineRule="auto"/>
         <w:rPr>
@@ -4140,7 +4140,7 @@
       <w:pPr>
         <w:numPr>
           <w:ilvl w:val="0"/>
-          <w:numId w:val="22"/>
+          <w:numId w:val="18"/>
         </w:numPr>
         <w:spacing w:before="100" w:beforeAutospacing="1" w:after="100" w:afterAutospacing="1" w:line="240" w:lineRule="auto"/>
         <w:rPr>
@@ -4226,7 +4226,7 @@
       <w:pPr>
         <w:numPr>
           <w:ilvl w:val="0"/>
-          <w:numId w:val="22"/>
+          <w:numId w:val="18"/>
         </w:numPr>
         <w:spacing w:before="100" w:beforeAutospacing="1" w:after="100" w:afterAutospacing="1" w:line="240" w:lineRule="auto"/>
         <w:rPr>
@@ -4417,7 +4417,7 @@
       <w:pPr>
         <w:numPr>
           <w:ilvl w:val="0"/>
-          <w:numId w:val="23"/>
+          <w:numId w:val="19"/>
         </w:numPr>
         <w:spacing w:before="100" w:beforeAutospacing="1" w:after="100" w:afterAutospacing="1" w:line="240" w:lineRule="auto"/>
         <w:rPr>
@@ -4439,7 +4439,7 @@
       <w:pPr>
         <w:numPr>
           <w:ilvl w:val="0"/>
-          <w:numId w:val="23"/>
+          <w:numId w:val="19"/>
         </w:numPr>
         <w:spacing w:before="100" w:beforeAutospacing="1" w:after="100" w:afterAutospacing="1" w:line="240" w:lineRule="auto"/>
         <w:rPr>
@@ -4461,7 +4461,7 @@
       <w:pPr>
         <w:numPr>
           <w:ilvl w:val="1"/>
-          <w:numId w:val="23"/>
+          <w:numId w:val="19"/>
         </w:numPr>
         <w:spacing w:before="100" w:beforeAutospacing="1" w:after="100" w:afterAutospacing="1" w:line="240" w:lineRule="auto"/>
         <w:rPr>
@@ -4483,7 +4483,7 @@
       <w:pPr>
         <w:numPr>
           <w:ilvl w:val="1"/>
-          <w:numId w:val="23"/>
+          <w:numId w:val="19"/>
         </w:numPr>
         <w:spacing w:before="100" w:beforeAutospacing="1" w:after="100" w:afterAutospacing="1" w:line="240" w:lineRule="auto"/>
         <w:rPr>
@@ -4505,7 +4505,7 @@
       <w:pPr>
         <w:numPr>
           <w:ilvl w:val="1"/>
-          <w:numId w:val="23"/>
+          <w:numId w:val="19"/>
         </w:numPr>
         <w:spacing w:before="100" w:beforeAutospacing="1" w:after="100" w:afterAutospacing="1" w:line="240" w:lineRule="auto"/>
         <w:rPr>
@@ -4527,7 +4527,7 @@
       <w:pPr>
         <w:numPr>
           <w:ilvl w:val="0"/>
-          <w:numId w:val="23"/>
+          <w:numId w:val="19"/>
         </w:numPr>
         <w:spacing w:before="100" w:beforeAutospacing="1" w:after="100" w:afterAutospacing="1" w:line="240" w:lineRule="auto"/>
         <w:rPr>
@@ -4551,7 +4551,7 @@
       <w:pPr>
         <w:numPr>
           <w:ilvl w:val="1"/>
-          <w:numId w:val="23"/>
+          <w:numId w:val="19"/>
         </w:numPr>
         <w:spacing w:before="100" w:beforeAutospacing="1" w:after="100" w:afterAutospacing="1" w:line="240" w:lineRule="auto"/>
         <w:rPr>
@@ -4601,7 +4601,7 @@
       <w:pPr>
         <w:numPr>
           <w:ilvl w:val="1"/>
-          <w:numId w:val="23"/>
+          <w:numId w:val="19"/>
         </w:numPr>
         <w:spacing w:before="100" w:beforeAutospacing="1" w:after="100" w:afterAutospacing="1" w:line="240" w:lineRule="auto"/>
         <w:rPr>
@@ -4678,7 +4678,7 @@
       <w:pPr>
         <w:numPr>
           <w:ilvl w:val="0"/>
-          <w:numId w:val="24"/>
+          <w:numId w:val="20"/>
         </w:numPr>
         <w:spacing w:before="100" w:beforeAutospacing="1" w:after="100" w:afterAutospacing="1" w:line="240" w:lineRule="auto"/>
         <w:rPr>
@@ -4728,7 +4728,7 @@
       <w:pPr>
         <w:numPr>
           <w:ilvl w:val="0"/>
-          <w:numId w:val="24"/>
+          <w:numId w:val="20"/>
         </w:numPr>
         <w:spacing w:before="100" w:beforeAutospacing="1" w:after="100" w:afterAutospacing="1" w:line="240" w:lineRule="auto"/>
         <w:rPr>
@@ -4841,7 +4841,7 @@
       <w:pPr>
         <w:numPr>
           <w:ilvl w:val="0"/>
-          <w:numId w:val="25"/>
+          <w:numId w:val="21"/>
         </w:numPr>
         <w:spacing w:before="100" w:beforeAutospacing="1" w:after="100" w:afterAutospacing="1" w:line="240" w:lineRule="auto"/>
         <w:rPr>
@@ -4909,7 +4909,7 @@
       <w:pPr>
         <w:numPr>
           <w:ilvl w:val="1"/>
-          <w:numId w:val="25"/>
+          <w:numId w:val="21"/>
         </w:numPr>
         <w:spacing w:before="100" w:beforeAutospacing="1" w:after="100" w:afterAutospacing="1" w:line="240" w:lineRule="auto"/>
         <w:rPr>
@@ -4967,7 +4967,7 @@
       <w:pPr>
         <w:numPr>
           <w:ilvl w:val="0"/>
-          <w:numId w:val="25"/>
+          <w:numId w:val="21"/>
         </w:numPr>
         <w:spacing w:before="100" w:beforeAutospacing="1" w:after="100" w:afterAutospacing="1" w:line="240" w:lineRule="auto"/>
         <w:rPr>
@@ -4999,7 +4999,7 @@
       <w:pPr>
         <w:numPr>
           <w:ilvl w:val="0"/>
-          <w:numId w:val="25"/>
+          <w:numId w:val="21"/>
         </w:numPr>
         <w:spacing w:before="100" w:beforeAutospacing="1" w:after="100" w:afterAutospacing="1" w:line="240" w:lineRule="auto"/>
         <w:rPr>
@@ -5226,7 +5226,7 @@
       <w:pPr>
         <w:numPr>
           <w:ilvl w:val="0"/>
-          <w:numId w:val="26"/>
+          <w:numId w:val="22"/>
         </w:numPr>
         <w:spacing w:before="100" w:beforeAutospacing="1" w:after="100" w:afterAutospacing="1" w:line="240" w:lineRule="auto"/>
         <w:rPr>
@@ -5258,7 +5258,7 @@
       <w:pPr>
         <w:numPr>
           <w:ilvl w:val="1"/>
-          <w:numId w:val="26"/>
+          <w:numId w:val="22"/>
         </w:numPr>
         <w:spacing w:before="100" w:beforeAutospacing="1" w:after="100" w:afterAutospacing="1" w:line="240" w:lineRule="auto"/>
         <w:rPr>
@@ -5280,7 +5280,7 @@
       <w:pPr>
         <w:numPr>
           <w:ilvl w:val="1"/>
-          <w:numId w:val="26"/>
+          <w:numId w:val="22"/>
         </w:numPr>
         <w:spacing w:before="100" w:beforeAutospacing="1" w:after="100" w:afterAutospacing="1" w:line="240" w:lineRule="auto"/>
         <w:rPr>
@@ -5338,7 +5338,7 @@
       <w:pPr>
         <w:numPr>
           <w:ilvl w:val="0"/>
-          <w:numId w:val="26"/>
+          <w:numId w:val="22"/>
         </w:numPr>
         <w:spacing w:before="100" w:beforeAutospacing="1" w:after="100" w:afterAutospacing="1" w:line="240" w:lineRule="auto"/>
         <w:rPr>
@@ -5370,7 +5370,7 @@
       <w:pPr>
         <w:numPr>
           <w:ilvl w:val="1"/>
-          <w:numId w:val="26"/>
+          <w:numId w:val="22"/>
         </w:numPr>
         <w:spacing w:before="100" w:beforeAutospacing="1" w:after="100" w:afterAutospacing="1" w:line="240" w:lineRule="auto"/>
         <w:rPr>
@@ -5392,7 +5392,7 @@
       <w:pPr>
         <w:numPr>
           <w:ilvl w:val="1"/>
-          <w:numId w:val="26"/>
+          <w:numId w:val="22"/>
         </w:numPr>
         <w:spacing w:before="100" w:beforeAutospacing="1" w:after="100" w:afterAutospacing="1" w:line="240" w:lineRule="auto"/>
         <w:rPr>
@@ -5477,7 +5477,7 @@
       <w:pPr>
         <w:numPr>
           <w:ilvl w:val="0"/>
-          <w:numId w:val="27"/>
+          <w:numId w:val="23"/>
         </w:numPr>
         <w:spacing w:before="100" w:beforeAutospacing="1" w:after="100" w:afterAutospacing="1" w:line="240" w:lineRule="auto"/>
         <w:rPr>
@@ -5527,7 +5527,7 @@
       <w:pPr>
         <w:numPr>
           <w:ilvl w:val="1"/>
-          <w:numId w:val="27"/>
+          <w:numId w:val="23"/>
         </w:numPr>
         <w:spacing w:before="100" w:beforeAutospacing="1" w:after="100" w:afterAutospacing="1" w:line="240" w:lineRule="auto"/>
         <w:rPr>
@@ -5567,7 +5567,7 @@
       <w:pPr>
         <w:numPr>
           <w:ilvl w:val="0"/>
-          <w:numId w:val="27"/>
+          <w:numId w:val="23"/>
         </w:numPr>
         <w:spacing w:before="100" w:beforeAutospacing="1" w:after="100" w:afterAutospacing="1" w:line="240" w:lineRule="auto"/>
         <w:rPr>
@@ -5626,7 +5626,7 @@
       <w:pPr>
         <w:numPr>
           <w:ilvl w:val="0"/>
-          <w:numId w:val="28"/>
+          <w:numId w:val="24"/>
         </w:numPr>
         <w:spacing w:before="100" w:beforeAutospacing="1" w:after="100" w:afterAutospacing="1" w:line="240" w:lineRule="auto"/>
         <w:rPr>
@@ -5650,7 +5650,7 @@
       <w:pPr>
         <w:numPr>
           <w:ilvl w:val="1"/>
-          <w:numId w:val="28"/>
+          <w:numId w:val="24"/>
         </w:numPr>
         <w:spacing w:before="100" w:beforeAutospacing="1" w:after="100" w:afterAutospacing="1" w:line="240" w:lineRule="auto"/>
         <w:rPr>
@@ -5690,7 +5690,7 @@
       <w:pPr>
         <w:numPr>
           <w:ilvl w:val="1"/>
-          <w:numId w:val="28"/>
+          <w:numId w:val="24"/>
         </w:numPr>
         <w:spacing w:before="100" w:beforeAutospacing="1" w:after="100" w:afterAutospacing="1" w:line="240" w:lineRule="auto"/>
         <w:rPr>
@@ -5730,7 +5730,7 @@
       <w:pPr>
         <w:numPr>
           <w:ilvl w:val="0"/>
-          <w:numId w:val="28"/>
+          <w:numId w:val="24"/>
         </w:numPr>
         <w:spacing w:before="100" w:beforeAutospacing="1" w:after="100" w:afterAutospacing="1" w:line="240" w:lineRule="auto"/>
         <w:rPr>
@@ -5780,7 +5780,7 @@
       <w:pPr>
         <w:numPr>
           <w:ilvl w:val="0"/>
-          <w:numId w:val="28"/>
+          <w:numId w:val="24"/>
         </w:numPr>
         <w:spacing w:before="100" w:beforeAutospacing="1" w:after="100" w:afterAutospacing="1" w:line="240" w:lineRule="auto"/>
         <w:rPr>
@@ -6008,7 +6008,7 @@
       <w:pPr>
         <w:numPr>
           <w:ilvl w:val="0"/>
-          <w:numId w:val="29"/>
+          <w:numId w:val="25"/>
         </w:numPr>
         <w:spacing w:after="100" w:afterAutospacing="1" w:line="240" w:lineRule="auto"/>
         <w:rPr>
@@ -6048,7 +6048,7 @@
       <w:pPr>
         <w:numPr>
           <w:ilvl w:val="0"/>
-          <w:numId w:val="29"/>
+          <w:numId w:val="25"/>
         </w:numPr>
         <w:spacing w:after="100" w:afterAutospacing="1" w:line="240" w:lineRule="auto"/>
         <w:rPr>
@@ -6070,7 +6070,7 @@
       <w:pPr>
         <w:numPr>
           <w:ilvl w:val="0"/>
-          <w:numId w:val="29"/>
+          <w:numId w:val="25"/>
         </w:numPr>
         <w:spacing w:after="100" w:afterAutospacing="1" w:line="240" w:lineRule="auto"/>
         <w:rPr>
@@ -6128,7 +6128,7 @@
       <w:pPr>
         <w:numPr>
           <w:ilvl w:val="0"/>
-          <w:numId w:val="29"/>
+          <w:numId w:val="25"/>
         </w:numPr>
         <w:spacing w:after="100" w:afterAutospacing="1" w:line="240" w:lineRule="auto"/>
         <w:rPr>
@@ -6177,7 +6177,7 @@
       <w:pPr>
         <w:numPr>
           <w:ilvl w:val="0"/>
-          <w:numId w:val="30"/>
+          <w:numId w:val="26"/>
         </w:numPr>
         <w:spacing w:after="100" w:afterAutospacing="1" w:line="240" w:lineRule="auto"/>
         <w:rPr>
@@ -6209,7 +6209,7 @@
       <w:pPr>
         <w:numPr>
           <w:ilvl w:val="0"/>
-          <w:numId w:val="30"/>
+          <w:numId w:val="26"/>
         </w:numPr>
         <w:spacing w:after="100" w:afterAutospacing="1" w:line="240" w:lineRule="auto"/>
         <w:rPr>
@@ -6340,7 +6340,7 @@
       <w:pPr>
         <w:numPr>
           <w:ilvl w:val="0"/>
-          <w:numId w:val="31"/>
+          <w:numId w:val="27"/>
         </w:numPr>
         <w:spacing w:after="100" w:afterAutospacing="1" w:line="240" w:lineRule="auto"/>
         <w:rPr>
@@ -6462,7 +6462,7 @@
       <w:pPr>
         <w:numPr>
           <w:ilvl w:val="0"/>
-          <w:numId w:val="31"/>
+          <w:numId w:val="27"/>
         </w:numPr>
         <w:spacing w:after="100" w:afterAutospacing="1" w:line="240" w:lineRule="auto"/>
         <w:rPr>
@@ -6494,7 +6494,7 @@
       <w:pPr>
         <w:numPr>
           <w:ilvl w:val="0"/>
-          <w:numId w:val="31"/>
+          <w:numId w:val="27"/>
         </w:numPr>
         <w:spacing w:after="100" w:afterAutospacing="1" w:line="240" w:lineRule="auto"/>
         <w:rPr>
@@ -6641,7 +6641,7 @@
       <w:pPr>
         <w:numPr>
           <w:ilvl w:val="0"/>
-          <w:numId w:val="32"/>
+          <w:numId w:val="28"/>
         </w:numPr>
         <w:spacing w:before="100" w:beforeAutospacing="1" w:after="100" w:afterAutospacing="1" w:line="240" w:lineRule="auto"/>
         <w:rPr>
@@ -6713,7 +6713,7 @@
       <w:pPr>
         <w:numPr>
           <w:ilvl w:val="0"/>
-          <w:numId w:val="32"/>
+          <w:numId w:val="28"/>
         </w:numPr>
         <w:spacing w:before="100" w:beforeAutospacing="1" w:after="100" w:afterAutospacing="1" w:line="240" w:lineRule="auto"/>
         <w:rPr>
@@ -6835,7 +6835,7 @@
       <w:pPr>
         <w:numPr>
           <w:ilvl w:val="0"/>
-          <w:numId w:val="32"/>
+          <w:numId w:val="28"/>
         </w:numPr>
         <w:spacing w:before="100" w:beforeAutospacing="1" w:after="100" w:afterAutospacing="1" w:line="240" w:lineRule="auto"/>
         <w:rPr>
@@ -6971,7 +6971,7 @@
       <w:pPr>
         <w:numPr>
           <w:ilvl w:val="0"/>
-          <w:numId w:val="33"/>
+          <w:numId w:val="29"/>
         </w:numPr>
         <w:spacing w:after="100" w:afterAutospacing="1" w:line="240" w:lineRule="auto"/>
         <w:rPr>
@@ -6993,7 +6993,7 @@
       <w:pPr>
         <w:numPr>
           <w:ilvl w:val="0"/>
-          <w:numId w:val="33"/>
+          <w:numId w:val="29"/>
         </w:numPr>
         <w:spacing w:after="100" w:afterAutospacing="1" w:line="240" w:lineRule="auto"/>
         <w:rPr>
@@ -7015,7 +7015,7 @@
       <w:pPr>
         <w:numPr>
           <w:ilvl w:val="0"/>
-          <w:numId w:val="33"/>
+          <w:numId w:val="29"/>
         </w:numPr>
         <w:spacing w:after="100" w:afterAutospacing="1" w:line="240" w:lineRule="auto"/>
         <w:rPr>
@@ -7037,7 +7037,7 @@
       <w:pPr>
         <w:numPr>
           <w:ilvl w:val="0"/>
-          <w:numId w:val="33"/>
+          <w:numId w:val="29"/>
         </w:numPr>
         <w:spacing w:after="100" w:afterAutospacing="1" w:line="240" w:lineRule="auto"/>
         <w:rPr>
@@ -7086,7 +7086,7 @@
       <w:pPr>
         <w:numPr>
           <w:ilvl w:val="0"/>
-          <w:numId w:val="34"/>
+          <w:numId w:val="30"/>
         </w:numPr>
         <w:spacing w:after="100" w:afterAutospacing="1" w:line="240" w:lineRule="auto"/>
         <w:rPr>
@@ -7118,7 +7118,7 @@
       <w:pPr>
         <w:numPr>
           <w:ilvl w:val="0"/>
-          <w:numId w:val="34"/>
+          <w:numId w:val="30"/>
         </w:numPr>
         <w:spacing w:after="100" w:afterAutospacing="1" w:line="240" w:lineRule="auto"/>
         <w:rPr>
@@ -7177,7 +7177,7 @@
       <w:pPr>
         <w:numPr>
           <w:ilvl w:val="0"/>
-          <w:numId w:val="35"/>
+          <w:numId w:val="31"/>
         </w:numPr>
         <w:spacing w:after="100" w:afterAutospacing="1" w:line="240" w:lineRule="auto"/>
         <w:rPr>
@@ -7281,7 +7281,7 @@
       <w:pPr>
         <w:numPr>
           <w:ilvl w:val="0"/>
-          <w:numId w:val="35"/>
+          <w:numId w:val="31"/>
         </w:numPr>
         <w:spacing w:after="100" w:afterAutospacing="1" w:line="240" w:lineRule="auto"/>
         <w:rPr>
@@ -7313,7 +7313,7 @@
       <w:pPr>
         <w:numPr>
           <w:ilvl w:val="1"/>
-          <w:numId w:val="35"/>
+          <w:numId w:val="31"/>
         </w:numPr>
         <w:spacing w:after="100" w:afterAutospacing="1" w:line="240" w:lineRule="auto"/>
         <w:rPr>
@@ -7335,7 +7335,7 @@
       <w:pPr>
         <w:numPr>
           <w:ilvl w:val="0"/>
-          <w:numId w:val="35"/>
+          <w:numId w:val="31"/>
         </w:numPr>
         <w:spacing w:after="100" w:afterAutospacing="1" w:line="240" w:lineRule="auto"/>
         <w:rPr>
@@ -7385,7 +7385,7 @@
       <w:pPr>
         <w:numPr>
           <w:ilvl w:val="0"/>
-          <w:numId w:val="35"/>
+          <w:numId w:val="31"/>
         </w:numPr>
         <w:spacing w:after="100" w:afterAutospacing="1" w:line="240" w:lineRule="auto"/>
         <w:rPr>
@@ -7576,7 +7576,7 @@
       <w:pPr>
         <w:numPr>
           <w:ilvl w:val="0"/>
-          <w:numId w:val="36"/>
+          <w:numId w:val="32"/>
         </w:numPr>
         <w:spacing w:before="100" w:beforeAutospacing="1" w:after="100" w:afterAutospacing="1" w:line="240" w:lineRule="auto"/>
         <w:rPr>
@@ -7598,7 +7598,7 @@
       <w:pPr>
         <w:numPr>
           <w:ilvl w:val="0"/>
-          <w:numId w:val="36"/>
+          <w:numId w:val="32"/>
         </w:numPr>
         <w:spacing w:before="100" w:beforeAutospacing="1" w:after="100" w:afterAutospacing="1" w:line="240" w:lineRule="auto"/>
         <w:rPr>
@@ -7620,7 +7620,7 @@
       <w:pPr>
         <w:numPr>
           <w:ilvl w:val="0"/>
-          <w:numId w:val="36"/>
+          <w:numId w:val="32"/>
         </w:numPr>
         <w:spacing w:before="100" w:beforeAutospacing="1" w:after="100" w:afterAutospacing="1" w:line="240" w:lineRule="auto"/>
         <w:rPr>
@@ -7642,7 +7642,7 @@
       <w:pPr>
         <w:numPr>
           <w:ilvl w:val="0"/>
-          <w:numId w:val="36"/>
+          <w:numId w:val="32"/>
         </w:numPr>
         <w:spacing w:before="100" w:beforeAutospacing="1" w:after="100" w:afterAutospacing="1" w:line="240" w:lineRule="auto"/>
         <w:rPr>
@@ -7739,7 +7739,7 @@
       <w:pPr>
         <w:numPr>
           <w:ilvl w:val="0"/>
-          <w:numId w:val="37"/>
+          <w:numId w:val="33"/>
         </w:numPr>
         <w:spacing w:before="100" w:beforeAutospacing="1" w:after="100" w:afterAutospacing="1" w:line="240" w:lineRule="auto"/>
         <w:rPr>
@@ -7761,7 +7761,7 @@
       <w:pPr>
         <w:numPr>
           <w:ilvl w:val="0"/>
-          <w:numId w:val="37"/>
+          <w:numId w:val="33"/>
         </w:numPr>
         <w:spacing w:before="100" w:beforeAutospacing="1" w:after="100" w:afterAutospacing="1" w:line="240" w:lineRule="auto"/>
         <w:rPr>
@@ -7783,7 +7783,7 @@
       <w:pPr>
         <w:numPr>
           <w:ilvl w:val="0"/>
-          <w:numId w:val="37"/>
+          <w:numId w:val="33"/>
         </w:numPr>
         <w:spacing w:before="100" w:beforeAutospacing="1" w:after="100" w:afterAutospacing="1" w:line="240" w:lineRule="auto"/>
         <w:rPr>
@@ -7852,7 +7852,7 @@
       <w:pPr>
         <w:numPr>
           <w:ilvl w:val="0"/>
-          <w:numId w:val="38"/>
+          <w:numId w:val="34"/>
         </w:numPr>
         <w:spacing w:before="100" w:beforeAutospacing="1" w:after="100" w:afterAutospacing="1" w:line="240" w:lineRule="auto"/>
         <w:rPr>
@@ -7874,7 +7874,7 @@
       <w:pPr>
         <w:numPr>
           <w:ilvl w:val="0"/>
-          <w:numId w:val="38"/>
+          <w:numId w:val="34"/>
         </w:numPr>
         <w:spacing w:before="100" w:beforeAutospacing="1" w:after="100" w:afterAutospacing="1" w:line="240" w:lineRule="auto"/>
         <w:rPr>
@@ -7896,7 +7896,7 @@
       <w:pPr>
         <w:numPr>
           <w:ilvl w:val="0"/>
-          <w:numId w:val="38"/>
+          <w:numId w:val="34"/>
         </w:numPr>
         <w:spacing w:before="100" w:beforeAutospacing="1" w:after="100" w:afterAutospacing="1" w:line="240" w:lineRule="auto"/>
         <w:rPr>
@@ -7918,7 +7918,7 @@
       <w:pPr>
         <w:numPr>
           <w:ilvl w:val="0"/>
-          <w:numId w:val="38"/>
+          <w:numId w:val="34"/>
         </w:numPr>
         <w:spacing w:before="100" w:beforeAutospacing="1" w:after="100" w:afterAutospacing="1" w:line="240" w:lineRule="auto"/>
         <w:rPr>
@@ -7940,7 +7940,7 @@
       <w:pPr>
         <w:numPr>
           <w:ilvl w:val="0"/>
-          <w:numId w:val="38"/>
+          <w:numId w:val="34"/>
         </w:numPr>
         <w:spacing w:before="100" w:beforeAutospacing="1" w:after="100" w:afterAutospacing="1" w:line="240" w:lineRule="auto"/>
         <w:rPr>
@@ -8186,7 +8186,7 @@
       <w:pPr>
         <w:numPr>
           <w:ilvl w:val="0"/>
-          <w:numId w:val="42"/>
+          <w:numId w:val="35"/>
         </w:numPr>
         <w:spacing w:before="100" w:beforeAutospacing="1" w:after="100" w:afterAutospacing="1" w:line="240" w:lineRule="auto"/>
         <w:rPr>
@@ -8208,7 +8208,7 @@
       <w:pPr>
         <w:numPr>
           <w:ilvl w:val="0"/>
-          <w:numId w:val="42"/>
+          <w:numId w:val="35"/>
         </w:numPr>
         <w:spacing w:before="100" w:beforeAutospacing="1" w:after="100" w:afterAutospacing="1" w:line="240" w:lineRule="auto"/>
         <w:rPr>
@@ -8230,7 +8230,7 @@
       <w:pPr>
         <w:numPr>
           <w:ilvl w:val="0"/>
-          <w:numId w:val="42"/>
+          <w:numId w:val="35"/>
         </w:numPr>
         <w:spacing w:before="100" w:beforeAutospacing="1" w:after="100" w:afterAutospacing="1" w:line="240" w:lineRule="auto"/>
         <w:rPr>
@@ -8327,7 +8327,7 @@
       <w:pPr>
         <w:numPr>
           <w:ilvl w:val="0"/>
-          <w:numId w:val="43"/>
+          <w:numId w:val="36"/>
         </w:numPr>
         <w:spacing w:before="100" w:beforeAutospacing="1" w:after="100" w:afterAutospacing="1" w:line="240" w:lineRule="auto"/>
         <w:rPr>
@@ -8349,7 +8349,7 @@
       <w:pPr>
         <w:numPr>
           <w:ilvl w:val="0"/>
-          <w:numId w:val="43"/>
+          <w:numId w:val="36"/>
         </w:numPr>
         <w:spacing w:before="100" w:beforeAutospacing="1" w:after="100" w:afterAutospacing="1" w:line="240" w:lineRule="auto"/>
         <w:rPr>
@@ -8371,7 +8371,7 @@
       <w:pPr>
         <w:numPr>
           <w:ilvl w:val="0"/>
-          <w:numId w:val="43"/>
+          <w:numId w:val="36"/>
         </w:numPr>
         <w:spacing w:before="100" w:beforeAutospacing="1" w:after="100" w:afterAutospacing="1" w:line="240" w:lineRule="auto"/>
         <w:rPr>
@@ -8393,7 +8393,7 @@
       <w:pPr>
         <w:numPr>
           <w:ilvl w:val="0"/>
-          <w:numId w:val="43"/>
+          <w:numId w:val="36"/>
         </w:numPr>
         <w:spacing w:before="100" w:beforeAutospacing="1" w:after="100" w:afterAutospacing="1" w:line="240" w:lineRule="auto"/>
         <w:rPr>
@@ -8415,7 +8415,7 @@
       <w:pPr>
         <w:numPr>
           <w:ilvl w:val="0"/>
-          <w:numId w:val="43"/>
+          <w:numId w:val="36"/>
         </w:numPr>
         <w:spacing w:before="100" w:beforeAutospacing="1" w:after="100" w:afterAutospacing="1" w:line="240" w:lineRule="auto"/>
         <w:rPr>
@@ -8464,7 +8464,7 @@
       <w:pPr>
         <w:numPr>
           <w:ilvl w:val="0"/>
-          <w:numId w:val="44"/>
+          <w:numId w:val="37"/>
         </w:numPr>
         <w:spacing w:before="100" w:beforeAutospacing="1" w:after="100" w:afterAutospacing="1" w:line="240" w:lineRule="auto"/>
         <w:rPr>
@@ -8486,7 +8486,7 @@
       <w:pPr>
         <w:numPr>
           <w:ilvl w:val="0"/>
-          <w:numId w:val="44"/>
+          <w:numId w:val="37"/>
         </w:numPr>
         <w:spacing w:before="100" w:beforeAutospacing="1" w:after="100" w:afterAutospacing="1" w:line="240" w:lineRule="auto"/>
         <w:rPr>
@@ -8508,7 +8508,7 @@
       <w:pPr>
         <w:numPr>
           <w:ilvl w:val="0"/>
-          <w:numId w:val="44"/>
+          <w:numId w:val="37"/>
         </w:numPr>
         <w:spacing w:before="100" w:beforeAutospacing="1" w:after="100" w:afterAutospacing="1" w:line="240" w:lineRule="auto"/>
         <w:rPr>
@@ -8548,7 +8548,7 @@
       <w:pPr>
         <w:numPr>
           <w:ilvl w:val="0"/>
-          <w:numId w:val="44"/>
+          <w:numId w:val="37"/>
         </w:numPr>
         <w:spacing w:before="100" w:beforeAutospacing="1" w:after="100" w:afterAutospacing="1" w:line="240" w:lineRule="auto"/>
         <w:rPr>
@@ -8570,7 +8570,7 @@
       <w:pPr>
         <w:numPr>
           <w:ilvl w:val="0"/>
-          <w:numId w:val="44"/>
+          <w:numId w:val="37"/>
         </w:numPr>
         <w:spacing w:before="100" w:beforeAutospacing="1" w:after="100" w:afterAutospacing="1" w:line="240" w:lineRule="auto"/>
         <w:rPr>
@@ -8592,7 +8592,7 @@
       <w:pPr>
         <w:numPr>
           <w:ilvl w:val="0"/>
-          <w:numId w:val="44"/>
+          <w:numId w:val="37"/>
         </w:numPr>
         <w:spacing w:before="100" w:beforeAutospacing="1" w:after="100" w:afterAutospacing="1" w:line="240" w:lineRule="auto"/>
         <w:rPr>
@@ -8771,7 +8771,7 @@
       <w:pPr>
         <w:numPr>
           <w:ilvl w:val="0"/>
-          <w:numId w:val="45"/>
+          <w:numId w:val="38"/>
         </w:numPr>
         <w:spacing w:before="100" w:beforeAutospacing="1" w:after="100" w:afterAutospacing="1" w:line="240" w:lineRule="auto"/>
         <w:rPr>
@@ -8793,7 +8793,7 @@
       <w:pPr>
         <w:numPr>
           <w:ilvl w:val="0"/>
-          <w:numId w:val="45"/>
+          <w:numId w:val="38"/>
         </w:numPr>
         <w:spacing w:before="100" w:beforeAutospacing="1" w:after="100" w:afterAutospacing="1" w:line="240" w:lineRule="auto"/>
         <w:rPr>
@@ -8815,7 +8815,7 @@
       <w:pPr>
         <w:numPr>
           <w:ilvl w:val="0"/>
-          <w:numId w:val="45"/>
+          <w:numId w:val="38"/>
         </w:numPr>
         <w:spacing w:before="100" w:beforeAutospacing="1" w:after="100" w:afterAutospacing="1" w:line="240" w:lineRule="auto"/>
         <w:rPr>
@@ -8920,7 +8920,7 @@
       <w:pPr>
         <w:numPr>
           <w:ilvl w:val="0"/>
-          <w:numId w:val="46"/>
+          <w:numId w:val="39"/>
         </w:numPr>
         <w:spacing w:before="100" w:beforeAutospacing="1" w:after="100" w:afterAutospacing="1" w:line="240" w:lineRule="auto"/>
         <w:rPr>
@@ -8942,7 +8942,7 @@
       <w:pPr>
         <w:numPr>
           <w:ilvl w:val="0"/>
-          <w:numId w:val="46"/>
+          <w:numId w:val="39"/>
         </w:numPr>
         <w:spacing w:before="100" w:beforeAutospacing="1" w:after="100" w:afterAutospacing="1" w:line="240" w:lineRule="auto"/>
         <w:rPr>
@@ -8964,7 +8964,7 @@
       <w:pPr>
         <w:numPr>
           <w:ilvl w:val="0"/>
-          <w:numId w:val="46"/>
+          <w:numId w:val="39"/>
         </w:numPr>
         <w:spacing w:before="100" w:beforeAutospacing="1" w:after="100" w:afterAutospacing="1" w:line="240" w:lineRule="auto"/>
         <w:rPr>
@@ -9013,7 +9013,7 @@
       <w:pPr>
         <w:numPr>
           <w:ilvl w:val="0"/>
-          <w:numId w:val="47"/>
+          <w:numId w:val="40"/>
         </w:numPr>
         <w:spacing w:before="100" w:beforeAutospacing="1" w:after="100" w:afterAutospacing="1" w:line="240" w:lineRule="auto"/>
         <w:rPr>
@@ -9035,7 +9035,7 @@
       <w:pPr>
         <w:numPr>
           <w:ilvl w:val="0"/>
-          <w:numId w:val="47"/>
+          <w:numId w:val="40"/>
         </w:numPr>
         <w:spacing w:before="100" w:beforeAutospacing="1" w:after="100" w:afterAutospacing="1" w:line="240" w:lineRule="auto"/>
         <w:rPr>
@@ -9057,7 +9057,7 @@
       <w:pPr>
         <w:numPr>
           <w:ilvl w:val="0"/>
-          <w:numId w:val="47"/>
+          <w:numId w:val="40"/>
         </w:numPr>
         <w:spacing w:before="100" w:beforeAutospacing="1" w:after="100" w:afterAutospacing="1" w:line="240" w:lineRule="auto"/>
         <w:rPr>
@@ -9079,7 +9079,7 @@
       <w:pPr>
         <w:numPr>
           <w:ilvl w:val="0"/>
-          <w:numId w:val="47"/>
+          <w:numId w:val="40"/>
         </w:numPr>
         <w:spacing w:before="100" w:beforeAutospacing="1" w:after="100" w:afterAutospacing="1" w:line="240" w:lineRule="auto"/>
         <w:rPr>
@@ -9300,7 +9300,7 @@
       <w:pPr>
         <w:numPr>
           <w:ilvl w:val="0"/>
-          <w:numId w:val="48"/>
+          <w:numId w:val="41"/>
         </w:numPr>
         <w:spacing w:before="100" w:beforeAutospacing="1" w:after="100" w:afterAutospacing="1" w:line="240" w:lineRule="auto"/>
         <w:rPr>
@@ -9322,7 +9322,7 @@
       <w:pPr>
         <w:numPr>
           <w:ilvl w:val="0"/>
-          <w:numId w:val="48"/>
+          <w:numId w:val="41"/>
         </w:numPr>
         <w:spacing w:before="100" w:beforeAutospacing="1" w:after="100" w:afterAutospacing="1" w:line="240" w:lineRule="auto"/>
         <w:rPr>
@@ -9472,7 +9472,7 @@
       <w:pPr>
         <w:numPr>
           <w:ilvl w:val="0"/>
-          <w:numId w:val="49"/>
+          <w:numId w:val="42"/>
         </w:numPr>
         <w:spacing w:before="100" w:beforeAutospacing="1" w:after="100" w:afterAutospacing="1" w:line="240" w:lineRule="auto"/>
         <w:rPr>
@@ -9494,7 +9494,7 @@
       <w:pPr>
         <w:numPr>
           <w:ilvl w:val="0"/>
-          <w:numId w:val="49"/>
+          <w:numId w:val="42"/>
         </w:numPr>
         <w:spacing w:before="100" w:beforeAutospacing="1" w:after="100" w:afterAutospacing="1" w:line="240" w:lineRule="auto"/>
         <w:rPr>
@@ -9516,7 +9516,7 @@
       <w:pPr>
         <w:numPr>
           <w:ilvl w:val="0"/>
-          <w:numId w:val="49"/>
+          <w:numId w:val="42"/>
         </w:numPr>
         <w:spacing w:before="100" w:beforeAutospacing="1" w:after="100" w:afterAutospacing="1" w:line="240" w:lineRule="auto"/>
         <w:rPr>
@@ -9538,7 +9538,7 @@
       <w:pPr>
         <w:numPr>
           <w:ilvl w:val="0"/>
-          <w:numId w:val="49"/>
+          <w:numId w:val="42"/>
         </w:numPr>
         <w:spacing w:before="100" w:beforeAutospacing="1" w:after="100" w:afterAutospacing="1" w:line="240" w:lineRule="auto"/>
         <w:rPr>
@@ -9746,7 +9746,7 @@
       <w:pPr>
         <w:numPr>
           <w:ilvl w:val="0"/>
-          <w:numId w:val="53"/>
+          <w:numId w:val="46"/>
         </w:numPr>
         <w:spacing w:before="100" w:beforeAutospacing="1" w:after="100" w:afterAutospacing="1" w:line="240" w:lineRule="auto"/>
         <w:rPr>
@@ -9768,7 +9768,7 @@
       <w:pPr>
         <w:numPr>
           <w:ilvl w:val="0"/>
-          <w:numId w:val="53"/>
+          <w:numId w:val="46"/>
         </w:numPr>
         <w:spacing w:before="100" w:beforeAutospacing="1" w:after="100" w:afterAutospacing="1" w:line="240" w:lineRule="auto"/>
         <w:rPr>
@@ -9790,7 +9790,7 @@
       <w:pPr>
         <w:numPr>
           <w:ilvl w:val="0"/>
-          <w:numId w:val="53"/>
+          <w:numId w:val="46"/>
         </w:numPr>
         <w:spacing w:before="100" w:beforeAutospacing="1" w:after="100" w:afterAutospacing="1" w:line="240" w:lineRule="auto"/>
         <w:rPr>
@@ -9885,7 +9885,7 @@
       <w:pPr>
         <w:numPr>
           <w:ilvl w:val="0"/>
-          <w:numId w:val="54"/>
+          <w:numId w:val="47"/>
         </w:numPr>
         <w:spacing w:before="100" w:beforeAutospacing="1" w:after="100" w:afterAutospacing="1" w:line="240" w:lineRule="auto"/>
         <w:rPr>
@@ -9907,7 +9907,7 @@
       <w:pPr>
         <w:numPr>
           <w:ilvl w:val="0"/>
-          <w:numId w:val="54"/>
+          <w:numId w:val="47"/>
         </w:numPr>
         <w:spacing w:before="100" w:beforeAutospacing="1" w:after="100" w:afterAutospacing="1" w:line="240" w:lineRule="auto"/>
         <w:rPr>
@@ -9929,7 +9929,7 @@
       <w:pPr>
         <w:numPr>
           <w:ilvl w:val="0"/>
-          <w:numId w:val="54"/>
+          <w:numId w:val="47"/>
         </w:numPr>
         <w:spacing w:before="100" w:beforeAutospacing="1" w:after="100" w:afterAutospacing="1" w:line="240" w:lineRule="auto"/>
         <w:rPr>
@@ -10006,7 +10006,7 @@
       <w:pPr>
         <w:numPr>
           <w:ilvl w:val="0"/>
-          <w:numId w:val="55"/>
+          <w:numId w:val="48"/>
         </w:numPr>
         <w:spacing w:before="100" w:beforeAutospacing="1" w:after="100" w:afterAutospacing="1" w:line="240" w:lineRule="auto"/>
         <w:rPr>
@@ -10028,7 +10028,7 @@
       <w:pPr>
         <w:numPr>
           <w:ilvl w:val="0"/>
-          <w:numId w:val="55"/>
+          <w:numId w:val="48"/>
         </w:numPr>
         <w:spacing w:before="100" w:beforeAutospacing="1" w:after="100" w:afterAutospacing="1" w:line="240" w:lineRule="auto"/>
         <w:rPr>
@@ -10050,7 +10050,7 @@
       <w:pPr>
         <w:numPr>
           <w:ilvl w:val="0"/>
-          <w:numId w:val="55"/>
+          <w:numId w:val="48"/>
         </w:numPr>
         <w:spacing w:before="100" w:beforeAutospacing="1" w:after="100" w:afterAutospacing="1" w:line="240" w:lineRule="auto"/>
         <w:rPr>
@@ -10072,7 +10072,7 @@
       <w:pPr>
         <w:numPr>
           <w:ilvl w:val="0"/>
-          <w:numId w:val="55"/>
+          <w:numId w:val="48"/>
         </w:numPr>
         <w:spacing w:before="100" w:beforeAutospacing="1" w:after="100" w:afterAutospacing="1" w:line="240" w:lineRule="auto"/>
         <w:rPr>
@@ -10223,11 +10223,7 @@
           <w14:ligatures w14:val="none"/>
         </w:rPr>
       </w:pPr>
-    </w:p>
-    <w:p>
-      <w:pPr>
-        <w:spacing w:before="100" w:beforeAutospacing="1" w:after="100" w:afterAutospacing="1" w:line="240" w:lineRule="auto"/>
-        <w:outlineLvl w:val="1"/>
+      <w:r>
         <w:rPr>
           <w:rFonts w:ascii="Times New Roman" w:eastAsia="Times New Roman" w:hAnsi="Times New Roman" w:cs="Times New Roman"/>
           <w:b/>
@@ -10237,8 +10233,13 @@
           <w:szCs w:val="36"/>
           <w14:ligatures w14:val="none"/>
         </w:rPr>
-      </w:pPr>
-      <w:r>
+        <w:tab/>
+      </w:r>
+    </w:p>
+    <w:p>
+      <w:pPr>
+        <w:spacing w:before="100" w:beforeAutospacing="1" w:after="100" w:afterAutospacing="1" w:line="240" w:lineRule="auto"/>
+        <w:outlineLvl w:val="1"/>
         <w:rPr>
           <w:rFonts w:ascii="Times New Roman" w:eastAsia="Times New Roman" w:hAnsi="Times New Roman" w:cs="Times New Roman"/>
           <w:b/>
@@ -10248,6 +10249,17 @@
           <w:szCs w:val="36"/>
           <w14:ligatures w14:val="none"/>
         </w:rPr>
+      </w:pPr>
+      <w:r>
+        <w:rPr>
+          <w:rFonts w:ascii="Times New Roman" w:eastAsia="Times New Roman" w:hAnsi="Times New Roman" w:cs="Times New Roman"/>
+          <w:b/>
+          <w:bCs/>
+          <w:kern w:val="0"/>
+          <w:sz w:val="36"/>
+          <w:szCs w:val="36"/>
+          <w14:ligatures w14:val="none"/>
+        </w:rPr>
         <w:lastRenderedPageBreak/>
         <w:t>BÁO CÁO BÀI THỰC HÀNH 1</w:t>
       </w:r>
@@ -10341,7 +10353,7 @@
       <w:pPr>
         <w:numPr>
           <w:ilvl w:val="0"/>
-          <w:numId w:val="50"/>
+          <w:numId w:val="43"/>
         </w:numPr>
         <w:spacing w:before="100" w:beforeAutospacing="1" w:after="100" w:afterAutospacing="1" w:line="240" w:lineRule="auto"/>
         <w:rPr>
@@ -10363,7 +10375,7 @@
       <w:pPr>
         <w:numPr>
           <w:ilvl w:val="0"/>
-          <w:numId w:val="50"/>
+          <w:numId w:val="43"/>
         </w:numPr>
         <w:spacing w:before="100" w:beforeAutospacing="1" w:after="100" w:afterAutospacing="1" w:line="240" w:lineRule="auto"/>
         <w:rPr>
@@ -10385,7 +10397,7 @@
       <w:pPr>
         <w:numPr>
           <w:ilvl w:val="0"/>
-          <w:numId w:val="50"/>
+          <w:numId w:val="43"/>
         </w:numPr>
         <w:spacing w:before="100" w:beforeAutospacing="1" w:after="100" w:afterAutospacing="1" w:line="240" w:lineRule="auto"/>
         <w:rPr>
@@ -10407,7 +10419,7 @@
       <w:pPr>
         <w:numPr>
           <w:ilvl w:val="0"/>
-          <w:numId w:val="50"/>
+          <w:numId w:val="43"/>
         </w:numPr>
         <w:spacing w:before="100" w:beforeAutospacing="1" w:after="100" w:afterAutospacing="1" w:line="240" w:lineRule="auto"/>
         <w:rPr>
@@ -10429,7 +10441,7 @@
       <w:pPr>
         <w:numPr>
           <w:ilvl w:val="0"/>
-          <w:numId w:val="50"/>
+          <w:numId w:val="43"/>
         </w:numPr>
         <w:spacing w:before="100" w:beforeAutospacing="1" w:after="100" w:afterAutospacing="1" w:line="240" w:lineRule="auto"/>
         <w:rPr>
@@ -10451,7 +10463,7 @@
       <w:pPr>
         <w:numPr>
           <w:ilvl w:val="0"/>
-          <w:numId w:val="50"/>
+          <w:numId w:val="43"/>
         </w:numPr>
         <w:spacing w:before="100" w:beforeAutospacing="1" w:after="100" w:afterAutospacing="1" w:line="240" w:lineRule="auto"/>
         <w:rPr>
@@ -10546,7 +10558,7 @@
       <w:pPr>
         <w:numPr>
           <w:ilvl w:val="0"/>
-          <w:numId w:val="51"/>
+          <w:numId w:val="44"/>
         </w:numPr>
         <w:spacing w:before="100" w:beforeAutospacing="1" w:after="100" w:afterAutospacing="1" w:line="240" w:lineRule="auto"/>
         <w:rPr>
@@ -10568,7 +10580,7 @@
       <w:pPr>
         <w:numPr>
           <w:ilvl w:val="0"/>
-          <w:numId w:val="51"/>
+          <w:numId w:val="44"/>
         </w:numPr>
         <w:spacing w:before="100" w:beforeAutospacing="1" w:after="100" w:afterAutospacing="1" w:line="240" w:lineRule="auto"/>
         <w:rPr>
@@ -10590,7 +10602,7 @@
       <w:pPr>
         <w:numPr>
           <w:ilvl w:val="0"/>
-          <w:numId w:val="51"/>
+          <w:numId w:val="44"/>
         </w:numPr>
         <w:spacing w:before="100" w:beforeAutospacing="1" w:after="100" w:afterAutospacing="1" w:line="240" w:lineRule="auto"/>
         <w:rPr>
@@ -10667,7 +10679,7 @@
       <w:pPr>
         <w:numPr>
           <w:ilvl w:val="0"/>
-          <w:numId w:val="52"/>
+          <w:numId w:val="45"/>
         </w:numPr>
         <w:spacing w:before="100" w:beforeAutospacing="1" w:after="100" w:afterAutospacing="1" w:line="240" w:lineRule="auto"/>
         <w:rPr>
@@ -10689,7 +10701,7 @@
       <w:pPr>
         <w:numPr>
           <w:ilvl w:val="0"/>
-          <w:numId w:val="52"/>
+          <w:numId w:val="45"/>
         </w:numPr>
         <w:spacing w:before="100" w:beforeAutospacing="1" w:after="100" w:afterAutospacing="1" w:line="240" w:lineRule="auto"/>
         <w:rPr>
@@ -10711,7 +10723,7 @@
       <w:pPr>
         <w:numPr>
           <w:ilvl w:val="0"/>
-          <w:numId w:val="52"/>
+          <w:numId w:val="45"/>
         </w:numPr>
         <w:spacing w:before="100" w:beforeAutospacing="1" w:after="100" w:afterAutospacing="1" w:line="240" w:lineRule="auto"/>
         <w:rPr>
@@ -10884,7 +10896,7 @@
       <w:pPr>
         <w:numPr>
           <w:ilvl w:val="0"/>
-          <w:numId w:val="56"/>
+          <w:numId w:val="49"/>
         </w:numPr>
         <w:spacing w:before="100" w:beforeAutospacing="1" w:after="100" w:afterAutospacing="1" w:line="240" w:lineRule="auto"/>
         <w:rPr>
@@ -10906,7 +10918,7 @@
       <w:pPr>
         <w:numPr>
           <w:ilvl w:val="0"/>
-          <w:numId w:val="56"/>
+          <w:numId w:val="49"/>
         </w:numPr>
         <w:spacing w:before="100" w:beforeAutospacing="1" w:after="100" w:afterAutospacing="1" w:line="240" w:lineRule="auto"/>
         <w:rPr>
@@ -10928,7 +10940,7 @@
       <w:pPr>
         <w:numPr>
           <w:ilvl w:val="0"/>
-          <w:numId w:val="56"/>
+          <w:numId w:val="49"/>
         </w:numPr>
         <w:spacing w:before="100" w:beforeAutospacing="1" w:after="100" w:afterAutospacing="1" w:line="240" w:lineRule="auto"/>
         <w:rPr>
@@ -11060,7 +11072,7 @@
       <w:pPr>
         <w:numPr>
           <w:ilvl w:val="0"/>
-          <w:numId w:val="57"/>
+          <w:numId w:val="50"/>
         </w:numPr>
         <w:spacing w:before="100" w:beforeAutospacing="1" w:after="100" w:afterAutospacing="1" w:line="240" w:lineRule="auto"/>
         <w:rPr>
@@ -11082,7 +11094,7 @@
       <w:pPr>
         <w:numPr>
           <w:ilvl w:val="0"/>
-          <w:numId w:val="57"/>
+          <w:numId w:val="50"/>
         </w:numPr>
         <w:spacing w:before="100" w:beforeAutospacing="1" w:after="100" w:afterAutospacing="1" w:line="240" w:lineRule="auto"/>
         <w:rPr>
@@ -11104,7 +11116,7 @@
       <w:pPr>
         <w:numPr>
           <w:ilvl w:val="0"/>
-          <w:numId w:val="57"/>
+          <w:numId w:val="50"/>
         </w:numPr>
         <w:spacing w:before="100" w:beforeAutospacing="1" w:after="100" w:afterAutospacing="1" w:line="240" w:lineRule="auto"/>
         <w:rPr>
@@ -11126,7 +11138,7 @@
       <w:pPr>
         <w:numPr>
           <w:ilvl w:val="0"/>
-          <w:numId w:val="57"/>
+          <w:numId w:val="50"/>
         </w:numPr>
         <w:spacing w:before="100" w:beforeAutospacing="1" w:after="100" w:afterAutospacing="1" w:line="240" w:lineRule="auto"/>
         <w:rPr>
@@ -11263,304 +11275,6 @@
 <file path=word/numbering.xml><?xml version="1.0" encoding="utf-8"?>
 <w:numbering xmlns:wpc="http://schemas.microsoft.com/office/word/2010/wordprocessingCanvas" xmlns:cx="http://schemas.microsoft.com/office/drawing/2014/chartex" xmlns:cx1="http://schemas.microsoft.com/office/drawing/2015/9/8/chartex" xmlns:cx2="http://schemas.microsoft.com/office/drawing/2015/10/21/chartex" xmlns:cx3="http://schemas.microsoft.com/office/drawing/2016/5/9/chartex" xmlns:cx4="http://schemas.microsoft.com/office/drawing/2016/5/10/chartex" xmlns:cx5="http://schemas.microsoft.com/office/drawing/2016/5/11/chartex" xmlns:cx6="http://schemas.microsoft.com/office/drawing/2016/5/12/chartex" xmlns:cx7="http://schemas.microsoft.com/office/drawing/2016/5/13/chartex" xmlns:cx8="http://schemas.microsoft.com/office/drawing/2016/5/14/chartex" xmlns:mc="http://schemas.openxmlformats.org/markup-compatibility/2006" xmlns:aink="http://schemas.microsoft.com/office/drawing/2016/ink" xmlns:am3d="http://schemas.microsoft.com/office/drawing/2017/model3d" xmlns:o="urn:schemas-microsoft-com:office:office" xmlns:oel="http://schemas.microsoft.com/office/2019/extlst" xmlns:r="http://schemas.openxmlformats.org/officeDocument/2006/relationships" xmlns:m="http://schemas.openxmlformats.org/officeDocument/2006/math" xmlns:v="urn:schemas-microsoft-com:vml" xmlns:wp14="http://schemas.microsoft.com/office/word/2010/wordprocessingDrawing" xmlns:wp="http://schemas.openxmlformats.org/drawingml/2006/wordprocessingDrawing" xmlns:w10="urn:schemas-microsoft-com:office:word" xmlns:w="http://schemas.openxmlformats.org/wordprocessingml/2006/main" xmlns:w14="http://schemas.microsoft.com/office/word/2010/wordml" xmlns:w15="http://schemas.microsoft.com/office/word/2012/wordml" xmlns:w16cex="http://schemas.microsoft.com/office/word/2018/wordml/cex" xmlns:w16cid="http://schemas.microsoft.com/office/word/2016/wordml/cid" xmlns:w16="http://schemas.microsoft.com/office/word/2018/wordml" xmlns:w16du="http://schemas.microsoft.com/office/word/2023/wordml/word16du" xmlns:w16sdtdh="http://schemas.microsoft.com/office/word/2020/wordml/sdtdatahash" xmlns:w16sdtfl="http://schemas.microsoft.com/office/word/2024/wordml/sdtformatlock" xmlns:w16se="http://schemas.microsoft.com/office/word/2015/wordml/symex" xmlns:wpg="http://schemas.microsoft.com/office/word/2010/wordprocessingGroup" xmlns:wpi="http://schemas.microsoft.com/office/word/2010/wordprocessingInk" xmlns:wne="http://schemas.microsoft.com/office/word/2006/wordml" xmlns:wps="http://schemas.microsoft.com/office/word/2010/wordprocessingShape" mc:Ignorable="w14 w15 w16se w16cid w16 w16cex w16sdtdh w16sdtfl w16du wp14">
   <w:abstractNum w:abstractNumId="0" w15:restartNumberingAfterBreak="0">
-    <w:nsid w:val="01CB6941"/>
-    <w:multiLevelType w:val="multilevel"/>
-    <w:tmpl w:val="6438214A"/>
-    <w:lvl w:ilvl="0">
-      <w:start w:val="1"/>
-      <w:numFmt w:val="bullet"/>
-      <w:lvlText w:val=""/>
-      <w:lvlJc w:val="left"/>
-      <w:pPr>
-        <w:tabs>
-          <w:tab w:val="num" w:pos="720"/>
-        </w:tabs>
-        <w:ind w:left="720" w:hanging="360"/>
-      </w:pPr>
-      <w:rPr>
-        <w:rFonts w:ascii="Symbol" w:hAnsi="Symbol" w:hint="default"/>
-        <w:sz w:val="20"/>
-      </w:rPr>
-    </w:lvl>
-    <w:lvl w:ilvl="1" w:tentative="1">
-      <w:start w:val="1"/>
-      <w:numFmt w:val="bullet"/>
-      <w:lvlText w:val="o"/>
-      <w:lvlJc w:val="left"/>
-      <w:pPr>
-        <w:tabs>
-          <w:tab w:val="num" w:pos="1440"/>
-        </w:tabs>
-        <w:ind w:left="1440" w:hanging="360"/>
-      </w:pPr>
-      <w:rPr>
-        <w:rFonts w:ascii="Courier New" w:hAnsi="Courier New" w:hint="default"/>
-        <w:sz w:val="20"/>
-      </w:rPr>
-    </w:lvl>
-    <w:lvl w:ilvl="2" w:tentative="1">
-      <w:start w:val="1"/>
-      <w:numFmt w:val="bullet"/>
-      <w:lvlText w:val=""/>
-      <w:lvlJc w:val="left"/>
-      <w:pPr>
-        <w:tabs>
-          <w:tab w:val="num" w:pos="2160"/>
-        </w:tabs>
-        <w:ind w:left="2160" w:hanging="360"/>
-      </w:pPr>
-      <w:rPr>
-        <w:rFonts w:ascii="Wingdings" w:hAnsi="Wingdings" w:hint="default"/>
-        <w:sz w:val="20"/>
-      </w:rPr>
-    </w:lvl>
-    <w:lvl w:ilvl="3" w:tentative="1">
-      <w:start w:val="1"/>
-      <w:numFmt w:val="bullet"/>
-      <w:lvlText w:val=""/>
-      <w:lvlJc w:val="left"/>
-      <w:pPr>
-        <w:tabs>
-          <w:tab w:val="num" w:pos="2880"/>
-        </w:tabs>
-        <w:ind w:left="2880" w:hanging="360"/>
-      </w:pPr>
-      <w:rPr>
-        <w:rFonts w:ascii="Wingdings" w:hAnsi="Wingdings" w:hint="default"/>
-        <w:sz w:val="20"/>
-      </w:rPr>
-    </w:lvl>
-    <w:lvl w:ilvl="4" w:tentative="1">
-      <w:start w:val="1"/>
-      <w:numFmt w:val="bullet"/>
-      <w:lvlText w:val=""/>
-      <w:lvlJc w:val="left"/>
-      <w:pPr>
-        <w:tabs>
-          <w:tab w:val="num" w:pos="3600"/>
-        </w:tabs>
-        <w:ind w:left="3600" w:hanging="360"/>
-      </w:pPr>
-      <w:rPr>
-        <w:rFonts w:ascii="Wingdings" w:hAnsi="Wingdings" w:hint="default"/>
-        <w:sz w:val="20"/>
-      </w:rPr>
-    </w:lvl>
-    <w:lvl w:ilvl="5" w:tentative="1">
-      <w:start w:val="1"/>
-      <w:numFmt w:val="bullet"/>
-      <w:lvlText w:val=""/>
-      <w:lvlJc w:val="left"/>
-      <w:pPr>
-        <w:tabs>
-          <w:tab w:val="num" w:pos="4320"/>
-        </w:tabs>
-        <w:ind w:left="4320" w:hanging="360"/>
-      </w:pPr>
-      <w:rPr>
-        <w:rFonts w:ascii="Wingdings" w:hAnsi="Wingdings" w:hint="default"/>
-        <w:sz w:val="20"/>
-      </w:rPr>
-    </w:lvl>
-    <w:lvl w:ilvl="6" w:tentative="1">
-      <w:start w:val="1"/>
-      <w:numFmt w:val="bullet"/>
-      <w:lvlText w:val=""/>
-      <w:lvlJc w:val="left"/>
-      <w:pPr>
-        <w:tabs>
-          <w:tab w:val="num" w:pos="5040"/>
-        </w:tabs>
-        <w:ind w:left="5040" w:hanging="360"/>
-      </w:pPr>
-      <w:rPr>
-        <w:rFonts w:ascii="Wingdings" w:hAnsi="Wingdings" w:hint="default"/>
-        <w:sz w:val="20"/>
-      </w:rPr>
-    </w:lvl>
-    <w:lvl w:ilvl="7" w:tentative="1">
-      <w:start w:val="1"/>
-      <w:numFmt w:val="bullet"/>
-      <w:lvlText w:val=""/>
-      <w:lvlJc w:val="left"/>
-      <w:pPr>
-        <w:tabs>
-          <w:tab w:val="num" w:pos="5760"/>
-        </w:tabs>
-        <w:ind w:left="5760" w:hanging="360"/>
-      </w:pPr>
-      <w:rPr>
-        <w:rFonts w:ascii="Wingdings" w:hAnsi="Wingdings" w:hint="default"/>
-        <w:sz w:val="20"/>
-      </w:rPr>
-    </w:lvl>
-    <w:lvl w:ilvl="8" w:tentative="1">
-      <w:start w:val="1"/>
-      <w:numFmt w:val="bullet"/>
-      <w:lvlText w:val=""/>
-      <w:lvlJc w:val="left"/>
-      <w:pPr>
-        <w:tabs>
-          <w:tab w:val="num" w:pos="6480"/>
-        </w:tabs>
-        <w:ind w:left="6480" w:hanging="360"/>
-      </w:pPr>
-      <w:rPr>
-        <w:rFonts w:ascii="Wingdings" w:hAnsi="Wingdings" w:hint="default"/>
-        <w:sz w:val="20"/>
-      </w:rPr>
-    </w:lvl>
-  </w:abstractNum>
-  <w:abstractNum w:abstractNumId="1" w15:restartNumberingAfterBreak="0">
-    <w:nsid w:val="034C17F3"/>
-    <w:multiLevelType w:val="multilevel"/>
-    <w:tmpl w:val="F66E5A78"/>
-    <w:lvl w:ilvl="0">
-      <w:start w:val="1"/>
-      <w:numFmt w:val="bullet"/>
-      <w:lvlText w:val=""/>
-      <w:lvlJc w:val="left"/>
-      <w:pPr>
-        <w:tabs>
-          <w:tab w:val="num" w:pos="720"/>
-        </w:tabs>
-        <w:ind w:left="720" w:hanging="360"/>
-      </w:pPr>
-      <w:rPr>
-        <w:rFonts w:ascii="Symbol" w:hAnsi="Symbol" w:hint="default"/>
-        <w:sz w:val="20"/>
-      </w:rPr>
-    </w:lvl>
-    <w:lvl w:ilvl="1" w:tentative="1">
-      <w:start w:val="1"/>
-      <w:numFmt w:val="bullet"/>
-      <w:lvlText w:val="o"/>
-      <w:lvlJc w:val="left"/>
-      <w:pPr>
-        <w:tabs>
-          <w:tab w:val="num" w:pos="1440"/>
-        </w:tabs>
-        <w:ind w:left="1440" w:hanging="360"/>
-      </w:pPr>
-      <w:rPr>
-        <w:rFonts w:ascii="Courier New" w:hAnsi="Courier New" w:hint="default"/>
-        <w:sz w:val="20"/>
-      </w:rPr>
-    </w:lvl>
-    <w:lvl w:ilvl="2" w:tentative="1">
-      <w:start w:val="1"/>
-      <w:numFmt w:val="bullet"/>
-      <w:lvlText w:val=""/>
-      <w:lvlJc w:val="left"/>
-      <w:pPr>
-        <w:tabs>
-          <w:tab w:val="num" w:pos="2160"/>
-        </w:tabs>
-        <w:ind w:left="2160" w:hanging="360"/>
-      </w:pPr>
-      <w:rPr>
-        <w:rFonts w:ascii="Wingdings" w:hAnsi="Wingdings" w:hint="default"/>
-        <w:sz w:val="20"/>
-      </w:rPr>
-    </w:lvl>
-    <w:lvl w:ilvl="3" w:tentative="1">
-      <w:start w:val="1"/>
-      <w:numFmt w:val="bullet"/>
-      <w:lvlText w:val=""/>
-      <w:lvlJc w:val="left"/>
-      <w:pPr>
-        <w:tabs>
-          <w:tab w:val="num" w:pos="2880"/>
-        </w:tabs>
-        <w:ind w:left="2880" w:hanging="360"/>
-      </w:pPr>
-      <w:rPr>
-        <w:rFonts w:ascii="Wingdings" w:hAnsi="Wingdings" w:hint="default"/>
-        <w:sz w:val="20"/>
-      </w:rPr>
-    </w:lvl>
-    <w:lvl w:ilvl="4" w:tentative="1">
-      <w:start w:val="1"/>
-      <w:numFmt w:val="bullet"/>
-      <w:lvlText w:val=""/>
-      <w:lvlJc w:val="left"/>
-      <w:pPr>
-        <w:tabs>
-          <w:tab w:val="num" w:pos="3600"/>
-        </w:tabs>
-        <w:ind w:left="3600" w:hanging="360"/>
-      </w:pPr>
-      <w:rPr>
-        <w:rFonts w:ascii="Wingdings" w:hAnsi="Wingdings" w:hint="default"/>
-        <w:sz w:val="20"/>
-      </w:rPr>
-    </w:lvl>
-    <w:lvl w:ilvl="5" w:tentative="1">
-      <w:start w:val="1"/>
-      <w:numFmt w:val="bullet"/>
-      <w:lvlText w:val=""/>
-      <w:lvlJc w:val="left"/>
-      <w:pPr>
-        <w:tabs>
-          <w:tab w:val="num" w:pos="4320"/>
-        </w:tabs>
-        <w:ind w:left="4320" w:hanging="360"/>
-      </w:pPr>
-      <w:rPr>
-        <w:rFonts w:ascii="Wingdings" w:hAnsi="Wingdings" w:hint="default"/>
-        <w:sz w:val="20"/>
-      </w:rPr>
-    </w:lvl>
-    <w:lvl w:ilvl="6" w:tentative="1">
-      <w:start w:val="1"/>
-      <w:numFmt w:val="bullet"/>
-      <w:lvlText w:val=""/>
-      <w:lvlJc w:val="left"/>
-      <w:pPr>
-        <w:tabs>
-          <w:tab w:val="num" w:pos="5040"/>
-        </w:tabs>
-        <w:ind w:left="5040" w:hanging="360"/>
-      </w:pPr>
-      <w:rPr>
-        <w:rFonts w:ascii="Wingdings" w:hAnsi="Wingdings" w:hint="default"/>
-        <w:sz w:val="20"/>
-      </w:rPr>
-    </w:lvl>
-    <w:lvl w:ilvl="7" w:tentative="1">
-      <w:start w:val="1"/>
-      <w:numFmt w:val="bullet"/>
-      <w:lvlText w:val=""/>
-      <w:lvlJc w:val="left"/>
-      <w:pPr>
-        <w:tabs>
-          <w:tab w:val="num" w:pos="5760"/>
-        </w:tabs>
-        <w:ind w:left="5760" w:hanging="360"/>
-      </w:pPr>
-      <w:rPr>
-        <w:rFonts w:ascii="Wingdings" w:hAnsi="Wingdings" w:hint="default"/>
-        <w:sz w:val="20"/>
-      </w:rPr>
-    </w:lvl>
-    <w:lvl w:ilvl="8" w:tentative="1">
-      <w:start w:val="1"/>
-      <w:numFmt w:val="bullet"/>
-      <w:lvlText w:val=""/>
-      <w:lvlJc w:val="left"/>
-      <w:pPr>
-        <w:tabs>
-          <w:tab w:val="num" w:pos="6480"/>
-        </w:tabs>
-        <w:ind w:left="6480" w:hanging="360"/>
-      </w:pPr>
-      <w:rPr>
-        <w:rFonts w:ascii="Wingdings" w:hAnsi="Wingdings" w:hint="default"/>
-        <w:sz w:val="20"/>
-      </w:rPr>
-    </w:lvl>
-  </w:abstractNum>
-  <w:abstractNum w:abstractNumId="2" w15:restartNumberingAfterBreak="0">
     <w:nsid w:val="05FF2B28"/>
     <w:multiLevelType w:val="multilevel"/>
     <w:tmpl w:val="CD40BFD2"/>
@@ -11709,7 +11423,7 @@
       </w:rPr>
     </w:lvl>
   </w:abstractNum>
-  <w:abstractNum w:abstractNumId="3" w15:restartNumberingAfterBreak="0">
+  <w:abstractNum w:abstractNumId="1" w15:restartNumberingAfterBreak="0">
     <w:nsid w:val="0AB27AE5"/>
     <w:multiLevelType w:val="multilevel"/>
     <w:tmpl w:val="D95C6226"/>
@@ -11858,7 +11572,7 @@
       </w:rPr>
     </w:lvl>
   </w:abstractNum>
-  <w:abstractNum w:abstractNumId="4" w15:restartNumberingAfterBreak="0">
+  <w:abstractNum w:abstractNumId="2" w15:restartNumberingAfterBreak="0">
     <w:nsid w:val="0B4466FF"/>
     <w:multiLevelType w:val="multilevel"/>
     <w:tmpl w:val="2B8C11CE"/>
@@ -12007,7 +11721,7 @@
       </w:rPr>
     </w:lvl>
   </w:abstractNum>
-  <w:abstractNum w:abstractNumId="5" w15:restartNumberingAfterBreak="0">
+  <w:abstractNum w:abstractNumId="3" w15:restartNumberingAfterBreak="0">
     <w:nsid w:val="0F1431EB"/>
     <w:multiLevelType w:val="multilevel"/>
     <w:tmpl w:val="707A6B6C"/>
@@ -12156,7 +11870,7 @@
       </w:rPr>
     </w:lvl>
   </w:abstractNum>
-  <w:abstractNum w:abstractNumId="6" w15:restartNumberingAfterBreak="0">
+  <w:abstractNum w:abstractNumId="4" w15:restartNumberingAfterBreak="0">
     <w:nsid w:val="0F473ABC"/>
     <w:multiLevelType w:val="multilevel"/>
     <w:tmpl w:val="F80A28D6"/>
@@ -12305,7 +12019,7 @@
       </w:rPr>
     </w:lvl>
   </w:abstractNum>
-  <w:abstractNum w:abstractNumId="7" w15:restartNumberingAfterBreak="0">
+  <w:abstractNum w:abstractNumId="5" w15:restartNumberingAfterBreak="0">
     <w:nsid w:val="14A81D58"/>
     <w:multiLevelType w:val="multilevel"/>
     <w:tmpl w:val="E5F0B834"/>
@@ -12454,7 +12168,7 @@
       </w:rPr>
     </w:lvl>
   </w:abstractNum>
-  <w:abstractNum w:abstractNumId="8" w15:restartNumberingAfterBreak="0">
+  <w:abstractNum w:abstractNumId="6" w15:restartNumberingAfterBreak="0">
     <w:nsid w:val="15F05582"/>
     <w:multiLevelType w:val="multilevel"/>
     <w:tmpl w:val="6E30B0C0"/>
@@ -12603,7 +12317,7 @@
       </w:rPr>
     </w:lvl>
   </w:abstractNum>
-  <w:abstractNum w:abstractNumId="9" w15:restartNumberingAfterBreak="0">
+  <w:abstractNum w:abstractNumId="7" w15:restartNumberingAfterBreak="0">
     <w:nsid w:val="190E5717"/>
     <w:multiLevelType w:val="multilevel"/>
     <w:tmpl w:val="8D660476"/>
@@ -12752,7 +12466,7 @@
       </w:rPr>
     </w:lvl>
   </w:abstractNum>
-  <w:abstractNum w:abstractNumId="10" w15:restartNumberingAfterBreak="0">
+  <w:abstractNum w:abstractNumId="8" w15:restartNumberingAfterBreak="0">
     <w:nsid w:val="194A70D8"/>
     <w:multiLevelType w:val="multilevel"/>
     <w:tmpl w:val="9E466D46"/>
@@ -12901,7 +12615,7 @@
       </w:rPr>
     </w:lvl>
   </w:abstractNum>
-  <w:abstractNum w:abstractNumId="11" w15:restartNumberingAfterBreak="0">
+  <w:abstractNum w:abstractNumId="9" w15:restartNumberingAfterBreak="0">
     <w:nsid w:val="197F4B15"/>
     <w:multiLevelType w:val="multilevel"/>
     <w:tmpl w:val="6206F9B4"/>
@@ -13050,7 +12764,7 @@
       </w:rPr>
     </w:lvl>
   </w:abstractNum>
-  <w:abstractNum w:abstractNumId="12" w15:restartNumberingAfterBreak="0">
+  <w:abstractNum w:abstractNumId="10" w15:restartNumberingAfterBreak="0">
     <w:nsid w:val="1CE07562"/>
     <w:multiLevelType w:val="multilevel"/>
     <w:tmpl w:val="0302DDD8"/>
@@ -13199,7 +12913,7 @@
       </w:rPr>
     </w:lvl>
   </w:abstractNum>
-  <w:abstractNum w:abstractNumId="13" w15:restartNumberingAfterBreak="0">
+  <w:abstractNum w:abstractNumId="11" w15:restartNumberingAfterBreak="0">
     <w:nsid w:val="1FEF48B2"/>
     <w:multiLevelType w:val="multilevel"/>
     <w:tmpl w:val="4C9EBEFC"/>
@@ -13348,7 +13062,7 @@
       </w:rPr>
     </w:lvl>
   </w:abstractNum>
-  <w:abstractNum w:abstractNumId="14" w15:restartNumberingAfterBreak="0">
+  <w:abstractNum w:abstractNumId="12" w15:restartNumberingAfterBreak="0">
     <w:nsid w:val="26955BDE"/>
     <w:multiLevelType w:val="multilevel"/>
     <w:tmpl w:val="46A806E6"/>
@@ -13497,7 +13211,7 @@
       </w:rPr>
     </w:lvl>
   </w:abstractNum>
-  <w:abstractNum w:abstractNumId="15" w15:restartNumberingAfterBreak="0">
+  <w:abstractNum w:abstractNumId="13" w15:restartNumberingAfterBreak="0">
     <w:nsid w:val="26FA00D2"/>
     <w:multiLevelType w:val="multilevel"/>
     <w:tmpl w:val="3A902AAA"/>
@@ -13646,7 +13360,7 @@
       </w:rPr>
     </w:lvl>
   </w:abstractNum>
-  <w:abstractNum w:abstractNumId="16" w15:restartNumberingAfterBreak="0">
+  <w:abstractNum w:abstractNumId="14" w15:restartNumberingAfterBreak="0">
     <w:nsid w:val="27FE6D58"/>
     <w:multiLevelType w:val="multilevel"/>
     <w:tmpl w:val="4BAC7412"/>
@@ -13795,7 +13509,7 @@
       </w:rPr>
     </w:lvl>
   </w:abstractNum>
-  <w:abstractNum w:abstractNumId="17" w15:restartNumberingAfterBreak="0">
+  <w:abstractNum w:abstractNumId="15" w15:restartNumberingAfterBreak="0">
     <w:nsid w:val="29491728"/>
     <w:multiLevelType w:val="multilevel"/>
     <w:tmpl w:val="0184691E"/>
@@ -13944,7 +13658,7 @@
       </w:rPr>
     </w:lvl>
   </w:abstractNum>
-  <w:abstractNum w:abstractNumId="18" w15:restartNumberingAfterBreak="0">
+  <w:abstractNum w:abstractNumId="16" w15:restartNumberingAfterBreak="0">
     <w:nsid w:val="32146A44"/>
     <w:multiLevelType w:val="multilevel"/>
     <w:tmpl w:val="198441C0"/>
@@ -14093,7 +13807,7 @@
       </w:rPr>
     </w:lvl>
   </w:abstractNum>
-  <w:abstractNum w:abstractNumId="19" w15:restartNumberingAfterBreak="0">
+  <w:abstractNum w:abstractNumId="17" w15:restartNumberingAfterBreak="0">
     <w:nsid w:val="372367A7"/>
     <w:multiLevelType w:val="multilevel"/>
     <w:tmpl w:val="9F56525C"/>
@@ -14242,7 +13956,7 @@
       </w:rPr>
     </w:lvl>
   </w:abstractNum>
-  <w:abstractNum w:abstractNumId="20" w15:restartNumberingAfterBreak="0">
+  <w:abstractNum w:abstractNumId="18" w15:restartNumberingAfterBreak="0">
     <w:nsid w:val="37E5784D"/>
     <w:multiLevelType w:val="multilevel"/>
     <w:tmpl w:val="0C0EE728"/>
@@ -14391,7 +14105,7 @@
       </w:rPr>
     </w:lvl>
   </w:abstractNum>
-  <w:abstractNum w:abstractNumId="21" w15:restartNumberingAfterBreak="0">
+  <w:abstractNum w:abstractNumId="19" w15:restartNumberingAfterBreak="0">
     <w:nsid w:val="38A37696"/>
     <w:multiLevelType w:val="multilevel"/>
     <w:tmpl w:val="4D9A83D4"/>
@@ -14540,7 +14254,7 @@
       </w:rPr>
     </w:lvl>
   </w:abstractNum>
-  <w:abstractNum w:abstractNumId="22" w15:restartNumberingAfterBreak="0">
+  <w:abstractNum w:abstractNumId="20" w15:restartNumberingAfterBreak="0">
     <w:nsid w:val="394E2B8F"/>
     <w:multiLevelType w:val="multilevel"/>
     <w:tmpl w:val="7D2678F2"/>
@@ -14689,7 +14403,7 @@
       </w:rPr>
     </w:lvl>
   </w:abstractNum>
-  <w:abstractNum w:abstractNumId="23" w15:restartNumberingAfterBreak="0">
+  <w:abstractNum w:abstractNumId="21" w15:restartNumberingAfterBreak="0">
     <w:nsid w:val="46E16411"/>
     <w:multiLevelType w:val="multilevel"/>
     <w:tmpl w:val="5DB42E4E"/>
@@ -14838,7 +14552,7 @@
       </w:rPr>
     </w:lvl>
   </w:abstractNum>
-  <w:abstractNum w:abstractNumId="24" w15:restartNumberingAfterBreak="0">
+  <w:abstractNum w:abstractNumId="22" w15:restartNumberingAfterBreak="0">
     <w:nsid w:val="471E034A"/>
     <w:multiLevelType w:val="multilevel"/>
     <w:tmpl w:val="D60888BA"/>
@@ -14987,7 +14701,7 @@
       </w:rPr>
     </w:lvl>
   </w:abstractNum>
-  <w:abstractNum w:abstractNumId="25" w15:restartNumberingAfterBreak="0">
+  <w:abstractNum w:abstractNumId="23" w15:restartNumberingAfterBreak="0">
     <w:nsid w:val="48B8730D"/>
     <w:multiLevelType w:val="multilevel"/>
     <w:tmpl w:val="07464BFC"/>
@@ -15136,7 +14850,7 @@
       </w:rPr>
     </w:lvl>
   </w:abstractNum>
-  <w:abstractNum w:abstractNumId="26" w15:restartNumberingAfterBreak="0">
+  <w:abstractNum w:abstractNumId="24" w15:restartNumberingAfterBreak="0">
     <w:nsid w:val="4CB90C24"/>
     <w:multiLevelType w:val="multilevel"/>
     <w:tmpl w:val="0874C59A"/>
@@ -15285,7 +14999,7 @@
       </w:rPr>
     </w:lvl>
   </w:abstractNum>
-  <w:abstractNum w:abstractNumId="27" w15:restartNumberingAfterBreak="0">
+  <w:abstractNum w:abstractNumId="25" w15:restartNumberingAfterBreak="0">
     <w:nsid w:val="500E66F7"/>
     <w:multiLevelType w:val="multilevel"/>
     <w:tmpl w:val="D9EA8F46"/>
@@ -15434,156 +15148,7 @@
       </w:rPr>
     </w:lvl>
   </w:abstractNum>
-  <w:abstractNum w:abstractNumId="28" w15:restartNumberingAfterBreak="0">
-    <w:nsid w:val="502314C2"/>
-    <w:multiLevelType w:val="multilevel"/>
-    <w:tmpl w:val="037C04F8"/>
-    <w:lvl w:ilvl="0">
-      <w:start w:val="1"/>
-      <w:numFmt w:val="bullet"/>
-      <w:lvlText w:val=""/>
-      <w:lvlJc w:val="left"/>
-      <w:pPr>
-        <w:tabs>
-          <w:tab w:val="num" w:pos="720"/>
-        </w:tabs>
-        <w:ind w:left="720" w:hanging="360"/>
-      </w:pPr>
-      <w:rPr>
-        <w:rFonts w:ascii="Symbol" w:hAnsi="Symbol" w:hint="default"/>
-        <w:sz w:val="20"/>
-      </w:rPr>
-    </w:lvl>
-    <w:lvl w:ilvl="1" w:tentative="1">
-      <w:start w:val="1"/>
-      <w:numFmt w:val="bullet"/>
-      <w:lvlText w:val="o"/>
-      <w:lvlJc w:val="left"/>
-      <w:pPr>
-        <w:tabs>
-          <w:tab w:val="num" w:pos="1440"/>
-        </w:tabs>
-        <w:ind w:left="1440" w:hanging="360"/>
-      </w:pPr>
-      <w:rPr>
-        <w:rFonts w:ascii="Courier New" w:hAnsi="Courier New" w:hint="default"/>
-        <w:sz w:val="20"/>
-      </w:rPr>
-    </w:lvl>
-    <w:lvl w:ilvl="2" w:tentative="1">
-      <w:start w:val="1"/>
-      <w:numFmt w:val="bullet"/>
-      <w:lvlText w:val=""/>
-      <w:lvlJc w:val="left"/>
-      <w:pPr>
-        <w:tabs>
-          <w:tab w:val="num" w:pos="2160"/>
-        </w:tabs>
-        <w:ind w:left="2160" w:hanging="360"/>
-      </w:pPr>
-      <w:rPr>
-        <w:rFonts w:ascii="Wingdings" w:hAnsi="Wingdings" w:hint="default"/>
-        <w:sz w:val="20"/>
-      </w:rPr>
-    </w:lvl>
-    <w:lvl w:ilvl="3" w:tentative="1">
-      <w:start w:val="1"/>
-      <w:numFmt w:val="bullet"/>
-      <w:lvlText w:val=""/>
-      <w:lvlJc w:val="left"/>
-      <w:pPr>
-        <w:tabs>
-          <w:tab w:val="num" w:pos="2880"/>
-        </w:tabs>
-        <w:ind w:left="2880" w:hanging="360"/>
-      </w:pPr>
-      <w:rPr>
-        <w:rFonts w:ascii="Wingdings" w:hAnsi="Wingdings" w:hint="default"/>
-        <w:sz w:val="20"/>
-      </w:rPr>
-    </w:lvl>
-    <w:lvl w:ilvl="4" w:tentative="1">
-      <w:start w:val="1"/>
-      <w:numFmt w:val="bullet"/>
-      <w:lvlText w:val=""/>
-      <w:lvlJc w:val="left"/>
-      <w:pPr>
-        <w:tabs>
-          <w:tab w:val="num" w:pos="3600"/>
-        </w:tabs>
-        <w:ind w:left="3600" w:hanging="360"/>
-      </w:pPr>
-      <w:rPr>
-        <w:rFonts w:ascii="Wingdings" w:hAnsi="Wingdings" w:hint="default"/>
-        <w:sz w:val="20"/>
-      </w:rPr>
-    </w:lvl>
-    <w:lvl w:ilvl="5" w:tentative="1">
-      <w:start w:val="1"/>
-      <w:numFmt w:val="bullet"/>
-      <w:lvlText w:val=""/>
-      <w:lvlJc w:val="left"/>
-      <w:pPr>
-        <w:tabs>
-          <w:tab w:val="num" w:pos="4320"/>
-        </w:tabs>
-        <w:ind w:left="4320" w:hanging="360"/>
-      </w:pPr>
-      <w:rPr>
-        <w:rFonts w:ascii="Wingdings" w:hAnsi="Wingdings" w:hint="default"/>
-        <w:sz w:val="20"/>
-      </w:rPr>
-    </w:lvl>
-    <w:lvl w:ilvl="6" w:tentative="1">
-      <w:start w:val="1"/>
-      <w:numFmt w:val="bullet"/>
-      <w:lvlText w:val=""/>
-      <w:lvlJc w:val="left"/>
-      <w:pPr>
-        <w:tabs>
-          <w:tab w:val="num" w:pos="5040"/>
-        </w:tabs>
-        <w:ind w:left="5040" w:hanging="360"/>
-      </w:pPr>
-      <w:rPr>
-        <w:rFonts w:ascii="Wingdings" w:hAnsi="Wingdings" w:hint="default"/>
-        <w:sz w:val="20"/>
-      </w:rPr>
-    </w:lvl>
-    <w:lvl w:ilvl="7" w:tentative="1">
-      <w:start w:val="1"/>
-      <w:numFmt w:val="bullet"/>
-      <w:lvlText w:val=""/>
-      <w:lvlJc w:val="left"/>
-      <w:pPr>
-        <w:tabs>
-          <w:tab w:val="num" w:pos="5760"/>
-        </w:tabs>
-        <w:ind w:left="5760" w:hanging="360"/>
-      </w:pPr>
-      <w:rPr>
-        <w:rFonts w:ascii="Wingdings" w:hAnsi="Wingdings" w:hint="default"/>
-        <w:sz w:val="20"/>
-      </w:rPr>
-    </w:lvl>
-    <w:lvl w:ilvl="8" w:tentative="1">
-      <w:start w:val="1"/>
-      <w:numFmt w:val="bullet"/>
-      <w:lvlText w:val=""/>
-      <w:lvlJc w:val="left"/>
-      <w:pPr>
-        <w:tabs>
-          <w:tab w:val="num" w:pos="6480"/>
-        </w:tabs>
-        <w:ind w:left="6480" w:hanging="360"/>
-      </w:pPr>
-      <w:rPr>
-        <w:rFonts w:ascii="Wingdings" w:hAnsi="Wingdings" w:hint="default"/>
-        <w:sz w:val="20"/>
-      </w:rPr>
-    </w:lvl>
-  </w:abstractNum>
-  <w:abstractNum w:abstractNumId="29" w15:restartNumberingAfterBreak="0">
+  <w:abstractNum w:abstractNumId="26" w15:restartNumberingAfterBreak="0">
     <w:nsid w:val="535536C1"/>
     <w:multiLevelType w:val="multilevel"/>
     <w:tmpl w:val="837A58CA"/>
@@ -15732,7 +15297,7 @@
       </w:rPr>
     </w:lvl>
   </w:abstractNum>
-  <w:abstractNum w:abstractNumId="30" w15:restartNumberingAfterBreak="0">
+  <w:abstractNum w:abstractNumId="27" w15:restartNumberingAfterBreak="0">
     <w:nsid w:val="540B7FFA"/>
     <w:multiLevelType w:val="multilevel"/>
     <w:tmpl w:val="FC26D044"/>
@@ -15881,7 +15446,7 @@
       </w:rPr>
     </w:lvl>
   </w:abstractNum>
-  <w:abstractNum w:abstractNumId="31" w15:restartNumberingAfterBreak="0">
+  <w:abstractNum w:abstractNumId="28" w15:restartNumberingAfterBreak="0">
     <w:nsid w:val="56A54D53"/>
     <w:multiLevelType w:val="multilevel"/>
     <w:tmpl w:val="39980630"/>
@@ -16030,7 +15595,7 @@
       </w:rPr>
     </w:lvl>
   </w:abstractNum>
-  <w:abstractNum w:abstractNumId="32" w15:restartNumberingAfterBreak="0">
+  <w:abstractNum w:abstractNumId="29" w15:restartNumberingAfterBreak="0">
     <w:nsid w:val="570D56D5"/>
     <w:multiLevelType w:val="multilevel"/>
     <w:tmpl w:val="DD5A788E"/>
@@ -16179,7 +15744,7 @@
       </w:rPr>
     </w:lvl>
   </w:abstractNum>
-  <w:abstractNum w:abstractNumId="33" w15:restartNumberingAfterBreak="0">
+  <w:abstractNum w:abstractNumId="30" w15:restartNumberingAfterBreak="0">
     <w:nsid w:val="574C4ABB"/>
     <w:multiLevelType w:val="multilevel"/>
     <w:tmpl w:val="58AC4514"/>
@@ -16328,7 +15893,7 @@
       </w:rPr>
     </w:lvl>
   </w:abstractNum>
-  <w:abstractNum w:abstractNumId="34" w15:restartNumberingAfterBreak="0">
+  <w:abstractNum w:abstractNumId="31" w15:restartNumberingAfterBreak="0">
     <w:nsid w:val="59D16266"/>
     <w:multiLevelType w:val="multilevel"/>
     <w:tmpl w:val="583451C6"/>
@@ -16477,156 +16042,7 @@
       </w:rPr>
     </w:lvl>
   </w:abstractNum>
-  <w:abstractNum w:abstractNumId="35" w15:restartNumberingAfterBreak="0">
-    <w:nsid w:val="5A733391"/>
-    <w:multiLevelType w:val="multilevel"/>
-    <w:tmpl w:val="DC42634A"/>
-    <w:lvl w:ilvl="0">
-      <w:start w:val="1"/>
-      <w:numFmt w:val="bullet"/>
-      <w:lvlText w:val=""/>
-      <w:lvlJc w:val="left"/>
-      <w:pPr>
-        <w:tabs>
-          <w:tab w:val="num" w:pos="720"/>
-        </w:tabs>
-        <w:ind w:left="720" w:hanging="360"/>
-      </w:pPr>
-      <w:rPr>
-        <w:rFonts w:ascii="Symbol" w:hAnsi="Symbol" w:hint="default"/>
-        <w:sz w:val="20"/>
-      </w:rPr>
-    </w:lvl>
-    <w:lvl w:ilvl="1" w:tentative="1">
-      <w:start w:val="1"/>
-      <w:numFmt w:val="bullet"/>
-      <w:lvlText w:val="o"/>
-      <w:lvlJc w:val="left"/>
-      <w:pPr>
-        <w:tabs>
-          <w:tab w:val="num" w:pos="1440"/>
-        </w:tabs>
-        <w:ind w:left="1440" w:hanging="360"/>
-      </w:pPr>
-      <w:rPr>
-        <w:rFonts w:ascii="Courier New" w:hAnsi="Courier New" w:hint="default"/>
-        <w:sz w:val="20"/>
-      </w:rPr>
-    </w:lvl>
-    <w:lvl w:ilvl="2" w:tentative="1">
-      <w:start w:val="1"/>
-      <w:numFmt w:val="bullet"/>
-      <w:lvlText w:val=""/>
-      <w:lvlJc w:val="left"/>
-      <w:pPr>
-        <w:tabs>
-          <w:tab w:val="num" w:pos="2160"/>
-        </w:tabs>
-        <w:ind w:left="2160" w:hanging="360"/>
-      </w:pPr>
-      <w:rPr>
-        <w:rFonts w:ascii="Wingdings" w:hAnsi="Wingdings" w:hint="default"/>
-        <w:sz w:val="20"/>
-      </w:rPr>
-    </w:lvl>
-    <w:lvl w:ilvl="3" w:tentative="1">
-      <w:start w:val="1"/>
-      <w:numFmt w:val="bullet"/>
-      <w:lvlText w:val=""/>
-      <w:lvlJc w:val="left"/>
-      <w:pPr>
-        <w:tabs>
-          <w:tab w:val="num" w:pos="2880"/>
-        </w:tabs>
-        <w:ind w:left="2880" w:hanging="360"/>
-      </w:pPr>
-      <w:rPr>
-        <w:rFonts w:ascii="Wingdings" w:hAnsi="Wingdings" w:hint="default"/>
-        <w:sz w:val="20"/>
-      </w:rPr>
-    </w:lvl>
-    <w:lvl w:ilvl="4" w:tentative="1">
-      <w:start w:val="1"/>
-      <w:numFmt w:val="bullet"/>
-      <w:lvlText w:val=""/>
-      <w:lvlJc w:val="left"/>
-      <w:pPr>
-        <w:tabs>
-          <w:tab w:val="num" w:pos="3600"/>
-        </w:tabs>
-        <w:ind w:left="3600" w:hanging="360"/>
-      </w:pPr>
-      <w:rPr>
-        <w:rFonts w:ascii="Wingdings" w:hAnsi="Wingdings" w:hint="default"/>
-        <w:sz w:val="20"/>
-      </w:rPr>
-    </w:lvl>
-    <w:lvl w:ilvl="5" w:tentative="1">
-      <w:start w:val="1"/>
-      <w:numFmt w:val="bullet"/>
-      <w:lvlText w:val=""/>
-      <w:lvlJc w:val="left"/>
-      <w:pPr>
-        <w:tabs>
-          <w:tab w:val="num" w:pos="4320"/>
-        </w:tabs>
-        <w:ind w:left="4320" w:hanging="360"/>
-      </w:pPr>
-      <w:rPr>
-        <w:rFonts w:ascii="Wingdings" w:hAnsi="Wingdings" w:hint="default"/>
-        <w:sz w:val="20"/>
-      </w:rPr>
-    </w:lvl>
-    <w:lvl w:ilvl="6" w:tentative="1">
-      <w:start w:val="1"/>
-      <w:numFmt w:val="bullet"/>
-      <w:lvlText w:val=""/>
-      <w:lvlJc w:val="left"/>
-      <w:pPr>
-        <w:tabs>
-          <w:tab w:val="num" w:pos="5040"/>
-        </w:tabs>
-        <w:ind w:left="5040" w:hanging="360"/>
-      </w:pPr>
-      <w:rPr>
-        <w:rFonts w:ascii="Wingdings" w:hAnsi="Wingdings" w:hint="default"/>
-        <w:sz w:val="20"/>
-      </w:rPr>
-    </w:lvl>
-    <w:lvl w:ilvl="7" w:tentative="1">
-      <w:start w:val="1"/>
-      <w:numFmt w:val="bullet"/>
-      <w:lvlText w:val=""/>
-      <w:lvlJc w:val="left"/>
-      <w:pPr>
-        <w:tabs>
-          <w:tab w:val="num" w:pos="5760"/>
-        </w:tabs>
-        <w:ind w:left="5760" w:hanging="360"/>
-      </w:pPr>
-      <w:rPr>
-        <w:rFonts w:ascii="Wingdings" w:hAnsi="Wingdings" w:hint="default"/>
-        <w:sz w:val="20"/>
-      </w:rPr>
-    </w:lvl>
-    <w:lvl w:ilvl="8" w:tentative="1">
-      <w:start w:val="1"/>
-      <w:numFmt w:val="bullet"/>
-      <w:lvlText w:val=""/>
-      <w:lvlJc w:val="left"/>
-      <w:pPr>
-        <w:tabs>
-          <w:tab w:val="num" w:pos="6480"/>
-        </w:tabs>
-        <w:ind w:left="6480" w:hanging="360"/>
-      </w:pPr>
-      <w:rPr>
-        <w:rFonts w:ascii="Wingdings" w:hAnsi="Wingdings" w:hint="default"/>
-        <w:sz w:val="20"/>
-      </w:rPr>
-    </w:lvl>
-  </w:abstractNum>
-  <w:abstractNum w:abstractNumId="36" w15:restartNumberingAfterBreak="0">
+  <w:abstractNum w:abstractNumId="32" w15:restartNumberingAfterBreak="0">
     <w:nsid w:val="5B5F1762"/>
     <w:multiLevelType w:val="multilevel"/>
     <w:tmpl w:val="798C790C"/>
@@ -16775,7 +16191,7 @@
       </w:rPr>
     </w:lvl>
   </w:abstractNum>
-  <w:abstractNum w:abstractNumId="37" w15:restartNumberingAfterBreak="0">
+  <w:abstractNum w:abstractNumId="33" w15:restartNumberingAfterBreak="0">
     <w:nsid w:val="5BB3230E"/>
     <w:multiLevelType w:val="multilevel"/>
     <w:tmpl w:val="29506DF4"/>
@@ -16924,7 +16340,7 @@
       </w:rPr>
     </w:lvl>
   </w:abstractNum>
-  <w:abstractNum w:abstractNumId="38" w15:restartNumberingAfterBreak="0">
+  <w:abstractNum w:abstractNumId="34" w15:restartNumberingAfterBreak="0">
     <w:nsid w:val="5E4F56AA"/>
     <w:multiLevelType w:val="multilevel"/>
     <w:tmpl w:val="219CB5C0"/>
@@ -17073,7 +16489,7 @@
       </w:rPr>
     </w:lvl>
   </w:abstractNum>
-  <w:abstractNum w:abstractNumId="39" w15:restartNumberingAfterBreak="0">
+  <w:abstractNum w:abstractNumId="35" w15:restartNumberingAfterBreak="0">
     <w:nsid w:val="62273EEA"/>
     <w:multiLevelType w:val="multilevel"/>
     <w:tmpl w:val="CE4E3814"/>
@@ -17222,7 +16638,7 @@
       </w:rPr>
     </w:lvl>
   </w:abstractNum>
-  <w:abstractNum w:abstractNumId="40" w15:restartNumberingAfterBreak="0">
+  <w:abstractNum w:abstractNumId="36" w15:restartNumberingAfterBreak="0">
     <w:nsid w:val="652E6259"/>
     <w:multiLevelType w:val="multilevel"/>
     <w:tmpl w:val="7C1A8194"/>
@@ -17371,7 +16787,7 @@
       </w:rPr>
     </w:lvl>
   </w:abstractNum>
-  <w:abstractNum w:abstractNumId="41" w15:restartNumberingAfterBreak="0">
+  <w:abstractNum w:abstractNumId="37" w15:restartNumberingAfterBreak="0">
     <w:nsid w:val="659563F4"/>
     <w:multiLevelType w:val="multilevel"/>
     <w:tmpl w:val="CD582E84"/>
@@ -17520,7 +16936,7 @@
       </w:rPr>
     </w:lvl>
   </w:abstractNum>
-  <w:abstractNum w:abstractNumId="42" w15:restartNumberingAfterBreak="0">
+  <w:abstractNum w:abstractNumId="38" w15:restartNumberingAfterBreak="0">
     <w:nsid w:val="65CB5817"/>
     <w:multiLevelType w:val="multilevel"/>
     <w:tmpl w:val="7FD8EB7E"/>
@@ -17669,156 +17085,7 @@
       </w:rPr>
     </w:lvl>
   </w:abstractNum>
-  <w:abstractNum w:abstractNumId="43" w15:restartNumberingAfterBreak="0">
-    <w:nsid w:val="668D6EF8"/>
-    <w:multiLevelType w:val="multilevel"/>
-    <w:tmpl w:val="F112FA06"/>
-    <w:lvl w:ilvl="0">
-      <w:start w:val="1"/>
-      <w:numFmt w:val="bullet"/>
-      <w:lvlText w:val=""/>
-      <w:lvlJc w:val="left"/>
-      <w:pPr>
-        <w:tabs>
-          <w:tab w:val="num" w:pos="720"/>
-        </w:tabs>
-        <w:ind w:left="720" w:hanging="360"/>
-      </w:pPr>
-      <w:rPr>
-        <w:rFonts w:ascii="Symbol" w:hAnsi="Symbol" w:hint="default"/>
-        <w:sz w:val="20"/>
-      </w:rPr>
-    </w:lvl>
-    <w:lvl w:ilvl="1" w:tentative="1">
-      <w:start w:val="1"/>
-      <w:numFmt w:val="bullet"/>
-      <w:lvlText w:val="o"/>
-      <w:lvlJc w:val="left"/>
-      <w:pPr>
-        <w:tabs>
-          <w:tab w:val="num" w:pos="1440"/>
-        </w:tabs>
-        <w:ind w:left="1440" w:hanging="360"/>
-      </w:pPr>
-      <w:rPr>
-        <w:rFonts w:ascii="Courier New" w:hAnsi="Courier New" w:hint="default"/>
-        <w:sz w:val="20"/>
-      </w:rPr>
-    </w:lvl>
-    <w:lvl w:ilvl="2" w:tentative="1">
-      <w:start w:val="1"/>
-      <w:numFmt w:val="bullet"/>
-      <w:lvlText w:val=""/>
-      <w:lvlJc w:val="left"/>
-      <w:pPr>
-        <w:tabs>
-          <w:tab w:val="num" w:pos="2160"/>
-        </w:tabs>
-        <w:ind w:left="2160" w:hanging="360"/>
-      </w:pPr>
-      <w:rPr>
-        <w:rFonts w:ascii="Wingdings" w:hAnsi="Wingdings" w:hint="default"/>
-        <w:sz w:val="20"/>
-      </w:rPr>
-    </w:lvl>
-    <w:lvl w:ilvl="3" w:tentative="1">
-      <w:start w:val="1"/>
-      <w:numFmt w:val="bullet"/>
-      <w:lvlText w:val=""/>
-      <w:lvlJc w:val="left"/>
-      <w:pPr>
-        <w:tabs>
-          <w:tab w:val="num" w:pos="2880"/>
-        </w:tabs>
-        <w:ind w:left="2880" w:hanging="360"/>
-      </w:pPr>
-      <w:rPr>
-        <w:rFonts w:ascii="Wingdings" w:hAnsi="Wingdings" w:hint="default"/>
-        <w:sz w:val="20"/>
-      </w:rPr>
-    </w:lvl>
-    <w:lvl w:ilvl="4" w:tentative="1">
-      <w:start w:val="1"/>
-      <w:numFmt w:val="bullet"/>
-      <w:lvlText w:val=""/>
-      <w:lvlJc w:val="left"/>
-      <w:pPr>
-        <w:tabs>
-          <w:tab w:val="num" w:pos="3600"/>
-        </w:tabs>
-        <w:ind w:left="3600" w:hanging="360"/>
-      </w:pPr>
-      <w:rPr>
-        <w:rFonts w:ascii="Wingdings" w:hAnsi="Wingdings" w:hint="default"/>
-        <w:sz w:val="20"/>
-      </w:rPr>
-    </w:lvl>
-    <w:lvl w:ilvl="5" w:tentative="1">
-      <w:start w:val="1"/>
-      <w:numFmt w:val="bullet"/>
-      <w:lvlText w:val=""/>
-      <w:lvlJc w:val="left"/>
-      <w:pPr>
-        <w:tabs>
-          <w:tab w:val="num" w:pos="4320"/>
-        </w:tabs>
-        <w:ind w:left="4320" w:hanging="360"/>
-      </w:pPr>
-      <w:rPr>
-        <w:rFonts w:ascii="Wingdings" w:hAnsi="Wingdings" w:hint="default"/>
-        <w:sz w:val="20"/>
-      </w:rPr>
-    </w:lvl>
-    <w:lvl w:ilvl="6" w:tentative="1">
-      <w:start w:val="1"/>
-      <w:numFmt w:val="bullet"/>
-      <w:lvlText w:val=""/>
-      <w:lvlJc w:val="left"/>
-      <w:pPr>
-        <w:tabs>
-          <w:tab w:val="num" w:pos="5040"/>
-        </w:tabs>
-        <w:ind w:left="5040" w:hanging="360"/>
-      </w:pPr>
-      <w:rPr>
-        <w:rFonts w:ascii="Wingdings" w:hAnsi="Wingdings" w:hint="default"/>
-        <w:sz w:val="20"/>
-      </w:rPr>
-    </w:lvl>
-    <w:lvl w:ilvl="7" w:tentative="1">
-      <w:start w:val="1"/>
-      <w:numFmt w:val="bullet"/>
-      <w:lvlText w:val=""/>
-      <w:lvlJc w:val="left"/>
-      <w:pPr>
-        <w:tabs>
-          <w:tab w:val="num" w:pos="5760"/>
-        </w:tabs>
-        <w:ind w:left="5760" w:hanging="360"/>
-      </w:pPr>
-      <w:rPr>
-        <w:rFonts w:ascii="Wingdings" w:hAnsi="Wingdings" w:hint="default"/>
-        <w:sz w:val="20"/>
-      </w:rPr>
-    </w:lvl>
-    <w:lvl w:ilvl="8" w:tentative="1">
-      <w:start w:val="1"/>
-      <w:numFmt w:val="bullet"/>
-      <w:lvlText w:val=""/>
-      <w:lvlJc w:val="left"/>
-      <w:pPr>
-        <w:tabs>
-          <w:tab w:val="num" w:pos="6480"/>
-        </w:tabs>
-        <w:ind w:left="6480" w:hanging="360"/>
-      </w:pPr>
-      <w:rPr>
-        <w:rFonts w:ascii="Wingdings" w:hAnsi="Wingdings" w:hint="default"/>
-        <w:sz w:val="20"/>
-      </w:rPr>
-    </w:lvl>
-  </w:abstractNum>
-  <w:abstractNum w:abstractNumId="44" w15:restartNumberingAfterBreak="0">
+  <w:abstractNum w:abstractNumId="39" w15:restartNumberingAfterBreak="0">
     <w:nsid w:val="688C0923"/>
     <w:multiLevelType w:val="multilevel"/>
     <w:tmpl w:val="68C25F4E"/>
@@ -17967,7 +17234,7 @@
       </w:rPr>
     </w:lvl>
   </w:abstractNum>
-  <w:abstractNum w:abstractNumId="45" w15:restartNumberingAfterBreak="0">
+  <w:abstractNum w:abstractNumId="40" w15:restartNumberingAfterBreak="0">
     <w:nsid w:val="698F6967"/>
     <w:multiLevelType w:val="multilevel"/>
     <w:tmpl w:val="B83EC37E"/>
@@ -18116,7 +17383,7 @@
       </w:rPr>
     </w:lvl>
   </w:abstractNum>
-  <w:abstractNum w:abstractNumId="46" w15:restartNumberingAfterBreak="0">
+  <w:abstractNum w:abstractNumId="41" w15:restartNumberingAfterBreak="0">
     <w:nsid w:val="6B817C9F"/>
     <w:multiLevelType w:val="multilevel"/>
     <w:tmpl w:val="42FC23C0"/>
@@ -18265,7 +17532,7 @@
       </w:rPr>
     </w:lvl>
   </w:abstractNum>
-  <w:abstractNum w:abstractNumId="47" w15:restartNumberingAfterBreak="0">
+  <w:abstractNum w:abstractNumId="42" w15:restartNumberingAfterBreak="0">
     <w:nsid w:val="6EAA4539"/>
     <w:multiLevelType w:val="multilevel"/>
     <w:tmpl w:val="A2B0BD64"/>
@@ -18414,7 +17681,7 @@
       </w:rPr>
     </w:lvl>
   </w:abstractNum>
-  <w:abstractNum w:abstractNumId="48" w15:restartNumberingAfterBreak="0">
+  <w:abstractNum w:abstractNumId="43" w15:restartNumberingAfterBreak="0">
     <w:nsid w:val="70DE52FB"/>
     <w:multiLevelType w:val="multilevel"/>
     <w:tmpl w:val="65AA9172"/>
@@ -18563,305 +17830,7 @@
       </w:rPr>
     </w:lvl>
   </w:abstractNum>
-  <w:abstractNum w:abstractNumId="49" w15:restartNumberingAfterBreak="0">
-    <w:nsid w:val="711A3ED5"/>
-    <w:multiLevelType w:val="multilevel"/>
-    <w:tmpl w:val="5CC085CC"/>
-    <w:lvl w:ilvl="0">
-      <w:start w:val="1"/>
-      <w:numFmt w:val="bullet"/>
-      <w:lvlText w:val=""/>
-      <w:lvlJc w:val="left"/>
-      <w:pPr>
-        <w:tabs>
-          <w:tab w:val="num" w:pos="720"/>
-        </w:tabs>
-        <w:ind w:left="720" w:hanging="360"/>
-      </w:pPr>
-      <w:rPr>
-        <w:rFonts w:ascii="Symbol" w:hAnsi="Symbol" w:hint="default"/>
-        <w:sz w:val="20"/>
-      </w:rPr>
-    </w:lvl>
-    <w:lvl w:ilvl="1" w:tentative="1">
-      <w:start w:val="1"/>
-      <w:numFmt w:val="bullet"/>
-      <w:lvlText w:val="o"/>
-      <w:lvlJc w:val="left"/>
-      <w:pPr>
-        <w:tabs>
-          <w:tab w:val="num" w:pos="1440"/>
-        </w:tabs>
-        <w:ind w:left="1440" w:hanging="360"/>
-      </w:pPr>
-      <w:rPr>
-        <w:rFonts w:ascii="Courier New" w:hAnsi="Courier New" w:hint="default"/>
-        <w:sz w:val="20"/>
-      </w:rPr>
-    </w:lvl>
-    <w:lvl w:ilvl="2" w:tentative="1">
-      <w:start w:val="1"/>
-      <w:numFmt w:val="bullet"/>
-      <w:lvlText w:val=""/>
-      <w:lvlJc w:val="left"/>
-      <w:pPr>
-        <w:tabs>
-          <w:tab w:val="num" w:pos="2160"/>
-        </w:tabs>
-        <w:ind w:left="2160" w:hanging="360"/>
-      </w:pPr>
-      <w:rPr>
-        <w:rFonts w:ascii="Wingdings" w:hAnsi="Wingdings" w:hint="default"/>
-        <w:sz w:val="20"/>
-      </w:rPr>
-    </w:lvl>
-    <w:lvl w:ilvl="3" w:tentative="1">
-      <w:start w:val="1"/>
-      <w:numFmt w:val="bullet"/>
-      <w:lvlText w:val=""/>
-      <w:lvlJc w:val="left"/>
-      <w:pPr>
-        <w:tabs>
-          <w:tab w:val="num" w:pos="2880"/>
-        </w:tabs>
-        <w:ind w:left="2880" w:hanging="360"/>
-      </w:pPr>
-      <w:rPr>
-        <w:rFonts w:ascii="Wingdings" w:hAnsi="Wingdings" w:hint="default"/>
-        <w:sz w:val="20"/>
-      </w:rPr>
-    </w:lvl>
-    <w:lvl w:ilvl="4" w:tentative="1">
-      <w:start w:val="1"/>
-      <w:numFmt w:val="bullet"/>
-      <w:lvlText w:val=""/>
-      <w:lvlJc w:val="left"/>
-      <w:pPr>
-        <w:tabs>
-          <w:tab w:val="num" w:pos="3600"/>
-        </w:tabs>
-        <w:ind w:left="3600" w:hanging="360"/>
-      </w:pPr>
-      <w:rPr>
-        <w:rFonts w:ascii="Wingdings" w:hAnsi="Wingdings" w:hint="default"/>
-        <w:sz w:val="20"/>
-      </w:rPr>
-    </w:lvl>
-    <w:lvl w:ilvl="5" w:tentative="1">
-      <w:start w:val="1"/>
-      <w:numFmt w:val="bullet"/>
-      <w:lvlText w:val=""/>
-      <w:lvlJc w:val="left"/>
-      <w:pPr>
-        <w:tabs>
-          <w:tab w:val="num" w:pos="4320"/>
-        </w:tabs>
-        <w:ind w:left="4320" w:hanging="360"/>
-      </w:pPr>
-      <w:rPr>
-        <w:rFonts w:ascii="Wingdings" w:hAnsi="Wingdings" w:hint="default"/>
-        <w:sz w:val="20"/>
-      </w:rPr>
-    </w:lvl>
-    <w:lvl w:ilvl="6" w:tentative="1">
-      <w:start w:val="1"/>
-      <w:numFmt w:val="bullet"/>
-      <w:lvlText w:val=""/>
-      <w:lvlJc w:val="left"/>
-      <w:pPr>
-        <w:tabs>
-          <w:tab w:val="num" w:pos="5040"/>
-        </w:tabs>
-        <w:ind w:left="5040" w:hanging="360"/>
-      </w:pPr>
-      <w:rPr>
-        <w:rFonts w:ascii="Wingdings" w:hAnsi="Wingdings" w:hint="default"/>
-        <w:sz w:val="20"/>
-      </w:rPr>
-    </w:lvl>
-    <w:lvl w:ilvl="7" w:tentative="1">
-      <w:start w:val="1"/>
-      <w:numFmt w:val="bullet"/>
-      <w:lvlText w:val=""/>
-      <w:lvlJc w:val="left"/>
-      <w:pPr>
-        <w:tabs>
-          <w:tab w:val="num" w:pos="5760"/>
-        </w:tabs>
-        <w:ind w:left="5760" w:hanging="360"/>
-      </w:pPr>
-      <w:rPr>
-        <w:rFonts w:ascii="Wingdings" w:hAnsi="Wingdings" w:hint="default"/>
-        <w:sz w:val="20"/>
-      </w:rPr>
-    </w:lvl>
-    <w:lvl w:ilvl="8" w:tentative="1">
-      <w:start w:val="1"/>
-      <w:numFmt w:val="bullet"/>
-      <w:lvlText w:val=""/>
-      <w:lvlJc w:val="left"/>
-      <w:pPr>
-        <w:tabs>
-          <w:tab w:val="num" w:pos="6480"/>
-        </w:tabs>
-        <w:ind w:left="6480" w:hanging="360"/>
-      </w:pPr>
-      <w:rPr>
-        <w:rFonts w:ascii="Wingdings" w:hAnsi="Wingdings" w:hint="default"/>
-        <w:sz w:val="20"/>
-      </w:rPr>
-    </w:lvl>
-  </w:abstractNum>
-  <w:abstractNum w:abstractNumId="50" w15:restartNumberingAfterBreak="0">
-    <w:nsid w:val="714C40B9"/>
-    <w:multiLevelType w:val="multilevel"/>
-    <w:tmpl w:val="95485A7C"/>
-    <w:lvl w:ilvl="0">
-      <w:start w:val="1"/>
-      <w:numFmt w:val="bullet"/>
-      <w:lvlText w:val=""/>
-      <w:lvlJc w:val="left"/>
-      <w:pPr>
-        <w:tabs>
-          <w:tab w:val="num" w:pos="720"/>
-        </w:tabs>
-        <w:ind w:left="720" w:hanging="360"/>
-      </w:pPr>
-      <w:rPr>
-        <w:rFonts w:ascii="Symbol" w:hAnsi="Symbol" w:hint="default"/>
-        <w:sz w:val="20"/>
-      </w:rPr>
-    </w:lvl>
-    <w:lvl w:ilvl="1" w:tentative="1">
-      <w:start w:val="1"/>
-      <w:numFmt w:val="bullet"/>
-      <w:lvlText w:val="o"/>
-      <w:lvlJc w:val="left"/>
-      <w:pPr>
-        <w:tabs>
-          <w:tab w:val="num" w:pos="1440"/>
-        </w:tabs>
-        <w:ind w:left="1440" w:hanging="360"/>
-      </w:pPr>
-      <w:rPr>
-        <w:rFonts w:ascii="Courier New" w:hAnsi="Courier New" w:hint="default"/>
-        <w:sz w:val="20"/>
-      </w:rPr>
-    </w:lvl>
-    <w:lvl w:ilvl="2" w:tentative="1">
-      <w:start w:val="1"/>
-      <w:numFmt w:val="bullet"/>
-      <w:lvlText w:val=""/>
-      <w:lvlJc w:val="left"/>
-      <w:pPr>
-        <w:tabs>
-          <w:tab w:val="num" w:pos="2160"/>
-        </w:tabs>
-        <w:ind w:left="2160" w:hanging="360"/>
-      </w:pPr>
-      <w:rPr>
-        <w:rFonts w:ascii="Wingdings" w:hAnsi="Wingdings" w:hint="default"/>
-        <w:sz w:val="20"/>
-      </w:rPr>
-    </w:lvl>
-    <w:lvl w:ilvl="3" w:tentative="1">
-      <w:start w:val="1"/>
-      <w:numFmt w:val="bullet"/>
-      <w:lvlText w:val=""/>
-      <w:lvlJc w:val="left"/>
-      <w:pPr>
-        <w:tabs>
-          <w:tab w:val="num" w:pos="2880"/>
-        </w:tabs>
-        <w:ind w:left="2880" w:hanging="360"/>
-      </w:pPr>
-      <w:rPr>
-        <w:rFonts w:ascii="Wingdings" w:hAnsi="Wingdings" w:hint="default"/>
-        <w:sz w:val="20"/>
-      </w:rPr>
-    </w:lvl>
-    <w:lvl w:ilvl="4" w:tentative="1">
-      <w:start w:val="1"/>
-      <w:numFmt w:val="bullet"/>
-      <w:lvlText w:val=""/>
-      <w:lvlJc w:val="left"/>
-      <w:pPr>
-        <w:tabs>
-          <w:tab w:val="num" w:pos="3600"/>
-        </w:tabs>
-        <w:ind w:left="3600" w:hanging="360"/>
-      </w:pPr>
-      <w:rPr>
-        <w:rFonts w:ascii="Wingdings" w:hAnsi="Wingdings" w:hint="default"/>
-        <w:sz w:val="20"/>
-      </w:rPr>
-    </w:lvl>
-    <w:lvl w:ilvl="5" w:tentative="1">
-      <w:start w:val="1"/>
-      <w:numFmt w:val="bullet"/>
-      <w:lvlText w:val=""/>
-      <w:lvlJc w:val="left"/>
-      <w:pPr>
-        <w:tabs>
-          <w:tab w:val="num" w:pos="4320"/>
-        </w:tabs>
-        <w:ind w:left="4320" w:hanging="360"/>
-      </w:pPr>
-      <w:rPr>
-        <w:rFonts w:ascii="Wingdings" w:hAnsi="Wingdings" w:hint="default"/>
-        <w:sz w:val="20"/>
-      </w:rPr>
-    </w:lvl>
-    <w:lvl w:ilvl="6" w:tentative="1">
-      <w:start w:val="1"/>
-      <w:numFmt w:val="bullet"/>
-      <w:lvlText w:val=""/>
-      <w:lvlJc w:val="left"/>
-      <w:pPr>
-        <w:tabs>
-          <w:tab w:val="num" w:pos="5040"/>
-        </w:tabs>
-        <w:ind w:left="5040" w:hanging="360"/>
-      </w:pPr>
-      <w:rPr>
-        <w:rFonts w:ascii="Wingdings" w:hAnsi="Wingdings" w:hint="default"/>
-        <w:sz w:val="20"/>
-      </w:rPr>
-    </w:lvl>
-    <w:lvl w:ilvl="7" w:tentative="1">
-      <w:start w:val="1"/>
-      <w:numFmt w:val="bullet"/>
-      <w:lvlText w:val=""/>
-      <w:lvlJc w:val="left"/>
-      <w:pPr>
-        <w:tabs>
-          <w:tab w:val="num" w:pos="5760"/>
-        </w:tabs>
-        <w:ind w:left="5760" w:hanging="360"/>
-      </w:pPr>
-      <w:rPr>
-        <w:rFonts w:ascii="Wingdings" w:hAnsi="Wingdings" w:hint="default"/>
-        <w:sz w:val="20"/>
-      </w:rPr>
-    </w:lvl>
-    <w:lvl w:ilvl="8" w:tentative="1">
-      <w:start w:val="1"/>
-      <w:numFmt w:val="bullet"/>
-      <w:lvlText w:val=""/>
-      <w:lvlJc w:val="left"/>
-      <w:pPr>
-        <w:tabs>
-          <w:tab w:val="num" w:pos="6480"/>
-        </w:tabs>
-        <w:ind w:left="6480" w:hanging="360"/>
-      </w:pPr>
-      <w:rPr>
-        <w:rFonts w:ascii="Wingdings" w:hAnsi="Wingdings" w:hint="default"/>
-        <w:sz w:val="20"/>
-      </w:rPr>
-    </w:lvl>
-  </w:abstractNum>
-  <w:abstractNum w:abstractNumId="51" w15:restartNumberingAfterBreak="0">
+  <w:abstractNum w:abstractNumId="44" w15:restartNumberingAfterBreak="0">
     <w:nsid w:val="74040423"/>
     <w:multiLevelType w:val="multilevel"/>
     <w:tmpl w:val="AD202584"/>
@@ -19010,7 +17979,7 @@
       </w:rPr>
     </w:lvl>
   </w:abstractNum>
-  <w:abstractNum w:abstractNumId="52" w15:restartNumberingAfterBreak="0">
+  <w:abstractNum w:abstractNumId="45" w15:restartNumberingAfterBreak="0">
     <w:nsid w:val="742E5A88"/>
     <w:multiLevelType w:val="multilevel"/>
     <w:tmpl w:val="C7F6C040"/>
@@ -19159,7 +18128,7 @@
       </w:rPr>
     </w:lvl>
   </w:abstractNum>
-  <w:abstractNum w:abstractNumId="53" w15:restartNumberingAfterBreak="0">
+  <w:abstractNum w:abstractNumId="46" w15:restartNumberingAfterBreak="0">
     <w:nsid w:val="75435255"/>
     <w:multiLevelType w:val="multilevel"/>
     <w:tmpl w:val="7FFA1FAA"/>
@@ -19308,7 +18277,7 @@
       </w:rPr>
     </w:lvl>
   </w:abstractNum>
-  <w:abstractNum w:abstractNumId="54" w15:restartNumberingAfterBreak="0">
+  <w:abstractNum w:abstractNumId="47" w15:restartNumberingAfterBreak="0">
     <w:nsid w:val="7649298E"/>
     <w:multiLevelType w:val="multilevel"/>
     <w:tmpl w:val="B41E6442"/>
@@ -19457,7 +18426,7 @@
       </w:rPr>
     </w:lvl>
   </w:abstractNum>
-  <w:abstractNum w:abstractNumId="55" w15:restartNumberingAfterBreak="0">
+  <w:abstractNum w:abstractNumId="48" w15:restartNumberingAfterBreak="0">
     <w:nsid w:val="791F652D"/>
     <w:multiLevelType w:val="multilevel"/>
     <w:tmpl w:val="82AA2502"/>
@@ -19606,7 +18575,7 @@
       </w:rPr>
     </w:lvl>
   </w:abstractNum>
-  <w:abstractNum w:abstractNumId="56" w15:restartNumberingAfterBreak="0">
+  <w:abstractNum w:abstractNumId="49" w15:restartNumberingAfterBreak="0">
     <w:nsid w:val="7E0670A3"/>
     <w:multiLevelType w:val="multilevel"/>
     <w:tmpl w:val="B70A720C"/>
@@ -19755,177 +18724,157 @@
       </w:rPr>
     </w:lvl>
   </w:abstractNum>
-  <w:num w:numId="1" w16cid:durableId="1923485502">
+  <w:num w:numId="1" w16cid:durableId="363362218">
+    <w:abstractNumId w:val="43"/>
+  </w:num>
+  <w:num w:numId="2" w16cid:durableId="1520587221">
+    <w:abstractNumId w:val="1"/>
+  </w:num>
+  <w:num w:numId="3" w16cid:durableId="1915355358">
+    <w:abstractNumId w:val="16"/>
+  </w:num>
+  <w:num w:numId="4" w16cid:durableId="1645353045">
+    <w:abstractNumId w:val="41"/>
+  </w:num>
+  <w:num w:numId="5" w16cid:durableId="511340923">
+    <w:abstractNumId w:val="11"/>
+  </w:num>
+  <w:num w:numId="6" w16cid:durableId="1577746239">
+    <w:abstractNumId w:val="33"/>
+  </w:num>
+  <w:num w:numId="7" w16cid:durableId="1494224213">
+    <w:abstractNumId w:val="26"/>
+  </w:num>
+  <w:num w:numId="8" w16cid:durableId="1021512525">
+    <w:abstractNumId w:val="7"/>
+  </w:num>
+  <w:num w:numId="9" w16cid:durableId="458303788">
+    <w:abstractNumId w:val="14"/>
+  </w:num>
+  <w:num w:numId="10" w16cid:durableId="917204247">
+    <w:abstractNumId w:val="0"/>
+  </w:num>
+  <w:num w:numId="11" w16cid:durableId="1524248470">
+    <w:abstractNumId w:val="22"/>
+  </w:num>
+  <w:num w:numId="12" w16cid:durableId="998114285">
+    <w:abstractNumId w:val="31"/>
+  </w:num>
+  <w:num w:numId="13" w16cid:durableId="777337663">
+    <w:abstractNumId w:val="30"/>
+  </w:num>
+  <w:num w:numId="14" w16cid:durableId="2146653970">
+    <w:abstractNumId w:val="15"/>
+  </w:num>
+  <w:num w:numId="15" w16cid:durableId="489177744">
+    <w:abstractNumId w:val="13"/>
+  </w:num>
+  <w:num w:numId="16" w16cid:durableId="129640051">
+    <w:abstractNumId w:val="48"/>
+  </w:num>
+  <w:num w:numId="17" w16cid:durableId="1640957280">
+    <w:abstractNumId w:val="19"/>
+  </w:num>
+  <w:num w:numId="18" w16cid:durableId="1326204498">
+    <w:abstractNumId w:val="47"/>
+  </w:num>
+  <w:num w:numId="19" w16cid:durableId="487866678">
+    <w:abstractNumId w:val="40"/>
+  </w:num>
+  <w:num w:numId="20" w16cid:durableId="52048589">
+    <w:abstractNumId w:val="45"/>
+  </w:num>
+  <w:num w:numId="21" w16cid:durableId="81267082">
+    <w:abstractNumId w:val="4"/>
+  </w:num>
+  <w:num w:numId="22" w16cid:durableId="1478720615">
+    <w:abstractNumId w:val="36"/>
+  </w:num>
+  <w:num w:numId="23" w16cid:durableId="2053382457">
+    <w:abstractNumId w:val="25"/>
+  </w:num>
+  <w:num w:numId="24" w16cid:durableId="1931347365">
+    <w:abstractNumId w:val="17"/>
+  </w:num>
+  <w:num w:numId="25" w16cid:durableId="710418385">
+    <w:abstractNumId w:val="24"/>
+  </w:num>
+  <w:num w:numId="26" w16cid:durableId="906308213">
+    <w:abstractNumId w:val="23"/>
+  </w:num>
+  <w:num w:numId="27" w16cid:durableId="73208439">
+    <w:abstractNumId w:val="46"/>
+  </w:num>
+  <w:num w:numId="28" w16cid:durableId="174271601">
+    <w:abstractNumId w:val="5"/>
+  </w:num>
+  <w:num w:numId="29" w16cid:durableId="997424101">
+    <w:abstractNumId w:val="18"/>
+  </w:num>
+  <w:num w:numId="30" w16cid:durableId="1802651244">
+    <w:abstractNumId w:val="37"/>
+  </w:num>
+  <w:num w:numId="31" w16cid:durableId="1093815839">
+    <w:abstractNumId w:val="29"/>
+  </w:num>
+  <w:num w:numId="32" w16cid:durableId="1217548099">
+    <w:abstractNumId w:val="8"/>
+  </w:num>
+  <w:num w:numId="33" w16cid:durableId="654995198">
+    <w:abstractNumId w:val="6"/>
+  </w:num>
+  <w:num w:numId="34" w16cid:durableId="1332679076">
+    <w:abstractNumId w:val="35"/>
+  </w:num>
+  <w:num w:numId="35" w16cid:durableId="359362589">
+    <w:abstractNumId w:val="9"/>
+  </w:num>
+  <w:num w:numId="36" w16cid:durableId="702242347">
+    <w:abstractNumId w:val="32"/>
+  </w:num>
+  <w:num w:numId="37" w16cid:durableId="732388493">
+    <w:abstractNumId w:val="27"/>
+  </w:num>
+  <w:num w:numId="38" w16cid:durableId="1254825274">
+    <w:abstractNumId w:val="49"/>
+  </w:num>
+  <w:num w:numId="39" w16cid:durableId="531918180">
+    <w:abstractNumId w:val="34"/>
+  </w:num>
+  <w:num w:numId="40" w16cid:durableId="1743672035">
+    <w:abstractNumId w:val="38"/>
+  </w:num>
+  <w:num w:numId="41" w16cid:durableId="1211842323">
+    <w:abstractNumId w:val="3"/>
+  </w:num>
+  <w:num w:numId="42" w16cid:durableId="175004221">
+    <w:abstractNumId w:val="42"/>
+  </w:num>
+  <w:num w:numId="43" w16cid:durableId="1036080814">
+    <w:abstractNumId w:val="2"/>
+  </w:num>
+  <w:num w:numId="44" w16cid:durableId="1886604452">
+    <w:abstractNumId w:val="12"/>
+  </w:num>
+  <w:num w:numId="45" w16cid:durableId="1567959318">
+    <w:abstractNumId w:val="44"/>
+  </w:num>
+  <w:num w:numId="46" w16cid:durableId="1807622373">
     <w:abstractNumId w:val="28"/>
   </w:num>
-  <w:num w:numId="2" w16cid:durableId="1069379981">
-    <w:abstractNumId w:val="43"/>
+  <w:num w:numId="47" w16cid:durableId="752969636">
+    <w:abstractNumId w:val="20"/>
   </w:num>
-  <w:num w:numId="3" w16cid:durableId="166793656">
-    <w:abstractNumId w:val="1"/>
-  </w:num>
-  <w:num w:numId="4" w16cid:durableId="363362218">
-    <w:abstractNumId w:val="48"/>
-  </w:num>
-  <w:num w:numId="5" w16cid:durableId="1520587221">
-    <w:abstractNumId w:val="3"/>
-  </w:num>
-  <w:num w:numId="6" w16cid:durableId="1915355358">
-    <w:abstractNumId w:val="18"/>
-  </w:num>
-  <w:num w:numId="7" w16cid:durableId="1645353045">
-    <w:abstractNumId w:val="46"/>
-  </w:num>
-  <w:num w:numId="8" w16cid:durableId="511340923">
-    <w:abstractNumId w:val="13"/>
-  </w:num>
-  <w:num w:numId="9" w16cid:durableId="1577746239">
-    <w:abstractNumId w:val="37"/>
-  </w:num>
-  <w:num w:numId="10" w16cid:durableId="1427379898">
-    <w:abstractNumId w:val="35"/>
-  </w:num>
-  <w:num w:numId="11" w16cid:durableId="1494224213">
-    <w:abstractNumId w:val="29"/>
-  </w:num>
-  <w:num w:numId="12" w16cid:durableId="1021512525">
-    <w:abstractNumId w:val="9"/>
-  </w:num>
-  <w:num w:numId="13" w16cid:durableId="458303788">
-    <w:abstractNumId w:val="16"/>
-  </w:num>
-  <w:num w:numId="14" w16cid:durableId="917204247">
-    <w:abstractNumId w:val="2"/>
-  </w:num>
-  <w:num w:numId="15" w16cid:durableId="1524248470">
-    <w:abstractNumId w:val="24"/>
-  </w:num>
-  <w:num w:numId="16" w16cid:durableId="998114285">
-    <w:abstractNumId w:val="34"/>
-  </w:num>
-  <w:num w:numId="17" w16cid:durableId="777337663">
-    <w:abstractNumId w:val="33"/>
-  </w:num>
-  <w:num w:numId="18" w16cid:durableId="2146653970">
-    <w:abstractNumId w:val="17"/>
-  </w:num>
-  <w:num w:numId="19" w16cid:durableId="489177744">
-    <w:abstractNumId w:val="15"/>
-  </w:num>
-  <w:num w:numId="20" w16cid:durableId="129640051">
-    <w:abstractNumId w:val="55"/>
-  </w:num>
-  <w:num w:numId="21" w16cid:durableId="1640957280">
+  <w:num w:numId="48" w16cid:durableId="1729379701">
     <w:abstractNumId w:val="21"/>
   </w:num>
-  <w:num w:numId="22" w16cid:durableId="1326204498">
-    <w:abstractNumId w:val="54"/>
+  <w:num w:numId="49" w16cid:durableId="1389456595">
+    <w:abstractNumId w:val="39"/>
   </w:num>
-  <w:num w:numId="23" w16cid:durableId="487866678">
-    <w:abstractNumId w:val="45"/>
-  </w:num>
-  <w:num w:numId="24" w16cid:durableId="52048589">
-    <w:abstractNumId w:val="52"/>
-  </w:num>
-  <w:num w:numId="25" w16cid:durableId="81267082">
-    <w:abstractNumId w:val="6"/>
-  </w:num>
-  <w:num w:numId="26" w16cid:durableId="1478720615">
-    <w:abstractNumId w:val="40"/>
-  </w:num>
-  <w:num w:numId="27" w16cid:durableId="2053382457">
-    <w:abstractNumId w:val="27"/>
-  </w:num>
-  <w:num w:numId="28" w16cid:durableId="1931347365">
-    <w:abstractNumId w:val="19"/>
-  </w:num>
-  <w:num w:numId="29" w16cid:durableId="710418385">
-    <w:abstractNumId w:val="26"/>
-  </w:num>
-  <w:num w:numId="30" w16cid:durableId="906308213">
-    <w:abstractNumId w:val="25"/>
-  </w:num>
-  <w:num w:numId="31" w16cid:durableId="73208439">
-    <w:abstractNumId w:val="53"/>
-  </w:num>
-  <w:num w:numId="32" w16cid:durableId="174271601">
-    <w:abstractNumId w:val="7"/>
-  </w:num>
-  <w:num w:numId="33" w16cid:durableId="997424101">
-    <w:abstractNumId w:val="20"/>
-  </w:num>
-  <w:num w:numId="34" w16cid:durableId="1802651244">
-    <w:abstractNumId w:val="41"/>
-  </w:num>
-  <w:num w:numId="35" w16cid:durableId="1093815839">
-    <w:abstractNumId w:val="32"/>
-  </w:num>
-  <w:num w:numId="36" w16cid:durableId="1217548099">
+  <w:num w:numId="50" w16cid:durableId="764544490">
     <w:abstractNumId w:val="10"/>
   </w:num>
-  <w:num w:numId="37" w16cid:durableId="654995198">
-    <w:abstractNumId w:val="8"/>
-  </w:num>
-  <w:num w:numId="38" w16cid:durableId="1332679076">
-    <w:abstractNumId w:val="39"/>
-  </w:num>
-  <w:num w:numId="39" w16cid:durableId="558906882">
-    <w:abstractNumId w:val="49"/>
-  </w:num>
-  <w:num w:numId="40" w16cid:durableId="1325815923">
-    <w:abstractNumId w:val="0"/>
-  </w:num>
-  <w:num w:numId="41" w16cid:durableId="1705329150">
-    <w:abstractNumId w:val="50"/>
-  </w:num>
-  <w:num w:numId="42" w16cid:durableId="359362589">
-    <w:abstractNumId w:val="11"/>
-  </w:num>
-  <w:num w:numId="43" w16cid:durableId="702242347">
-    <w:abstractNumId w:val="36"/>
-  </w:num>
-  <w:num w:numId="44" w16cid:durableId="732388493">
-    <w:abstractNumId w:val="30"/>
-  </w:num>
-  <w:num w:numId="45" w16cid:durableId="1254825274">
-    <w:abstractNumId w:val="56"/>
-  </w:num>
-  <w:num w:numId="46" w16cid:durableId="531918180">
-    <w:abstractNumId w:val="38"/>
-  </w:num>
-  <w:num w:numId="47" w16cid:durableId="1743672035">
-    <w:abstractNumId w:val="42"/>
-  </w:num>
-  <w:num w:numId="48" w16cid:durableId="1211842323">
-    <w:abstractNumId w:val="5"/>
-  </w:num>
-  <w:num w:numId="49" w16cid:durableId="175004221">
-    <w:abstractNumId w:val="47"/>
-  </w:num>
-  <w:num w:numId="50" w16cid:durableId="1036080814">
-    <w:abstractNumId w:val="4"/>
-  </w:num>
-  <w:num w:numId="51" w16cid:durableId="1886604452">
-    <w:abstractNumId w:val="14"/>
-  </w:num>
-  <w:num w:numId="52" w16cid:durableId="1567959318">
-    <w:abstractNumId w:val="51"/>
-  </w:num>
-  <w:num w:numId="53" w16cid:durableId="1807622373">
-    <w:abstractNumId w:val="31"/>
-  </w:num>
-  <w:num w:numId="54" w16cid:durableId="752969636">
-    <w:abstractNumId w:val="22"/>
-  </w:num>
-  <w:num w:numId="55" w16cid:durableId="1729379701">
-    <w:abstractNumId w:val="23"/>
-  </w:num>
-  <w:num w:numId="56" w16cid:durableId="1389456595">
-    <w:abstractNumId w:val="44"/>
-  </w:num>
-  <w:num w:numId="57" w16cid:durableId="764544490">
-    <w:abstractNumId w:val="12"/>
-  </w:num>
+  <w:numIdMacAtCleanup w:val="50"/>
 </w:numbering>
 </file>
 
